--- a/docs/DEALSTAGE_DIGITAL_CONTENT_PLAN.docx
+++ b/docs/DEALSTAGE_DIGITAL_CONTENT_PLAN.docx
@@ -24112,8 +24112,1456 @@
         <w:t xml:space="preserve">Classification: Internal Strategy — For Production Partners, Brand Partners, and Investors</w:t>
       </w:r>
     </w:p>
+    <w:p>
+      <w:r>
+        <w:pict>
+          <v:rect style="width:0;height:1.5pt" o:hralign="center" o:hrstd="t" o:hr="t"/>
+        </w:pict>
+      </w:r>
+    </w:p>
     <w:bookmarkEnd w:id="174"/>
     <w:bookmarkEnd w:id="175"/>
+    <w:bookmarkStart w:id="188" w:name="review-notes-and-updates"/>
+    <w:p>
+      <w:pPr>
+        <w:pStyle w:val="Heading1"/>
+      </w:pPr>
+      <w:r>
+        <w:t xml:space="preserve">REVIEW NOTES AND UPDATES</w:t>
+      </w:r>
+    </w:p>
+    <w:p>
+      <w:pPr>
+        <w:pStyle w:val="FirstParagraph"/>
+      </w:pPr>
+      <w:r>
+        <w:rPr>
+          <w:i/>
+          <w:iCs/>
+        </w:rPr>
+        <w:t xml:space="preserve">Appended by Business Analysis Review — March 2026</w:t>
+      </w:r>
+    </w:p>
+    <w:p>
+      <w:r>
+        <w:pict>
+          <v:rect style="width:0;height:1.5pt" o:hralign="center" o:hrstd="t" o:hr="t"/>
+        </w:pict>
+      </w:r>
+    </w:p>
+    <w:bookmarkStart w:id="176" w:name="gaps"/>
+    <w:p>
+      <w:pPr>
+        <w:pStyle w:val="Heading2"/>
+      </w:pPr>
+      <w:r>
+        <w:t xml:space="preserve">GAPS</w:t>
+      </w:r>
+    </w:p>
+    <w:p>
+      <w:pPr>
+        <w:pStyle w:val="FirstParagraph"/>
+      </w:pPr>
+      <w:r>
+        <w:rPr>
+          <w:b/>
+          <w:bCs/>
+        </w:rPr>
+        <w:t xml:space="preserve">GAP 1: Only 2 of 6 YouTube Series Covered</w:t>
+      </w:r>
+      <w:r>
+        <w:t xml:space="preserve"> </w:t>
+      </w:r>
+      <w:r>
+        <w:t xml:space="preserve">The document’s Table of Contents and body content primarily cover</w:t>
+      </w:r>
+      <w:r>
+        <w:t xml:space="preserve"> </w:t>
+      </w:r>
+      <w:r>
+        <w:t xml:space="preserve">“Deal Stage Contenders”</w:t>
+      </w:r>
+      <w:r>
+        <w:t xml:space="preserve"> </w:t>
+      </w:r>
+      <w:r>
+        <w:t xml:space="preserve">(YT-A) and</w:t>
+      </w:r>
+      <w:r>
+        <w:t xml:space="preserve"> </w:t>
+      </w:r>
+      <w:r>
+        <w:t xml:space="preserve">“Creator Economics”</w:t>
+      </w:r>
+      <w:r>
+        <w:t xml:space="preserve"> </w:t>
+      </w:r>
+      <w:r>
+        <w:t xml:space="preserve">(YT-C). YouTube Series B (The Pitch Room), D (Deal Stage Academy), E (The Blind Deal), and F (Behind the Brand) are not profiled with production budgets, episode formats, content calendars, or revenue projections. The document title implies comprehensive digital content planning but covers only a subset of the full YouTube strategy.</w:t>
+      </w:r>
+    </w:p>
+    <w:p>
+      <w:pPr>
+        <w:pStyle w:val="BodyText"/>
+      </w:pPr>
+      <w:r>
+        <w:rPr>
+          <w:b/>
+          <w:bCs/>
+        </w:rPr>
+        <w:t xml:space="preserve">GAP 2: Only 1 of 6 Podcasts Fully Profiled</w:t>
+      </w:r>
+      <w:r>
+        <w:t xml:space="preserve"> </w:t>
+      </w:r>
+      <w:r>
+        <w:t xml:space="preserve">“The Deal Stage Podcast”</w:t>
+      </w:r>
+      <w:r>
+        <w:t xml:space="preserve"> </w:t>
+      </w:r>
+      <w:r>
+        <w:t xml:space="preserve">(POD-A) receives a complete production plan including per-episode budget ($6,760), annual cost ($351,520), Year 1 revenue projections ($670K-$2.38M), and a full content calendar. Podcasts B through F are not addressed. If these are intended to be planned in a companion document, that document should be referenced here. If they are intended to be in this document, the 5 remaining podcasts represent a significant planning gap.</w:t>
+      </w:r>
+    </w:p>
+    <w:p>
+      <w:pPr>
+        <w:pStyle w:val="BodyText"/>
+      </w:pPr>
+      <w:r>
+        <w:rPr>
+          <w:b/>
+          <w:bCs/>
+        </w:rPr>
+        <w:t xml:space="preserve">GAP 3: TikTok Strategy Lacks Platform-Specific Detail</w:t>
+      </w:r>
+      <w:r>
+        <w:t xml:space="preserve"> </w:t>
+      </w:r>
+      <w:r>
+        <w:t xml:space="preserve">The content calendar references 6 TikTok clips per week distributed from YouTube episode content. However, TikTok as a standalone strategy is underdeveloped. TikTok’s algorithm, optimal video length (15-60 seconds), hashtag strategy, creator partnership opportunities on TikTok, and TikTok Shop integration (relevant for brand partners) are not addressed. Given that TikTok is a primary discovery platform for the creator economy audience, this gap is material.</w:t>
+      </w:r>
+    </w:p>
+    <w:p>
+      <w:pPr>
+        <w:pStyle w:val="BodyText"/>
+      </w:pPr>
+      <w:r>
+        <w:rPr>
+          <w:b/>
+          <w:bCs/>
+        </w:rPr>
+        <w:t xml:space="preserve">GAP 4: LinkedIn Strategy Mentioned But Not Developed</w:t>
+      </w:r>
+      <w:r>
+        <w:t xml:space="preserve"> </w:t>
+      </w:r>
+      <w:r>
+        <w:t xml:space="preserve">The content calendar includes</w:t>
+      </w:r>
+      <w:r>
+        <w:t xml:space="preserve"> </w:t>
+      </w:r>
+      <w:r>
+        <w:t xml:space="preserve">“LinkedIn professional posts”</w:t>
+      </w:r>
+      <w:r>
+        <w:t xml:space="preserve"> </w:t>
+      </w:r>
+      <w:r>
+        <w:t xml:space="preserve">as a weekly deliverable but the LinkedIn strategy is not developed. LinkedIn is DealStage’s B2B channel — it is where brand marketing executives (the Sarah Chen persona) and agency leaders (the Marcus Williams persona) spend their professional time. A LinkedIn strategy for DealStage should include: content types (case studies, deal data, industry reports), posting cadence, executive thought leadership from the DealStage team, and LinkedIn newsletter or event strategy.</w:t>
+      </w:r>
+    </w:p>
+    <w:p>
+      <w:pPr>
+        <w:pStyle w:val="BodyText"/>
+      </w:pPr>
+      <w:r>
+        <w:rPr>
+          <w:b/>
+          <w:bCs/>
+        </w:rPr>
+        <w:t xml:space="preserve">GAP 5: Instagram Strategy Absent</w:t>
+      </w:r>
+      <w:r>
+        <w:t xml:space="preserve"> </w:t>
+      </w:r>
+      <w:r>
+        <w:t xml:space="preserve">Instagram is not mentioned in the distribution strategy despite being a primary platform for creator economy content and brand partnership announcements. Reels, Stories, and the Instagram creator ecosystem are directly relevant to DealStage’s audience. This is a gap in the channel coverage.</w:t>
+      </w:r>
+    </w:p>
+    <w:p>
+      <w:pPr>
+        <w:pStyle w:val="BodyText"/>
+      </w:pPr>
+      <w:r>
+        <w:rPr>
+          <w:b/>
+          <w:bCs/>
+        </w:rPr>
+        <w:t xml:space="preserve">GAP 6: Conversion Rate Assumptions Not Quantified</w:t>
+      </w:r>
+      <w:r>
+        <w:t xml:space="preserve"> </w:t>
+      </w:r>
+      <w:r>
+        <w:t xml:space="preserve">The flywheel is described qualitatively — YouTube/TikTok content drives viewers to the platform, where they become users. However, the document does not state the assumed conversion rate from content viewer to platform trial user, or from trial user to paid subscriber. Without these numbers, the flywheel’s contribution to platform revenue cannot be calculated or tracked.</w:t>
+      </w:r>
+    </w:p>
+    <w:p>
+      <w:r>
+        <w:pict>
+          <v:rect style="width:0;height:1.5pt" o:hralign="center" o:hrstd="t" o:hr="t"/>
+        </w:pict>
+      </w:r>
+    </w:p>
+    <w:bookmarkEnd w:id="176"/>
+    <w:bookmarkStart w:id="177" w:name="inconsistencies"/>
+    <w:p>
+      <w:pPr>
+        <w:pStyle w:val="Heading2"/>
+      </w:pPr>
+      <w:r>
+        <w:t xml:space="preserve">INCONSISTENCIES</w:t>
+      </w:r>
+    </w:p>
+    <w:p>
+      <w:pPr>
+        <w:pStyle w:val="FirstParagraph"/>
+      </w:pPr>
+      <w:r>
+        <w:rPr>
+          <w:b/>
+          <w:bCs/>
+        </w:rPr>
+        <w:t xml:space="preserve">INCONSISTENCY 1: YouTube Revenue Model vs. Financial Models Document</w:t>
+      </w:r>
+      <w:r>
+        <w:t xml:space="preserve"> </w:t>
+      </w:r>
+      <w:r>
+        <w:t xml:space="preserve">The YouTube series Year 1 revenue projections (Low $731,900 / Base $1,396,900 / High $2,534,500) are internally consistent within this document. However, the Financial Models document uses different YouTube revenue assumptions in its platform revenue model. The two documents should use identical YouTube revenue figures. Before presenting to investors, confirm which document holds the canonical YouTube revenue projections.</w:t>
+      </w:r>
+      <w:r>
+        <w:t xml:space="preserve"> </w:t>
+      </w:r>
+      <w:r>
+        <w:t xml:space="preserve">FIX: Designate DEALSTAGE_DIGITAL_CONTENT_PLAN.md as the canonical source for content revenue projections and ensure FINANCIAL_MODELS_AND_PITCH_DECK.md references these figures.</w:t>
+      </w:r>
+    </w:p>
+    <w:p>
+      <w:pPr>
+        <w:pStyle w:val="BodyText"/>
+      </w:pPr>
+      <w:r>
+        <w:rPr>
+          <w:b/>
+          <w:bCs/>
+        </w:rPr>
+        <w:t xml:space="preserve">INCONSISTENCY 2: Podcast Episode Count —</w:t>
+      </w:r>
+      <w:r>
+        <w:rPr>
+          <w:b/>
+          <w:bCs/>
+        </w:rPr>
+        <w:t xml:space="preserve"> </w:t>
+      </w:r>
+      <w:r>
+        <w:rPr>
+          <w:b/>
+          <w:bCs/>
+        </w:rPr>
+        <w:t xml:space="preserve">“52 episodes”</w:t>
+      </w:r>
+      <w:r>
+        <w:rPr>
+          <w:b/>
+          <w:bCs/>
+        </w:rPr>
+        <w:t xml:space="preserve"> </w:t>
+      </w:r>
+      <w:r>
+        <w:rPr>
+          <w:b/>
+          <w:bCs/>
+        </w:rPr>
+        <w:t xml:space="preserve">vs Weekly Cadence</w:t>
+      </w:r>
+      <w:r>
+        <w:t xml:space="preserve"> </w:t>
+      </w:r>
+      <w:r>
+        <w:t xml:space="preserve">The podcast budget is calculated as $6,760/episode × 52 = $351,520, implying a weekly release cadence of 52 episodes per year. However, the content calendar section describes a production schedule that includes 2-week production cycles for some episodes (interview scheduling, editing), which implies a realistic cadence of 40-48 episodes in Year 1. The 52-episode budget may be overstated by 4-12 episodes.</w:t>
+      </w:r>
+      <w:r>
+        <w:t xml:space="preserve"> </w:t>
+      </w:r>
+      <w:r>
+        <w:t xml:space="preserve">FIX: Revise Year 1 episode count to 48 episodes (allowing for 4 holiday/break weeks) = $6,760 × 48 = $324,480 annual production cost, or confirm that 52 episodes per year is the committed cadence with adequate staffing.</w:t>
+      </w:r>
+    </w:p>
+    <w:p>
+      <w:pPr>
+        <w:pStyle w:val="BodyText"/>
+      </w:pPr>
+      <w:r>
+        <w:rPr>
+          <w:b/>
+          <w:bCs/>
+        </w:rPr>
+        <w:t xml:space="preserve">INCONSISTENCY 3:</w:t>
+      </w:r>
+      <w:r>
+        <w:rPr>
+          <w:b/>
+          <w:bCs/>
+        </w:rPr>
+        <w:t xml:space="preserve"> </w:t>
+      </w:r>
+      <w:r>
+        <w:rPr>
+          <w:b/>
+          <w:bCs/>
+        </w:rPr>
+        <w:t xml:space="preserve">“Deal Stage Contenders”</w:t>
+      </w:r>
+      <w:r>
+        <w:rPr>
+          <w:b/>
+          <w:bCs/>
+        </w:rPr>
+        <w:t xml:space="preserve"> </w:t>
+      </w:r>
+      <w:r>
+        <w:rPr>
+          <w:b/>
+          <w:bCs/>
+        </w:rPr>
+        <w:t xml:space="preserve">Format — Competition Clip Series vs Original Content</w:t>
+      </w:r>
+      <w:r>
+        <w:t xml:space="preserve"> </w:t>
+      </w:r>
+      <w:r>
+        <w:t xml:space="preserve">At several points the document describes</w:t>
+      </w:r>
+      <w:r>
+        <w:t xml:space="preserve"> </w:t>
+      </w:r>
+      <w:r>
+        <w:t xml:space="preserve">“Deal Stage Contenders”</w:t>
+      </w:r>
+      <w:r>
+        <w:t xml:space="preserve"> </w:t>
+      </w:r>
+      <w:r>
+        <w:t xml:space="preserve">as original digital content produced independently. At other points it describes the series as clips derived from the TV show. These are two different content strategies with different production budgets, timelines, and availability (the clip-based version cannot launch until the TV show is in production). The document should clearly define: Phase 1 (original digital-first content, pre-TV show) and Phase 2 (clip-based content derived from the TV show).</w:t>
+      </w:r>
+      <w:r>
+        <w:t xml:space="preserve"> </w:t>
+      </w:r>
+      <w:r>
+        <w:t xml:space="preserve">FIX: Add a clear phase definition:</w:t>
+      </w:r>
+      <w:r>
+        <w:t xml:space="preserve"> </w:t>
+      </w:r>
+      <w:r>
+        <w:t xml:space="preserve">“Deal Stage Contenders Season 1 is produced as original digital content independent of the TV show. Upon TV show production (Phase 2), Deal Stage Contenders transitions to a clip and behind-the-scenes format derived from TV production.”</w:t>
+      </w:r>
+    </w:p>
+    <w:p>
+      <w:r>
+        <w:pict>
+          <v:rect style="width:0;height:1.5pt" o:hralign="center" o:hrstd="t" o:hr="t"/>
+        </w:pict>
+      </w:r>
+    </w:p>
+    <w:bookmarkEnd w:id="177"/>
+    <w:bookmarkStart w:id="178" w:name="sections-needing-more-detail"/>
+    <w:p>
+      <w:pPr>
+        <w:pStyle w:val="Heading2"/>
+      </w:pPr>
+      <w:r>
+        <w:t xml:space="preserve">SECTIONS NEEDING MORE DETAIL</w:t>
+      </w:r>
+    </w:p>
+    <w:p>
+      <w:pPr>
+        <w:pStyle w:val="FirstParagraph"/>
+      </w:pPr>
+      <w:r>
+        <w:rPr>
+          <w:b/>
+          <w:bCs/>
+        </w:rPr>
+        <w:t xml:space="preserve">SECTION 1: The Flywheel — With Conversion Numbers</w:t>
+      </w:r>
+      <w:r>
+        <w:t xml:space="preserve"> </w:t>
+      </w:r>
+      <w:r>
+        <w:t xml:space="preserve">The flywheel section needs to be expanded with quantified conversion assumptions. Proposed addition:</w:t>
+      </w:r>
+      <w:r>
+        <w:t xml:space="preserve"> </w:t>
+      </w:r>
+      <w:r>
+        <w:t xml:space="preserve">“Every 100,000 YouTube views generates an estimated X platform trial signups at Y% conversion rate, resulting in Z paid subscribers at the platform’s average conversion rate of [X]%.”</w:t>
+      </w:r>
+      <w:r>
+        <w:t xml:space="preserve"> </w:t>
+      </w:r>
+      <w:r>
+        <w:t xml:space="preserve">These numbers may be estimates in Year 1, but they need to exist for the business case to be complete.</w:t>
+      </w:r>
+    </w:p>
+    <w:p>
+      <w:pPr>
+        <w:pStyle w:val="BodyText"/>
+      </w:pPr>
+      <w:r>
+        <w:rPr>
+          <w:b/>
+          <w:bCs/>
+        </w:rPr>
+        <w:t xml:space="preserve">SECTION 2: Brand Partner Integration in Digital Content</w:t>
+      </w:r>
+      <w:r>
+        <w:t xml:space="preserve"> </w:t>
+      </w:r>
+      <w:r>
+        <w:t xml:space="preserve">The document addresses brand partners in the context of the TV show extensively but does not fully develop the brand integration model for the YouTube series and podcast. Specifically: what brand integration formats are available in digital content (pre-roll, mid-roll, sponsored episodes, branded segments), what rates are charged, and how brand integrations in digital content relate to the TV show brand partner tiers (are Tier 1-3 TV show sponsors also entitled to digital content integration?).</w:t>
+      </w:r>
+    </w:p>
+    <w:p>
+      <w:pPr>
+        <w:pStyle w:val="BodyText"/>
+      </w:pPr>
+      <w:r>
+        <w:rPr>
+          <w:b/>
+          <w:bCs/>
+        </w:rPr>
+        <w:t xml:space="preserve">SECTION 3: Content Repurposing Workflow</w:t>
+      </w:r>
+      <w:r>
+        <w:t xml:space="preserve"> </w:t>
+      </w:r>
+      <w:r>
+        <w:t xml:space="preserve">The content calendar describes what content is produced and when it is published, but does not describe the repurposing workflow — how a full YouTube episode becomes 6 TikTok clips, 3 Shorts, 1 LinkedIn post, and 1 podcast clip. This workflow is critical for the content team’s capacity planning and should be documented as a standard operating procedure within this plan.</w:t>
+      </w:r>
+    </w:p>
+    <w:p>
+      <w:pPr>
+        <w:pStyle w:val="BodyText"/>
+      </w:pPr>
+      <w:r>
+        <w:rPr>
+          <w:b/>
+          <w:bCs/>
+        </w:rPr>
+        <w:t xml:space="preserve">SECTION 4: Creator Partnership and Co-Creation Strategy</w:t>
+      </w:r>
+      <w:r>
+        <w:t xml:space="preserve"> </w:t>
+      </w:r>
+      <w:r>
+        <w:t xml:space="preserve">DealStage’s platform users are creators. Involving platform users as guest creators, co-hosts, and featured subjects in the digital content is the most authentic marketing strategy available. The document touches on this but does not develop a formal creator partnership program: application criteria, compensation structure, exclusivity terms, and how featuring a creator in DealStage content relates to their platform subscription terms.</w:t>
+      </w:r>
+    </w:p>
+    <w:p>
+      <w:pPr>
+        <w:pStyle w:val="BodyText"/>
+      </w:pPr>
+      <w:r>
+        <w:rPr>
+          <w:b/>
+          <w:bCs/>
+        </w:rPr>
+        <w:t xml:space="preserve">SECTION 5: Year 2-3 Content Scaling Plan</w:t>
+      </w:r>
+      <w:r>
+        <w:t xml:space="preserve"> </w:t>
+      </w:r>
+      <w:r>
+        <w:t xml:space="preserve">The document provides detailed Year 1 plans for the YouTube series and podcast but does not address how the content scales in Years 2 and 3. Does the podcast increase to twice-weekly? Does the YouTube series expand from 8 episodes to 16? What new series launch? How does the team size grow? A content scaling roadmap for Years 2-3 is needed to complete the multi-year business case.</w:t>
+      </w:r>
+    </w:p>
+    <w:p>
+      <w:r>
+        <w:pict>
+          <v:rect style="width:0;height:1.5pt" o:hralign="center" o:hrstd="t" o:hr="t"/>
+        </w:pict>
+      </w:r>
+    </w:p>
+    <w:bookmarkEnd w:id="178"/>
+    <w:bookmarkStart w:id="179" w:name="outdated-information"/>
+    <w:p>
+      <w:pPr>
+        <w:pStyle w:val="Heading2"/>
+      </w:pPr>
+      <w:r>
+        <w:t xml:space="preserve">OUTDATED INFORMATION</w:t>
+      </w:r>
+    </w:p>
+    <w:p>
+      <w:pPr>
+        <w:pStyle w:val="FirstParagraph"/>
+      </w:pPr>
+      <w:r>
+        <w:rPr>
+          <w:b/>
+          <w:bCs/>
+        </w:rPr>
+        <w:t xml:space="preserve">OUTDATED 1: YouTube Monetization Thresholds</w:t>
+      </w:r>
+      <w:r>
+        <w:t xml:space="preserve"> </w:t>
+      </w:r>
+      <w:r>
+        <w:t xml:space="preserve">The document references YouTube Partner Program requirements that may reflect 2023-2024 thresholds. YouTube updated its monetization eligibility requirements in 2023 (500 subscribers + 3,000 watch hours for limited monetization; 1,000 subscribers + 4,000 hours for full monetization). The document should confirm it references current 2025-2026 thresholds.</w:t>
+      </w:r>
+    </w:p>
+    <w:p>
+      <w:pPr>
+        <w:pStyle w:val="BodyText"/>
+      </w:pPr>
+      <w:r>
+        <w:rPr>
+          <w:b/>
+          <w:bCs/>
+        </w:rPr>
+        <w:t xml:space="preserve">OUTDATED 2: Podcast Platform Landscape</w:t>
+      </w:r>
+      <w:r>
+        <w:t xml:space="preserve"> </w:t>
+      </w:r>
+      <w:r>
+        <w:t xml:space="preserve">The podcast strategy focuses on Spotify and Apple Podcasts as the two primary platforms. In 2025-2026, YouTube Podcasts has become a significant third platform (YouTube now officially supports native podcast hosting with RSS import). The podcast distribution strategy should explicitly include YouTube Podcasts as a distribution channel, as it directly integrates with the YouTube series strategy.</w:t>
+      </w:r>
+    </w:p>
+    <w:p>
+      <w:pPr>
+        <w:pStyle w:val="BodyText"/>
+      </w:pPr>
+      <w:r>
+        <w:rPr>
+          <w:b/>
+          <w:bCs/>
+        </w:rPr>
+        <w:t xml:space="preserve">OUTDATED 3: TikTok Platform Uncertainty</w:t>
+      </w:r>
+      <w:r>
+        <w:t xml:space="preserve"> </w:t>
+      </w:r>
+      <w:r>
+        <w:t xml:space="preserve">The document includes TikTok as a primary distribution platform without acknowledging the regulatory uncertainty around TikTok’s US operations that was active through 2024-2025. While TikTok remained operational as of 2026, a content plan relying on TikTok as a primary channel should include a contingency distribution plan (Instagram Reels, YouTube Shorts) in case of platform disruption.</w:t>
+      </w:r>
+    </w:p>
+    <w:p>
+      <w:r>
+        <w:pict>
+          <v:rect style="width:0;height:1.5pt" o:hralign="center" o:hrstd="t" o:hr="t"/>
+        </w:pict>
+      </w:r>
+    </w:p>
+    <w:bookmarkEnd w:id="179"/>
+    <w:bookmarkStart w:id="180" w:name="recommendations"/>
+    <w:p>
+      <w:pPr>
+        <w:pStyle w:val="Heading2"/>
+      </w:pPr>
+      <w:r>
+        <w:t xml:space="preserve">RECOMMENDATIONS</w:t>
+      </w:r>
+    </w:p>
+    <w:p>
+      <w:pPr>
+        <w:pStyle w:val="FirstParagraph"/>
+      </w:pPr>
+      <w:r>
+        <w:rPr>
+          <w:b/>
+          <w:bCs/>
+        </w:rPr>
+        <w:t xml:space="preserve">RECOMMENDATION 1: Add Profiles for Remaining 4 YouTube Series and 5 Podcasts</w:t>
+      </w:r>
+      <w:r>
+        <w:t xml:space="preserve"> </w:t>
+      </w:r>
+      <w:r>
+        <w:t xml:space="preserve">Either expand this document to include abbreviated profiles (format, episode count, budget, revenue estimate) for all 18 media properties in the digital/podcast verticals, or create a companion document (DEALSTAGE_EXPANSION_CONTENT_PLAN.md) that covers the remaining properties with cross-references from this document. The current state — where 14 of 18 digital properties are unplanned — is a material gap in the overall media empire strategy.</w:t>
+      </w:r>
+    </w:p>
+    <w:p>
+      <w:pPr>
+        <w:pStyle w:val="BodyText"/>
+      </w:pPr>
+      <w:r>
+        <w:rPr>
+          <w:b/>
+          <w:bCs/>
+        </w:rPr>
+        <w:t xml:space="preserve">RECOMMENDATION 2: Quantify the Flywheel</w:t>
+      </w:r>
+      <w:r>
+        <w:t xml:space="preserve"> </w:t>
+      </w:r>
+      <w:r>
+        <w:t xml:space="preserve">Add a Flywheel Metrics section with Year 1 targets: YouTube subscriber growth milestone, TikTok follower target, podcast download target, platform signup conversion rate assumption (content viewer to trial user), and the projected number of platform users attributable to content marketing in Year 1. These metrics become the content team’s North Star KPIs.</w:t>
+      </w:r>
+    </w:p>
+    <w:p>
+      <w:pPr>
+        <w:pStyle w:val="BodyText"/>
+      </w:pPr>
+      <w:r>
+        <w:rPr>
+          <w:b/>
+          <w:bCs/>
+        </w:rPr>
+        <w:t xml:space="preserve">RECOMMENDATION 3: Develop the LinkedIn B2B Content Strategy</w:t>
+      </w:r>
+      <w:r>
+        <w:t xml:space="preserve"> </w:t>
+      </w:r>
+      <w:r>
+        <w:t xml:space="preserve">Given that DealStage’s enterprise and agency customers (the Sarah Chen and Marcus Williams personas) are LinkedIn-native professionals, a dedicated LinkedIn content strategy should be developed. Target: 10,000 LinkedIn followers in Year 1 from a combination of team thought leadership, original data posts (</w:t>
+      </w:r>
+      <w:r>
+        <w:t xml:space="preserve">“DealStage Deal Data: Creator Partnership Trends Q1 2026”</w:t>
+      </w:r>
+      <w:r>
+        <w:t xml:space="preserve">), and repurposed podcast/YouTube content.</w:t>
+      </w:r>
+    </w:p>
+    <w:p>
+      <w:pPr>
+        <w:pStyle w:val="BodyText"/>
+      </w:pPr>
+      <w:r>
+        <w:rPr>
+          <w:b/>
+          <w:bCs/>
+        </w:rPr>
+        <w:t xml:space="preserve">RECOMMENDATION 4: Define the Content Team Org Chart</w:t>
+      </w:r>
+      <w:r>
+        <w:t xml:space="preserve"> </w:t>
+      </w:r>
+      <w:r>
+        <w:t xml:space="preserve">The production budget implies a content team but does not define the org structure. Who leads digital content? Is there a dedicated podcast producer, a YouTube editor, a social media manager, and a content strategist? Define the 5-7 core content team roles with estimated salaries as part of the Year 1 operating budget. This prevents the content plan from appearing aspirational without operational grounding.</w:t>
+      </w:r>
+    </w:p>
+    <w:p>
+      <w:pPr>
+        <w:pStyle w:val="BodyText"/>
+      </w:pPr>
+      <w:r>
+        <w:rPr>
+          <w:b/>
+          <w:bCs/>
+        </w:rPr>
+        <w:t xml:space="preserve">RECOMMENDATION 5: Add a Content-to-Revenue Attribution Framework</w:t>
+      </w:r>
+      <w:r>
+        <w:t xml:space="preserve"> </w:t>
+      </w:r>
+      <w:r>
+        <w:t xml:space="preserve">Define how DealStage will attribute platform revenue to content marketing. Standard attribution models (first-touch, last-touch, linear) should be evaluated and one selected as the primary model. This framework enables the content team to demonstrate ROI to the executive team and ensures the flywheel is measured, not just described.</w:t>
+      </w:r>
+    </w:p>
+    <w:p>
+      <w:r>
+        <w:pict>
+          <v:rect style="width:0;height:1.5pt" o:hralign="center" o:hrstd="t" o:hr="t"/>
+        </w:pict>
+      </w:r>
+    </w:p>
+    <w:bookmarkEnd w:id="180"/>
+    <w:bookmarkStart w:id="181" w:name="overall-grade-b"/>
+    <w:p>
+      <w:pPr>
+        <w:pStyle w:val="Heading2"/>
+      </w:pPr>
+      <w:r>
+        <w:t xml:space="preserve">OVERALL GRADE: B</w:t>
+      </w:r>
+    </w:p>
+    <w:p>
+      <w:pPr>
+        <w:pStyle w:val="FirstParagraph"/>
+      </w:pPr>
+      <w:r>
+        <w:rPr>
+          <w:b/>
+          <w:bCs/>
+        </w:rPr>
+        <w:t xml:space="preserve">Rationale:</w:t>
+      </w:r>
+      <w:r>
+        <w:t xml:space="preserve"> </w:t>
+      </w:r>
+      <w:r>
+        <w:t xml:space="preserve">DEALSTAGE_DIGITAL_CONTENT_PLAN.md earns a B for two primary reasons: strength of the flagship content strategy and weakness of its overall completeness. The</w:t>
+      </w:r>
+      <w:r>
+        <w:t xml:space="preserve"> </w:t>
+      </w:r>
+      <w:r>
+        <w:t xml:space="preserve">“Deal Stage Contenders”</w:t>
+      </w:r>
+      <w:r>
+        <w:t xml:space="preserve"> </w:t>
+      </w:r>
+      <w:r>
+        <w:t xml:space="preserve">YouTube series plan and</w:t>
+      </w:r>
+      <w:r>
+        <w:t xml:space="preserve"> </w:t>
+      </w:r>
+      <w:r>
+        <w:t xml:space="preserve">“The Deal Stage Podcast”</w:t>
+      </w:r>
+      <w:r>
+        <w:t xml:space="preserve"> </w:t>
+      </w:r>
+      <w:r>
+        <w:t xml:space="preserve">plan are both well-developed with specific budgets, revenue projections in three scenarios, detailed content calendars, and realistic production assumptions. The flywheel concept is clearly articulated. However, the document covers only 3 of the 12 digital media properties (2 YouTube series, 1 podcast) with financial detail. The remaining 9 properties are either absent or mentioned only in passing. For a document titled</w:t>
+      </w:r>
+      <w:r>
+        <w:t xml:space="preserve"> </w:t>
+      </w:r>
+      <w:r>
+        <w:t xml:space="preserve">“Digital Content Plan,”</w:t>
+      </w:r>
+      <w:r>
+        <w:t xml:space="preserve"> </w:t>
+      </w:r>
+      <w:r>
+        <w:t xml:space="preserve">the coverage is too narrow. The LinkedIn and Instagram strategies are underdeveloped despite these being critical B2B and creator-community channels. The conversion rate assumptions that underpin the flywheel business case are stated qualitatively but not quantified. With the gaps filled — particularly the remaining YouTube series and podcast profiles, the quantified flywheel metrics, and the LinkedIn B2B strategy — this document would be A-grade.</w:t>
+      </w:r>
+    </w:p>
+    <w:p>
+      <w:r>
+        <w:pict>
+          <v:rect style="width:0;height:1.5pt" o:hralign="center" o:hrstd="t" o:hr="t"/>
+        </w:pict>
+      </w:r>
+    </w:p>
+    <w:bookmarkEnd w:id="181"/>
+    <w:bookmarkStart w:id="187" w:name="corrections-and-expansions"/>
+    <w:p>
+      <w:pPr>
+        <w:pStyle w:val="Heading2"/>
+      </w:pPr>
+      <w:r>
+        <w:t xml:space="preserve">CORRECTIONS AND EXPANSIONS</w:t>
+      </w:r>
+    </w:p>
+    <w:bookmarkStart w:id="182" w:name="correction-1-podcast-episode-count"/>
+    <w:p>
+      <w:pPr>
+        <w:pStyle w:val="Heading3"/>
+      </w:pPr>
+      <w:r>
+        <w:t xml:space="preserve">Correction 1: Podcast Episode Count</w:t>
+      </w:r>
+    </w:p>
+    <w:p>
+      <w:pPr>
+        <w:pStyle w:val="FirstParagraph"/>
+      </w:pPr>
+      <w:r>
+        <w:t xml:space="preserve">Revise Year 1 podcast production cost from 52 episodes ($351,520) to 48 episodes ($324,480) to reflect a realistic 48-episode first-year cadence (accounting for 4 production break weeks). Update all revenue projections that reference 52 episodes to use 48, and recalculate per-episode revenue averages accordingly. Note: If 52 episodes is committed, the production team must confirm staffing supports that cadence without quality degradation.</w:t>
+      </w:r>
+    </w:p>
+    <w:bookmarkEnd w:id="182"/>
+    <w:bookmarkStart w:id="183" w:name="Xc2caebdfe757917f028e9d24feb95028557a771"/>
+    <w:p>
+      <w:pPr>
+        <w:pStyle w:val="Heading3"/>
+      </w:pPr>
+      <w:r>
+        <w:t xml:space="preserve">Correction 2: Deal Stage Contenders Phase Definition</w:t>
+      </w:r>
+    </w:p>
+    <w:p>
+      <w:pPr>
+        <w:pStyle w:val="FirstParagraph"/>
+      </w:pPr>
+      <w:r>
+        <w:t xml:space="preserve">Add the following paragraph to the Deal Stage Contenders overview:</w:t>
+      </w:r>
+      <w:r>
+        <w:t xml:space="preserve"> </w:t>
+      </w:r>
+      <w:r>
+        <w:t xml:space="preserve">“Season 1 of Deal Stage Contenders is produced as original digital-first content, independent of the TV show. Episodes feature real DealStage platform users negotiating actual deals, filmed with a small production team. Upon TV show production (Phase 2, estimated Month 7-18), Deal Stage Contenders transitions to include behind-the-scenes content, contestant interviews, and competition clips from The Deal Stage TV show.”</w:t>
+      </w:r>
+    </w:p>
+    <w:bookmarkEnd w:id="183"/>
+    <w:bookmarkStart w:id="184" w:name="correction-3-streaming-rights-alignment"/>
+    <w:p>
+      <w:pPr>
+        <w:pStyle w:val="Heading3"/>
+      </w:pPr>
+      <w:r>
+        <w:t xml:space="preserve">Correction 3: Streaming Rights Alignment</w:t>
+      </w:r>
+    </w:p>
+    <w:p>
+      <w:pPr>
+        <w:pStyle w:val="FirstParagraph"/>
+      </w:pPr>
+      <w:r>
+        <w:t xml:space="preserve">In any references to TV show revenue within this document, update streaming rights figures to align with the three-tier model: Conservative $15M, Base Case $25M, Aggressive $40M (per FINANCIAL_MODELS_AND_PITCH_DECK.md).</w:t>
+      </w:r>
+    </w:p>
+    <w:bookmarkEnd w:id="184"/>
+    <w:bookmarkStart w:id="185" w:name="X8feb39048817697153a91fe29b0d82cd7b5a58f"/>
+    <w:p>
+      <w:pPr>
+        <w:pStyle w:val="Heading3"/>
+      </w:pPr>
+      <w:r>
+        <w:t xml:space="preserve">Expansion 1: Flywheel Conversion Assumptions (New Section)</w:t>
+      </w:r>
+    </w:p>
+    <w:p>
+      <w:pPr>
+        <w:pStyle w:val="FirstParagraph"/>
+      </w:pPr>
+      <w:r>
+        <w:t xml:space="preserve">Add the following as a new subsection within the Flywheel section:</w:t>
+      </w:r>
+    </w:p>
+    <w:p>
+      <w:pPr>
+        <w:pStyle w:val="BodyText"/>
+      </w:pPr>
+      <w:r>
+        <w:rPr>
+          <w:b/>
+          <w:bCs/>
+        </w:rPr>
+        <w:t xml:space="preserve">Flywheel Conversion Model — Year 1 Targets</w:t>
+      </w:r>
+    </w:p>
+    <w:tbl>
+      <w:tblPr>
+        <w:tblStyle w:val="Table"/>
+        <w:tblW w:type="pct" w:w="5000"/>
+        <w:tblLayout w:type="fixed"/>
+        <w:tblLook w:firstRow="1" w:lastRow="0" w:firstColumn="0" w:lastColumn="0" w:noHBand="0" w:noVBand="0" w:val="0020"/>
+      </w:tblPr>
+      <w:tblGrid>
+        <w:gridCol w:w="1980"/>
+        <w:gridCol w:w="1980"/>
+        <w:gridCol w:w="1980"/>
+        <w:gridCol w:w="1980"/>
+      </w:tblGrid>
+      <w:tr>
+        <w:trPr>
+          <w:tblHeader w:val="on"/>
+        </w:trPr>
+        <w:tc>
+          <w:tcPr/>
+          <w:p>
+            <w:pPr>
+              <w:pStyle w:val="Compact"/>
+            </w:pPr>
+            <w:r>
+              <w:t xml:space="preserve">Funnel Stage</w:t>
+            </w:r>
+          </w:p>
+        </w:tc>
+        <w:tc>
+          <w:tcPr/>
+          <w:p>
+            <w:pPr>
+              <w:pStyle w:val="Compact"/>
+            </w:pPr>
+            <w:r>
+              <w:t xml:space="preserve">Metric</w:t>
+            </w:r>
+          </w:p>
+        </w:tc>
+        <w:tc>
+          <w:tcPr/>
+          <w:p>
+            <w:pPr>
+              <w:pStyle w:val="Compact"/>
+            </w:pPr>
+            <w:r>
+              <w:t xml:space="preserve">Year 1 Target</w:t>
+            </w:r>
+          </w:p>
+        </w:tc>
+        <w:tc>
+          <w:tcPr/>
+          <w:p>
+            <w:pPr>
+              <w:pStyle w:val="Compact"/>
+            </w:pPr>
+            <w:r>
+              <w:t xml:space="preserve">Assumption</w:t>
+            </w:r>
+          </w:p>
+        </w:tc>
+      </w:tr>
+      <w:tr>
+        <w:tc>
+          <w:tcPr/>
+          <w:p>
+            <w:pPr>
+              <w:pStyle w:val="Compact"/>
+            </w:pPr>
+            <w:r>
+              <w:t xml:space="preserve">YouTube Views (total)</w:t>
+            </w:r>
+          </w:p>
+        </w:tc>
+        <w:tc>
+          <w:tcPr/>
+          <w:p>
+            <w:pPr>
+              <w:pStyle w:val="Compact"/>
+            </w:pPr>
+            <w:r>
+              <w:t xml:space="preserve">Views</w:t>
+            </w:r>
+          </w:p>
+        </w:tc>
+        <w:tc>
+          <w:tcPr/>
+          <w:p>
+            <w:pPr>
+              <w:pStyle w:val="Compact"/>
+            </w:pPr>
+            <w:r>
+              <w:t xml:space="preserve">5,000,000</w:t>
+            </w:r>
+          </w:p>
+        </w:tc>
+        <w:tc>
+          <w:tcPr/>
+          <w:p>
+            <w:pPr>
+              <w:pStyle w:val="Compact"/>
+            </w:pPr>
+            <w:r>
+              <w:t xml:space="preserve">8 episodes × avg 625K views</w:t>
+            </w:r>
+          </w:p>
+        </w:tc>
+      </w:tr>
+      <w:tr>
+        <w:tc>
+          <w:tcPr/>
+          <w:p>
+            <w:pPr>
+              <w:pStyle w:val="Compact"/>
+            </w:pPr>
+            <w:r>
+              <w:t xml:space="preserve">YouTube CTA Click Rate</w:t>
+            </w:r>
+          </w:p>
+        </w:tc>
+        <w:tc>
+          <w:tcPr/>
+          <w:p>
+            <w:pPr>
+              <w:pStyle w:val="Compact"/>
+            </w:pPr>
+            <w:r>
+              <w:t xml:space="preserve">Clicks to platform</w:t>
+            </w:r>
+          </w:p>
+        </w:tc>
+        <w:tc>
+          <w:tcPr/>
+          <w:p>
+            <w:pPr>
+              <w:pStyle w:val="Compact"/>
+            </w:pPr>
+            <w:r>
+              <w:t xml:space="preserve">2%</w:t>
+            </w:r>
+          </w:p>
+        </w:tc>
+        <w:tc>
+          <w:tcPr/>
+          <w:p>
+            <w:pPr>
+              <w:pStyle w:val="Compact"/>
+            </w:pPr>
+            <w:r>
+              <w:t xml:space="preserve">Industry benchmark: 1.5-3%</w:t>
+            </w:r>
+          </w:p>
+        </w:tc>
+      </w:tr>
+      <w:tr>
+        <w:tc>
+          <w:tcPr/>
+          <w:p>
+            <w:pPr>
+              <w:pStyle w:val="Compact"/>
+            </w:pPr>
+            <w:r>
+              <w:t xml:space="preserve">Platform Visits from YouTube</w:t>
+            </w:r>
+          </w:p>
+        </w:tc>
+        <w:tc>
+          <w:tcPr/>
+          <w:p>
+            <w:pPr>
+              <w:pStyle w:val="Compact"/>
+            </w:pPr>
+            <w:r>
+              <w:t xml:space="preserve">Visitors</w:t>
+            </w:r>
+          </w:p>
+        </w:tc>
+        <w:tc>
+          <w:tcPr/>
+          <w:p>
+            <w:pPr>
+              <w:pStyle w:val="Compact"/>
+            </w:pPr>
+            <w:r>
+              <w:t xml:space="preserve">100,000</w:t>
+            </w:r>
+          </w:p>
+        </w:tc>
+        <w:tc>
+          <w:tcPr/>
+          <w:p>
+            <w:pPr>
+              <w:pStyle w:val="Compact"/>
+            </w:pPr>
+            <w:r>
+              <w:t xml:space="preserve">5M × 2%</w:t>
+            </w:r>
+          </w:p>
+        </w:tc>
+      </w:tr>
+      <w:tr>
+        <w:tc>
+          <w:tcPr/>
+          <w:p>
+            <w:pPr>
+              <w:pStyle w:val="Compact"/>
+            </w:pPr>
+            <w:r>
+              <w:t xml:space="preserve">Trial Signup Rate</w:t>
+            </w:r>
+          </w:p>
+        </w:tc>
+        <w:tc>
+          <w:tcPr/>
+          <w:p>
+            <w:pPr>
+              <w:pStyle w:val="Compact"/>
+            </w:pPr>
+            <w:r>
+              <w:t xml:space="preserve">Trials</w:t>
+            </w:r>
+          </w:p>
+        </w:tc>
+        <w:tc>
+          <w:tcPr/>
+          <w:p>
+            <w:pPr>
+              <w:pStyle w:val="Compact"/>
+            </w:pPr>
+            <w:r>
+              <w:t xml:space="preserve">8%</w:t>
+            </w:r>
+          </w:p>
+        </w:tc>
+        <w:tc>
+          <w:tcPr/>
+          <w:p>
+            <w:pPr>
+              <w:pStyle w:val="Compact"/>
+            </w:pPr>
+            <w:r>
+              <w:t xml:space="preserve">Organic intent visitors</w:t>
+            </w:r>
+          </w:p>
+        </w:tc>
+      </w:tr>
+      <w:tr>
+        <w:tc>
+          <w:tcPr/>
+          <w:p>
+            <w:pPr>
+              <w:pStyle w:val="Compact"/>
+            </w:pPr>
+            <w:r>
+              <w:t xml:space="preserve">Trials Started</w:t>
+            </w:r>
+          </w:p>
+        </w:tc>
+        <w:tc>
+          <w:tcPr/>
+          <w:p>
+            <w:pPr>
+              <w:pStyle w:val="Compact"/>
+            </w:pPr>
+            <w:r>
+              <w:t xml:space="preserve">Trials</w:t>
+            </w:r>
+          </w:p>
+        </w:tc>
+        <w:tc>
+          <w:tcPr/>
+          <w:p>
+            <w:pPr>
+              <w:pStyle w:val="Compact"/>
+            </w:pPr>
+            <w:r>
+              <w:t xml:space="preserve">8,000</w:t>
+            </w:r>
+          </w:p>
+        </w:tc>
+        <w:tc>
+          <w:tcPr/>
+          <w:p>
+            <w:pPr>
+              <w:pStyle w:val="Compact"/>
+            </w:pPr>
+            <w:r>
+              <w:t xml:space="preserve">100K × 8%</w:t>
+            </w:r>
+          </w:p>
+        </w:tc>
+      </w:tr>
+      <w:tr>
+        <w:tc>
+          <w:tcPr/>
+          <w:p>
+            <w:pPr>
+              <w:pStyle w:val="Compact"/>
+            </w:pPr>
+            <w:r>
+              <w:t xml:space="preserve">Trial-to-Paid Conversion</w:t>
+            </w:r>
+          </w:p>
+        </w:tc>
+        <w:tc>
+          <w:tcPr/>
+          <w:p>
+            <w:pPr>
+              <w:pStyle w:val="Compact"/>
+            </w:pPr>
+            <w:r>
+              <w:t xml:space="preserve">Paid users</w:t>
+            </w:r>
+          </w:p>
+        </w:tc>
+        <w:tc>
+          <w:tcPr/>
+          <w:p>
+            <w:pPr>
+              <w:pStyle w:val="Compact"/>
+            </w:pPr>
+            <w:r>
+              <w:t xml:space="preserve">25%</w:t>
+            </w:r>
+          </w:p>
+        </w:tc>
+        <w:tc>
+          <w:tcPr/>
+          <w:p>
+            <w:pPr>
+              <w:pStyle w:val="Compact"/>
+            </w:pPr>
+            <w:r>
+              <w:t xml:space="preserve">Platform benchmark</w:t>
+            </w:r>
+          </w:p>
+        </w:tc>
+      </w:tr>
+      <w:tr>
+        <w:tc>
+          <w:tcPr/>
+          <w:p>
+            <w:pPr>
+              <w:pStyle w:val="Compact"/>
+            </w:pPr>
+            <w:r>
+              <w:t xml:space="preserve">Platform Users (YouTube-attributed)</w:t>
+            </w:r>
+          </w:p>
+        </w:tc>
+        <w:tc>
+          <w:tcPr/>
+          <w:p>
+            <w:pPr>
+              <w:pStyle w:val="Compact"/>
+            </w:pPr>
+            <w:r>
+              <w:t xml:space="preserve">Paid users</w:t>
+            </w:r>
+          </w:p>
+        </w:tc>
+        <w:tc>
+          <w:tcPr/>
+          <w:p>
+            <w:pPr>
+              <w:pStyle w:val="Compact"/>
+            </w:pPr>
+            <w:r>
+              <w:t xml:space="preserve">2,000</w:t>
+            </w:r>
+          </w:p>
+        </w:tc>
+        <w:tc>
+          <w:tcPr/>
+          <w:p>
+            <w:pPr>
+              <w:pStyle w:val="Compact"/>
+            </w:pPr>
+            <w:r>
+              <w:t xml:space="preserve">8K × 25%</w:t>
+            </w:r>
+          </w:p>
+        </w:tc>
+      </w:tr>
+      <w:tr>
+        <w:tc>
+          <w:tcPr/>
+          <w:p>
+            <w:pPr>
+              <w:pStyle w:val="Compact"/>
+            </w:pPr>
+            <w:r>
+              <w:t xml:space="preserve">Average Plan Value</w:t>
+            </w:r>
+          </w:p>
+        </w:tc>
+        <w:tc>
+          <w:tcPr/>
+          <w:p>
+            <w:pPr>
+              <w:pStyle w:val="Compact"/>
+            </w:pPr>
+            <w:r>
+              <w:t xml:space="preserve">MRR contribution</w:t>
+            </w:r>
+          </w:p>
+        </w:tc>
+        <w:tc>
+          <w:tcPr/>
+          <w:p>
+            <w:pPr>
+              <w:pStyle w:val="Compact"/>
+            </w:pPr>
+            <w:r>
+              <w:t xml:space="preserve">$149/mo avg</w:t>
+            </w:r>
+          </w:p>
+        </w:tc>
+        <w:tc>
+          <w:tcPr/>
+          <w:p>
+            <w:pPr>
+              <w:pStyle w:val="Compact"/>
+            </w:pPr>
+            <w:r>
+              <w:t xml:space="preserve">Blend of Starter/Pro</w:t>
+            </w:r>
+          </w:p>
+        </w:tc>
+      </w:tr>
+      <w:tr>
+        <w:tc>
+          <w:tcPr/>
+          <w:p>
+            <w:pPr>
+              <w:pStyle w:val="Compact"/>
+            </w:pPr>
+            <w:r>
+              <w:t xml:space="preserve">Annual Revenue (YouTube-attributed)</w:t>
+            </w:r>
+          </w:p>
+        </w:tc>
+        <w:tc>
+          <w:tcPr/>
+          <w:p>
+            <w:pPr>
+              <w:pStyle w:val="Compact"/>
+            </w:pPr>
+            <w:r>
+              <w:t xml:space="preserve">ARR</w:t>
+            </w:r>
+          </w:p>
+        </w:tc>
+        <w:tc>
+          <w:tcPr/>
+          <w:p>
+            <w:pPr>
+              <w:pStyle w:val="Compact"/>
+            </w:pPr>
+            <w:r>
+              <w:t xml:space="preserve">$3,576,000</w:t>
+            </w:r>
+          </w:p>
+        </w:tc>
+        <w:tc>
+          <w:tcPr/>
+          <w:p>
+            <w:pPr>
+              <w:pStyle w:val="Compact"/>
+            </w:pPr>
+            <w:r>
+              <w:t xml:space="preserve">2K users × $149 × 12</w:t>
+            </w:r>
+          </w:p>
+        </w:tc>
+      </w:tr>
+    </w:tbl>
+    <w:p>
+      <w:pPr>
+        <w:pStyle w:val="BodyText"/>
+      </w:pPr>
+      <w:r>
+        <w:t xml:space="preserve">Note: Podcast and TikTok generate additional platform signups through separate conversion paths. This table covers YouTube attribution only. Total content-marketing-attributed ARR in Year 1 is estimated at $4.5M-$6M across all digital channels (YouTube + Podcast + TikTok + LinkedIn).</w:t>
+      </w:r>
+    </w:p>
+    <w:bookmarkEnd w:id="185"/>
+    <w:bookmarkStart w:id="186" w:name="X46590c7b16188690bb49f163014d8fffba46667"/>
+    <w:p>
+      <w:pPr>
+        <w:pStyle w:val="Heading3"/>
+      </w:pPr>
+      <w:r>
+        <w:t xml:space="preserve">Expansion 2: Remaining Digital Properties Summary</w:t>
+      </w:r>
+    </w:p>
+    <w:p>
+      <w:pPr>
+        <w:pStyle w:val="FirstParagraph"/>
+      </w:pPr>
+      <w:r>
+        <w:t xml:space="preserve">The following 9 properties require full planning profiles (to be developed in companion document or in Version 2.0 of this plan):</w:t>
+      </w:r>
+    </w:p>
+    <w:p>
+      <w:pPr>
+        <w:pStyle w:val="BodyText"/>
+      </w:pPr>
+      <w:r>
+        <w:rPr>
+          <w:b/>
+          <w:bCs/>
+        </w:rPr>
+        <w:t xml:space="preserve">YouTube Series (4 remaining):</w:t>
+      </w:r>
+      <w:r>
+        <w:t xml:space="preserve"> </w:t>
+      </w:r>
+      <w:r>
+        <w:t xml:space="preserve">- YT-B: The Pitch Room — Long-form pitch analysis, 30-45 min episodes, brand/agency audience</w:t>
+      </w:r>
+      <w:r>
+        <w:t xml:space="preserve"> </w:t>
+      </w:r>
+      <w:r>
+        <w:t xml:space="preserve">- YT-D: Deal Stage Academy — Tutorial/education format, 15-20 min episodes, creator audience</w:t>
+      </w:r>
+      <w:r>
+        <w:t xml:space="preserve"> </w:t>
+      </w:r>
+      <w:r>
+        <w:t xml:space="preserve">- YT-E: The Blind Deal — Game/experiment format, 20-30 min episodes, broad entertainment audience</w:t>
+      </w:r>
+      <w:r>
+        <w:t xml:space="preserve"> </w:t>
+      </w:r>
+      <w:r>
+        <w:t xml:space="preserve">- YT-F: Behind the Brand — Brand documentary, 25-40 min episodes, brand/enterprise audience</w:t>
+      </w:r>
+    </w:p>
+    <w:p>
+      <w:pPr>
+        <w:pStyle w:val="BodyText"/>
+      </w:pPr>
+      <w:r>
+        <w:rPr>
+          <w:b/>
+          <w:bCs/>
+        </w:rPr>
+        <w:t xml:space="preserve">Podcasts (5 remaining):</w:t>
+      </w:r>
+      <w:r>
+        <w:t xml:space="preserve"> </w:t>
+      </w:r>
+      <w:r>
+        <w:t xml:space="preserve">- POD-B: The Agency Files — Agency strategy focus, bi-weekly, 45-60 min</w:t>
+      </w:r>
+      <w:r>
+        <w:t xml:space="preserve"> </w:t>
+      </w:r>
+      <w:r>
+        <w:t xml:space="preserve">- POD-C: Brand Intelligence Weekly — Brand marketing focus, weekly, 30-45 min</w:t>
+      </w:r>
+      <w:r>
+        <w:t xml:space="preserve"> </w:t>
+      </w:r>
+      <w:r>
+        <w:t xml:space="preserve">- POD-D: Creator Confessions — Personal creator stories, weekly, 45-60 min</w:t>
+      </w:r>
+      <w:r>
+        <w:t xml:space="preserve"> </w:t>
+      </w:r>
+      <w:r>
+        <w:t xml:space="preserve">- POD-E: The Other Side — Cross-perspective debate format, bi-weekly, 60 min</w:t>
+      </w:r>
+      <w:r>
+        <w:t xml:space="preserve"> </w:t>
+      </w:r>
+      <w:r>
+        <w:t xml:space="preserve">- POD-F: Deal or Disaster — Deal postmortem analysis, weekly, 30-45 min</w:t>
+      </w:r>
+    </w:p>
+    <w:p>
+      <w:pPr>
+        <w:pStyle w:val="BodyText"/>
+      </w:pPr>
+      <w:r>
+        <w:t xml:space="preserve">Full profiles for these properties are documented in ADDITIONAL_CONCEPTS_AND_UNIFIED_STRATEGY.md. Budget and revenue projections for each should be developed using the same three-scenario framework (Low / Base / High) applied to Deal Stage Contenders and The Deal Stage Podcast.</w:t>
+      </w:r>
+    </w:p>
+    <w:p>
+      <w:r>
+        <w:pict>
+          <v:rect style="width:0;height:1.5pt" o:hralign="center" o:hrstd="t" o:hr="t"/>
+        </w:pict>
+      </w:r>
+    </w:p>
+    <w:p>
+      <w:pPr>
+        <w:pStyle w:val="FirstParagraph"/>
+      </w:pPr>
+      <w:r>
+        <w:rPr>
+          <w:i/>
+          <w:iCs/>
+        </w:rPr>
+        <w:t xml:space="preserve">Review completed March 2026. All corrections should be applied in Version 2.0 of this plan. This review notes section serves as the authoritative record of identified issues and approved resolutions.</w:t>
+      </w:r>
+    </w:p>
+    <w:bookmarkEnd w:id="186"/>
+    <w:bookmarkEnd w:id="187"/>
+    <w:bookmarkEnd w:id="188"/>
     <w:sectPr>
       <w:footnotePr>
         <w:numRestart w:val="eachSect"/>

--- a/docs/DEALSTAGE_DIGITAL_CONTENT_PLAN.docx
+++ b/docs/DEALSTAGE_DIGITAL_CONTENT_PLAN.docx
@@ -24959,10 +24959,10 @@
         <w:tblLook w:firstRow="1" w:lastRow="0" w:firstColumn="0" w:lastColumn="0" w:noHBand="0" w:noVBand="0" w:val="0020"/>
       </w:tblPr>
       <w:tblGrid>
-        <w:gridCol w:w="1980"/>
-        <w:gridCol w:w="1980"/>
-        <w:gridCol w:w="1980"/>
-        <w:gridCol w:w="1980"/>
+        <w:gridCol w:w="2980"/>
+        <w:gridCol w:w="1532"/>
+        <w:gridCol w:w="1107"/>
+        <w:gridCol w:w="2299"/>
       </w:tblGrid>
       <w:tr>
         <w:trPr>
@@ -25465,34 +25465,58 @@
         </w:rPr>
         <w:t xml:space="preserve">YouTube Series (4 remaining):</w:t>
       </w:r>
-      <w:r>
-        <w:t xml:space="preserve"> </w:t>
-      </w:r>
-      <w:r>
-        <w:t xml:space="preserve">- YT-B: The Pitch Room — Long-form pitch analysis, 30-45 min episodes, brand/agency audience</w:t>
-      </w:r>
-      <w:r>
-        <w:t xml:space="preserve"> </w:t>
-      </w:r>
-      <w:r>
-        <w:t xml:space="preserve">- YT-D: Deal Stage Academy — Tutorial/education format, 15-20 min episodes, creator audience</w:t>
-      </w:r>
-      <w:r>
-        <w:t xml:space="preserve"> </w:t>
-      </w:r>
-      <w:r>
-        <w:t xml:space="preserve">- YT-E: The Blind Deal — Game/experiment format, 20-30 min episodes, broad entertainment audience</w:t>
-      </w:r>
-      <w:r>
-        <w:t xml:space="preserve"> </w:t>
-      </w:r>
-      <w:r>
-        <w:t xml:space="preserve">- YT-F: Behind the Brand — Brand documentary, 25-40 min episodes, brand/enterprise audience</w:t>
-      </w:r>
-    </w:p>
-    <w:p>
-      <w:pPr>
-        <w:pStyle w:val="BodyText"/>
+    </w:p>
+    <w:p>
+      <w:pPr>
+        <w:pStyle w:val="Compact"/>
+        <w:numPr>
+          <w:ilvl w:val="0"/>
+          <w:numId w:val="1116"/>
+        </w:numPr>
+      </w:pPr>
+      <w:r>
+        <w:t xml:space="preserve">YT-B: The Pitch Room — Long-form pitch analysis, 30-45 min episodes, brand/agency audience</w:t>
+      </w:r>
+    </w:p>
+    <w:p>
+      <w:pPr>
+        <w:pStyle w:val="Compact"/>
+        <w:numPr>
+          <w:ilvl w:val="0"/>
+          <w:numId w:val="1116"/>
+        </w:numPr>
+      </w:pPr>
+      <w:r>
+        <w:t xml:space="preserve">YT-D: Deal Stage Academy — Tutorial/education format, 15-20 min episodes, creator audience</w:t>
+      </w:r>
+    </w:p>
+    <w:p>
+      <w:pPr>
+        <w:pStyle w:val="Compact"/>
+        <w:numPr>
+          <w:ilvl w:val="0"/>
+          <w:numId w:val="1116"/>
+        </w:numPr>
+      </w:pPr>
+      <w:r>
+        <w:t xml:space="preserve">YT-E: The Blind Deal — Game/experiment format, 20-30 min episodes, broad entertainment audience</w:t>
+      </w:r>
+    </w:p>
+    <w:p>
+      <w:pPr>
+        <w:pStyle w:val="Compact"/>
+        <w:numPr>
+          <w:ilvl w:val="0"/>
+          <w:numId w:val="1116"/>
+        </w:numPr>
+      </w:pPr>
+      <w:r>
+        <w:t xml:space="preserve">YT-F: Behind the Brand — Brand documentary, 25-40 min episodes, brand/enterprise audience</w:t>
+      </w:r>
+    </w:p>
+    <w:p>
+      <w:pPr>
+        <w:pStyle w:val="FirstParagraph"/>
       </w:pPr>
       <w:r>
         <w:rPr>
@@ -25501,40 +25525,70 @@
         </w:rPr>
         <w:t xml:space="preserve">Podcasts (5 remaining):</w:t>
       </w:r>
-      <w:r>
-        <w:t xml:space="preserve"> </w:t>
-      </w:r>
-      <w:r>
-        <w:t xml:space="preserve">- POD-B: The Agency Files — Agency strategy focus, bi-weekly, 45-60 min</w:t>
-      </w:r>
-      <w:r>
-        <w:t xml:space="preserve"> </w:t>
-      </w:r>
-      <w:r>
-        <w:t xml:space="preserve">- POD-C: Brand Intelligence Weekly — Brand marketing focus, weekly, 30-45 min</w:t>
-      </w:r>
-      <w:r>
-        <w:t xml:space="preserve"> </w:t>
-      </w:r>
-      <w:r>
-        <w:t xml:space="preserve">- POD-D: Creator Confessions — Personal creator stories, weekly, 45-60 min</w:t>
-      </w:r>
-      <w:r>
-        <w:t xml:space="preserve"> </w:t>
-      </w:r>
-      <w:r>
-        <w:t xml:space="preserve">- POD-E: The Other Side — Cross-perspective debate format, bi-weekly, 60 min</w:t>
-      </w:r>
-      <w:r>
-        <w:t xml:space="preserve"> </w:t>
-      </w:r>
-      <w:r>
-        <w:t xml:space="preserve">- POD-F: Deal or Disaster — Deal postmortem analysis, weekly, 30-45 min</w:t>
-      </w:r>
-    </w:p>
-    <w:p>
-      <w:pPr>
-        <w:pStyle w:val="BodyText"/>
+    </w:p>
+    <w:p>
+      <w:pPr>
+        <w:pStyle w:val="Compact"/>
+        <w:numPr>
+          <w:ilvl w:val="0"/>
+          <w:numId w:val="1117"/>
+        </w:numPr>
+      </w:pPr>
+      <w:r>
+        <w:t xml:space="preserve">POD-B: The Agency Files — Agency strategy focus, bi-weekly, 45-60 min</w:t>
+      </w:r>
+    </w:p>
+    <w:p>
+      <w:pPr>
+        <w:pStyle w:val="Compact"/>
+        <w:numPr>
+          <w:ilvl w:val="0"/>
+          <w:numId w:val="1117"/>
+        </w:numPr>
+      </w:pPr>
+      <w:r>
+        <w:t xml:space="preserve">POD-C: Brand Intelligence Weekly — Brand marketing focus, weekly, 30-45 min</w:t>
+      </w:r>
+    </w:p>
+    <w:p>
+      <w:pPr>
+        <w:pStyle w:val="Compact"/>
+        <w:numPr>
+          <w:ilvl w:val="0"/>
+          <w:numId w:val="1117"/>
+        </w:numPr>
+      </w:pPr>
+      <w:r>
+        <w:t xml:space="preserve">POD-D: Creator Confessions — Personal creator stories, weekly, 45-60 min</w:t>
+      </w:r>
+    </w:p>
+    <w:p>
+      <w:pPr>
+        <w:pStyle w:val="Compact"/>
+        <w:numPr>
+          <w:ilvl w:val="0"/>
+          <w:numId w:val="1117"/>
+        </w:numPr>
+      </w:pPr>
+      <w:r>
+        <w:t xml:space="preserve">POD-E: The Other Side — Cross-perspective debate format, bi-weekly, 60 min</w:t>
+      </w:r>
+    </w:p>
+    <w:p>
+      <w:pPr>
+        <w:pStyle w:val="Compact"/>
+        <w:numPr>
+          <w:ilvl w:val="0"/>
+          <w:numId w:val="1117"/>
+        </w:numPr>
+      </w:pPr>
+      <w:r>
+        <w:t xml:space="preserve">POD-F: Deal or Disaster — Deal postmortem analysis, weekly, 30-45 min</w:t>
+      </w:r>
+    </w:p>
+    <w:p>
+      <w:pPr>
+        <w:pStyle w:val="FirstParagraph"/>
       </w:pPr>
       <w:r>
         <w:t xml:space="preserve">Full profiles for these properties are documented in ADDITIONAL_CONCEPTS_AND_UNIFIED_STRATEGY.md. Budget and revenue projections for each should be developed using the same three-scenario framework (Low / Base / High) applied to Deal Stage Contenders and The Deal Stage Podcast.</w:t>
@@ -25559,9 +25613,4750 @@
         <w:t xml:space="preserve">Review completed March 2026. All corrections should be applied in Version 2.0 of this plan. This review notes section serves as the authoritative record of identified issues and approved resolutions.</w:t>
       </w:r>
     </w:p>
+    <w:p>
+      <w:r>
+        <w:pict>
+          <v:rect style="width:0;height:1.5pt" o:hralign="center" o:hrstd="t" o:hr="t"/>
+        </w:pict>
+      </w:r>
+    </w:p>
+    <w:p>
+      <w:r>
+        <w:pict>
+          <v:rect style="width:0;height:1.5pt" o:hralign="center" o:hrstd="t" o:hr="t"/>
+        </w:pict>
+      </w:r>
+    </w:p>
     <w:bookmarkEnd w:id="186"/>
     <w:bookmarkEnd w:id="187"/>
     <w:bookmarkEnd w:id="188"/>
+    <w:bookmarkStart w:id="213" w:name="X2c8ebd889fc8eb47d4c32ebb3d663f8ce6f984f"/>
+    <w:p>
+      <w:pPr>
+        <w:pStyle w:val="Heading1"/>
+      </w:pPr>
+      <w:r>
+        <w:t xml:space="preserve">STRATEGIC ADDITIONS — APPLIED FROM STRATEGIC SUGGESTIONS REPORT (MARCH 2026)</w:t>
+      </w:r>
+    </w:p>
+    <w:p>
+      <w:pPr>
+        <w:pStyle w:val="FirstParagraph"/>
+      </w:pPr>
+      <w:r>
+        <w:rPr>
+          <w:i/>
+          <w:iCs/>
+        </w:rPr>
+        <w:t xml:space="preserve">All sections below are new content appended per the Strategic Suggestions Report. Each section is prefixed with</w:t>
+      </w:r>
+      <w:r>
+        <w:rPr>
+          <w:i/>
+          <w:iCs/>
+        </w:rPr>
+        <w:t xml:space="preserve"> </w:t>
+      </w:r>
+      <w:r>
+        <w:rPr>
+          <w:i/>
+          <w:iCs/>
+        </w:rPr>
+        <w:t xml:space="preserve">“## [NEW]”</w:t>
+      </w:r>
+      <w:r>
+        <w:rPr>
+          <w:i/>
+          <w:iCs/>
+        </w:rPr>
+        <w:t xml:space="preserve"> </w:t>
+      </w:r>
+      <w:r>
+        <w:rPr>
+          <w:i/>
+          <w:iCs/>
+        </w:rPr>
+        <w:t xml:space="preserve">for identification. Suggestions 3.1 through 3.10 are applied in full.</w:t>
+      </w:r>
+    </w:p>
+    <w:p>
+      <w:r>
+        <w:pict>
+          <v:rect style="width:0;height:1.5pt" o:hralign="center" o:hrstd="t" o:hr="t"/>
+        </w:pict>
+      </w:r>
+    </w:p>
+    <w:bookmarkStart w:id="190" w:name="Xc9c7f1643ce529d2eacd5e3092c74c736277efc"/>
+    <w:p>
+      <w:pPr>
+        <w:pStyle w:val="Heading2"/>
+      </w:pPr>
+      <w:r>
+        <w:t xml:space="preserve">[NEW] 3.10 — Flywheel Conversion Math: The Opening Investment Argument</w:t>
+      </w:r>
+    </w:p>
+    <w:p>
+      <w:pPr>
+        <w:pStyle w:val="FirstParagraph"/>
+      </w:pPr>
+      <w:r>
+        <w:rPr>
+          <w:i/>
+          <w:iCs/>
+        </w:rPr>
+        <w:t xml:space="preserve">This section is placed first among the strategic additions because it is the highest-impact, lowest-effort change in the Digital Content Plan — moving the flywheel math from appendix position to the document’s central argument. It should be promoted to the document’s executive summary in Version 2.0.</w:t>
+      </w:r>
+    </w:p>
+    <w:bookmarkStart w:id="189" w:name="Xdcf2af227e702e43593f472ce02d461422484e3"/>
+    <w:p>
+      <w:pPr>
+        <w:pStyle w:val="Heading3"/>
+      </w:pPr>
+      <w:r>
+        <w:t xml:space="preserve">The Flywheel Math: Every Dollar of Content Generates Platform ARR</w:t>
+      </w:r>
+    </w:p>
+    <w:p>
+      <w:pPr>
+        <w:pStyle w:val="FirstParagraph"/>
+      </w:pPr>
+      <w:r>
+        <w:t xml:space="preserve">The DealStage Digital Content Plan is not a media production strategy. It is a platform subscriber acquisition engine. The distinction is everything.</w:t>
+      </w:r>
+    </w:p>
+    <w:p>
+      <w:pPr>
+        <w:pStyle w:val="BodyText"/>
+      </w:pPr>
+      <w:r>
+        <w:t xml:space="preserve">A Netflix show costs $X and generates Y in streaming revenue. DealStage’s content costs $X and generates Y in streaming revenue PLUS Z platform subscribers PLUS N brand partner relationships PLUS M data points that improve AI match accuracy PLUS the compounding value of each new user who generates deals that generate data that generate better matches.</w:t>
+      </w:r>
+    </w:p>
+    <w:p>
+      <w:pPr>
+        <w:pStyle w:val="BodyText"/>
+      </w:pPr>
+      <w:r>
+        <w:rPr>
+          <w:b/>
+          <w:bCs/>
+        </w:rPr>
+        <w:t xml:space="preserve">The Year 1 Flywheel Conversion Table</w:t>
+      </w:r>
+    </w:p>
+    <w:tbl>
+      <w:tblPr>
+        <w:tblStyle w:val="Table"/>
+        <w:tblW w:type="pct" w:w="5000"/>
+        <w:tblLayout w:type="fixed"/>
+        <w:tblLook w:firstRow="1" w:lastRow="0" w:firstColumn="0" w:lastColumn="0" w:noHBand="0" w:noVBand="0" w:val="0020"/>
+      </w:tblPr>
+      <w:tblGrid>
+        <w:gridCol w:w="1346"/>
+        <w:gridCol w:w="1267"/>
+        <w:gridCol w:w="1425"/>
+        <w:gridCol w:w="1188"/>
+        <w:gridCol w:w="1346"/>
+        <w:gridCol w:w="1346"/>
+      </w:tblGrid>
+      <w:tr>
+        <w:trPr>
+          <w:tblHeader w:val="on"/>
+        </w:trPr>
+        <w:tc>
+          <w:tcPr/>
+          <w:p>
+            <w:pPr>
+              <w:pStyle w:val="Compact"/>
+            </w:pPr>
+            <w:r>
+              <w:t xml:space="preserve">Content Property</w:t>
+            </w:r>
+          </w:p>
+        </w:tc>
+        <w:tc>
+          <w:tcPr/>
+          <w:p>
+            <w:pPr>
+              <w:pStyle w:val="Compact"/>
+            </w:pPr>
+            <w:r>
+              <w:t xml:space="preserve">Year 1 Audience</w:t>
+            </w:r>
+          </w:p>
+        </w:tc>
+        <w:tc>
+          <w:tcPr/>
+          <w:p>
+            <w:pPr>
+              <w:pStyle w:val="Compact"/>
+            </w:pPr>
+            <w:r>
+              <w:t xml:space="preserve">Platform Visitors</w:t>
+            </w:r>
+          </w:p>
+        </w:tc>
+        <w:tc>
+          <w:tcPr/>
+          <w:p>
+            <w:pPr>
+              <w:pStyle w:val="Compact"/>
+            </w:pPr>
+            <w:r>
+              <w:t xml:space="preserve">Trial Signups</w:t>
+            </w:r>
+          </w:p>
+        </w:tc>
+        <w:tc>
+          <w:tcPr/>
+          <w:p>
+            <w:pPr>
+              <w:pStyle w:val="Compact"/>
+            </w:pPr>
+            <w:r>
+              <w:t xml:space="preserve">Paid Subscribers</w:t>
+            </w:r>
+          </w:p>
+        </w:tc>
+        <w:tc>
+          <w:tcPr/>
+          <w:p>
+            <w:pPr>
+              <w:pStyle w:val="Compact"/>
+            </w:pPr>
+            <w:r>
+              <w:t xml:space="preserve">ARR Contribution</w:t>
+            </w:r>
+          </w:p>
+        </w:tc>
+      </w:tr>
+      <w:tr>
+        <w:tc>
+          <w:tcPr/>
+          <w:p>
+            <w:pPr>
+              <w:pStyle w:val="Compact"/>
+            </w:pPr>
+            <w:r>
+              <w:t xml:space="preserve">YouTube (Deal Stage Contenders)</w:t>
+            </w:r>
+          </w:p>
+        </w:tc>
+        <w:tc>
+          <w:tcPr/>
+          <w:p>
+            <w:pPr>
+              <w:pStyle w:val="Compact"/>
+            </w:pPr>
+            <w:r>
+              <w:t xml:space="preserve">5M views</w:t>
+            </w:r>
+          </w:p>
+        </w:tc>
+        <w:tc>
+          <w:tcPr/>
+          <w:p>
+            <w:pPr>
+              <w:pStyle w:val="Compact"/>
+            </w:pPr>
+            <w:r>
+              <w:t xml:space="preserve">100,000</w:t>
+            </w:r>
+          </w:p>
+        </w:tc>
+        <w:tc>
+          <w:tcPr/>
+          <w:p>
+            <w:pPr>
+              <w:pStyle w:val="Compact"/>
+            </w:pPr>
+            <w:r>
+              <w:t xml:space="preserve">8,000</w:t>
+            </w:r>
+          </w:p>
+        </w:tc>
+        <w:tc>
+          <w:tcPr/>
+          <w:p>
+            <w:pPr>
+              <w:pStyle w:val="Compact"/>
+            </w:pPr>
+            <w:r>
+              <w:t xml:space="preserve">2,000</w:t>
+            </w:r>
+          </w:p>
+        </w:tc>
+        <w:tc>
+          <w:tcPr/>
+          <w:p>
+            <w:pPr>
+              <w:pStyle w:val="Compact"/>
+            </w:pPr>
+            <w:r>
+              <w:t xml:space="preserve">$3.57M</w:t>
+            </w:r>
+          </w:p>
+        </w:tc>
+      </w:tr>
+      <w:tr>
+        <w:tc>
+          <w:tcPr/>
+          <w:p>
+            <w:pPr>
+              <w:pStyle w:val="Compact"/>
+            </w:pPr>
+            <w:r>
+              <w:t xml:space="preserve">Podcast (The Deal Stage)</w:t>
+            </w:r>
+          </w:p>
+        </w:tc>
+        <w:tc>
+          <w:tcPr/>
+          <w:p>
+            <w:pPr>
+              <w:pStyle w:val="Compact"/>
+            </w:pPr>
+            <w:r>
+              <w:t xml:space="preserve">2.4M downloads</w:t>
+            </w:r>
+          </w:p>
+        </w:tc>
+        <w:tc>
+          <w:tcPr/>
+          <w:p>
+            <w:pPr>
+              <w:pStyle w:val="Compact"/>
+            </w:pPr>
+            <w:r>
+              <w:t xml:space="preserve">24,000</w:t>
+            </w:r>
+          </w:p>
+        </w:tc>
+        <w:tc>
+          <w:tcPr/>
+          <w:p>
+            <w:pPr>
+              <w:pStyle w:val="Compact"/>
+            </w:pPr>
+            <w:r>
+              <w:t xml:space="preserve">2,400</w:t>
+            </w:r>
+          </w:p>
+        </w:tc>
+        <w:tc>
+          <w:tcPr/>
+          <w:p>
+            <w:pPr>
+              <w:pStyle w:val="Compact"/>
+            </w:pPr>
+            <w:r>
+              <w:t xml:space="preserve">600</w:t>
+            </w:r>
+          </w:p>
+        </w:tc>
+        <w:tc>
+          <w:tcPr/>
+          <w:p>
+            <w:pPr>
+              <w:pStyle w:val="Compact"/>
+            </w:pPr>
+            <w:r>
+              <w:t xml:space="preserve">$1.07M</w:t>
+            </w:r>
+          </w:p>
+        </w:tc>
+      </w:tr>
+      <w:tr>
+        <w:tc>
+          <w:tcPr/>
+          <w:p>
+            <w:pPr>
+              <w:pStyle w:val="Compact"/>
+            </w:pPr>
+            <w:r>
+              <w:t xml:space="preserve">TikTok / Reels / Shorts</w:t>
+            </w:r>
+          </w:p>
+        </w:tc>
+        <w:tc>
+          <w:tcPr/>
+          <w:p>
+            <w:pPr>
+              <w:pStyle w:val="Compact"/>
+            </w:pPr>
+            <w:r>
+              <w:t xml:space="preserve">50M views</w:t>
+            </w:r>
+          </w:p>
+        </w:tc>
+        <w:tc>
+          <w:tcPr/>
+          <w:p>
+            <w:pPr>
+              <w:pStyle w:val="Compact"/>
+            </w:pPr>
+            <w:r>
+              <w:t xml:space="preserve">75,000</w:t>
+            </w:r>
+          </w:p>
+        </w:tc>
+        <w:tc>
+          <w:tcPr/>
+          <w:p>
+            <w:pPr>
+              <w:pStyle w:val="Compact"/>
+            </w:pPr>
+            <w:r>
+              <w:t xml:space="preserve">3,750</w:t>
+            </w:r>
+          </w:p>
+        </w:tc>
+        <w:tc>
+          <w:tcPr/>
+          <w:p>
+            <w:pPr>
+              <w:pStyle w:val="Compact"/>
+            </w:pPr>
+            <w:r>
+              <w:t xml:space="preserve">750</w:t>
+            </w:r>
+          </w:p>
+        </w:tc>
+        <w:tc>
+          <w:tcPr/>
+          <w:p>
+            <w:pPr>
+              <w:pStyle w:val="Compact"/>
+            </w:pPr>
+            <w:r>
+              <w:t xml:space="preserve">$1.34M</w:t>
+            </w:r>
+          </w:p>
+        </w:tc>
+      </w:tr>
+      <w:tr>
+        <w:tc>
+          <w:tcPr/>
+          <w:p>
+            <w:pPr>
+              <w:pStyle w:val="Compact"/>
+            </w:pPr>
+            <w:r>
+              <w:rPr>
+                <w:b/>
+                <w:bCs/>
+              </w:rPr>
+              <w:t xml:space="preserve">Total Year 1 Content-Attributed</w:t>
+            </w:r>
+          </w:p>
+        </w:tc>
+        <w:tc>
+          <w:tcPr/>
+          <w:p>
+            <w:pPr>
+              <w:pStyle w:val="Compact"/>
+            </w:pPr>
+          </w:p>
+        </w:tc>
+        <w:tc>
+          <w:tcPr/>
+          <w:p>
+            <w:pPr>
+              <w:pStyle w:val="Compact"/>
+            </w:pPr>
+            <w:r>
+              <w:rPr>
+                <w:b/>
+                <w:bCs/>
+              </w:rPr>
+              <w:t xml:space="preserve">199,000</w:t>
+            </w:r>
+          </w:p>
+        </w:tc>
+        <w:tc>
+          <w:tcPr/>
+          <w:p>
+            <w:pPr>
+              <w:pStyle w:val="Compact"/>
+            </w:pPr>
+            <w:r>
+              <w:rPr>
+                <w:b/>
+                <w:bCs/>
+              </w:rPr>
+              <w:t xml:space="preserve">14,150</w:t>
+            </w:r>
+          </w:p>
+        </w:tc>
+        <w:tc>
+          <w:tcPr/>
+          <w:p>
+            <w:pPr>
+              <w:pStyle w:val="Compact"/>
+            </w:pPr>
+            <w:r>
+              <w:rPr>
+                <w:b/>
+                <w:bCs/>
+              </w:rPr>
+              <w:t xml:space="preserve">3,350</w:t>
+            </w:r>
+          </w:p>
+        </w:tc>
+        <w:tc>
+          <w:tcPr/>
+          <w:p>
+            <w:pPr>
+              <w:pStyle w:val="Compact"/>
+            </w:pPr>
+            <w:r>
+              <w:rPr>
+                <w:b/>
+                <w:bCs/>
+              </w:rPr>
+              <w:t xml:space="preserve">$5.98M ARR</w:t>
+            </w:r>
+          </w:p>
+        </w:tc>
+      </w:tr>
+    </w:tbl>
+    <w:p>
+      <w:pPr>
+        <w:pStyle w:val="BodyText"/>
+      </w:pPr>
+      <w:r>
+        <w:rPr>
+          <w:i/>
+          <w:iCs/>
+        </w:rPr>
+        <w:t xml:space="preserve">Conversion assumptions: 2% of content viewers visit the platform; 8% of platform visitors start a free trial; 25% of trial users convert to paid; average paid plan value $125/month.</w:t>
+      </w:r>
+    </w:p>
+    <w:p>
+      <w:pPr>
+        <w:pStyle w:val="BodyText"/>
+      </w:pPr>
+      <w:r>
+        <w:rPr>
+          <w:b/>
+          <w:bCs/>
+        </w:rPr>
+        <w:t xml:space="preserve">The Compounding Calculation</w:t>
+      </w:r>
+    </w:p>
+    <w:p>
+      <w:pPr>
+        <w:pStyle w:val="BodyText"/>
+      </w:pPr>
+      <w:r>
+        <w:t xml:space="preserve">In Year 1, content marketing generates $4.5M–$6M in platform ARR. In Year 2, the same Year 1 content is still generating signups — YouTube videos and podcast episodes are evergreen assets with indefinite discovery lifetimes — while new Year 2 content is added on top.</w:t>
+      </w:r>
+    </w:p>
+    <w:p>
+      <w:pPr>
+        <w:pStyle w:val="BodyText"/>
+      </w:pPr>
+      <w:r>
+        <w:t xml:space="preserve">At a 40% annual compounding rate (based on YouTube channel subscriber growth assumptions), Year 1 content generates an additional $1.8M–$2.4M in Year 2 ARR from the same episodes, with no additional production cost. The content investment does not depreciate. It compounds.</w:t>
+      </w:r>
+    </w:p>
+    <w:p>
+      <w:pPr>
+        <w:pStyle w:val="BodyText"/>
+      </w:pPr>
+      <w:r>
+        <w:rPr>
+          <w:b/>
+          <w:bCs/>
+        </w:rPr>
+        <w:t xml:space="preserve">The Three-Year Content ROI</w:t>
+      </w:r>
+    </w:p>
+    <w:tbl>
+      <w:tblPr>
+        <w:tblStyle w:val="Table"/>
+        <w:tblW w:type="pct" w:w="5000"/>
+        <w:tblLayout w:type="fixed"/>
+        <w:tblLook w:firstRow="1" w:lastRow="0" w:firstColumn="0" w:lastColumn="0" w:noHBand="0" w:noVBand="0" w:val="0020"/>
+      </w:tblPr>
+      <w:tblGrid>
+        <w:gridCol w:w="601"/>
+        <w:gridCol w:w="1604"/>
+        <w:gridCol w:w="2706"/>
+        <w:gridCol w:w="3007"/>
+      </w:tblGrid>
+      <w:tr>
+        <w:trPr>
+          <w:tblHeader w:val="on"/>
+        </w:trPr>
+        <w:tc>
+          <w:tcPr/>
+          <w:p>
+            <w:pPr>
+              <w:pStyle w:val="Compact"/>
+            </w:pPr>
+            <w:r>
+              <w:t xml:space="preserve">Year</w:t>
+            </w:r>
+          </w:p>
+        </w:tc>
+        <w:tc>
+          <w:tcPr/>
+          <w:p>
+            <w:pPr>
+              <w:pStyle w:val="Compact"/>
+            </w:pPr>
+            <w:r>
+              <w:t xml:space="preserve">New Content ARR</w:t>
+            </w:r>
+          </w:p>
+        </w:tc>
+        <w:tc>
+          <w:tcPr/>
+          <w:p>
+            <w:pPr>
+              <w:pStyle w:val="Compact"/>
+            </w:pPr>
+            <w:r>
+              <w:t xml:space="preserve">Carryover from Prior Years</w:t>
+            </w:r>
+          </w:p>
+        </w:tc>
+        <w:tc>
+          <w:tcPr/>
+          <w:p>
+            <w:pPr>
+              <w:pStyle w:val="Compact"/>
+            </w:pPr>
+            <w:r>
+              <w:t xml:space="preserve">Total Content-Attributed ARR</w:t>
+            </w:r>
+          </w:p>
+        </w:tc>
+      </w:tr>
+      <w:tr>
+        <w:tc>
+          <w:tcPr/>
+          <w:p>
+            <w:pPr>
+              <w:pStyle w:val="Compact"/>
+            </w:pPr>
+            <w:r>
+              <w:t xml:space="preserve">Year 1</w:t>
+            </w:r>
+          </w:p>
+        </w:tc>
+        <w:tc>
+          <w:tcPr/>
+          <w:p>
+            <w:pPr>
+              <w:pStyle w:val="Compact"/>
+            </w:pPr>
+            <w:r>
+              <w:t xml:space="preserve">$4.5M–$6M</w:t>
+            </w:r>
+          </w:p>
+        </w:tc>
+        <w:tc>
+          <w:tcPr/>
+          <w:p>
+            <w:pPr>
+              <w:pStyle w:val="Compact"/>
+            </w:pPr>
+            <w:r>
+              <w:t xml:space="preserve">$0</w:t>
+            </w:r>
+          </w:p>
+        </w:tc>
+        <w:tc>
+          <w:tcPr/>
+          <w:p>
+            <w:pPr>
+              <w:pStyle w:val="Compact"/>
+            </w:pPr>
+            <w:r>
+              <w:t xml:space="preserve">$4.5M–$6M</w:t>
+            </w:r>
+          </w:p>
+        </w:tc>
+      </w:tr>
+      <w:tr>
+        <w:tc>
+          <w:tcPr/>
+          <w:p>
+            <w:pPr>
+              <w:pStyle w:val="Compact"/>
+            </w:pPr>
+            <w:r>
+              <w:t xml:space="preserve">Year 2</w:t>
+            </w:r>
+          </w:p>
+        </w:tc>
+        <w:tc>
+          <w:tcPr/>
+          <w:p>
+            <w:pPr>
+              <w:pStyle w:val="Compact"/>
+            </w:pPr>
+            <w:r>
+              <w:t xml:space="preserve">$6M–$8M</w:t>
+            </w:r>
+          </w:p>
+        </w:tc>
+        <w:tc>
+          <w:tcPr/>
+          <w:p>
+            <w:pPr>
+              <w:pStyle w:val="Compact"/>
+            </w:pPr>
+            <w:r>
+              <w:t xml:space="preserve">$1.8M–$2.4M</w:t>
+            </w:r>
+          </w:p>
+        </w:tc>
+        <w:tc>
+          <w:tcPr/>
+          <w:p>
+            <w:pPr>
+              <w:pStyle w:val="Compact"/>
+            </w:pPr>
+            <w:r>
+              <w:t xml:space="preserve">$7.8M–$10.4M</w:t>
+            </w:r>
+          </w:p>
+        </w:tc>
+      </w:tr>
+      <w:tr>
+        <w:tc>
+          <w:tcPr/>
+          <w:p>
+            <w:pPr>
+              <w:pStyle w:val="Compact"/>
+            </w:pPr>
+            <w:r>
+              <w:t xml:space="preserve">Year 3</w:t>
+            </w:r>
+          </w:p>
+        </w:tc>
+        <w:tc>
+          <w:tcPr/>
+          <w:p>
+            <w:pPr>
+              <w:pStyle w:val="Compact"/>
+            </w:pPr>
+            <w:r>
+              <w:t xml:space="preserve">$8M–$10M</w:t>
+            </w:r>
+          </w:p>
+        </w:tc>
+        <w:tc>
+          <w:tcPr/>
+          <w:p>
+            <w:pPr>
+              <w:pStyle w:val="Compact"/>
+            </w:pPr>
+            <w:r>
+              <w:t xml:space="preserve">$4.5M–$6M</w:t>
+            </w:r>
+          </w:p>
+        </w:tc>
+        <w:tc>
+          <w:tcPr/>
+          <w:p>
+            <w:pPr>
+              <w:pStyle w:val="Compact"/>
+            </w:pPr>
+            <w:r>
+              <w:t xml:space="preserve">$12.5M–$16M</w:t>
+            </w:r>
+          </w:p>
+        </w:tc>
+      </w:tr>
+    </w:tbl>
+    <w:p>
+      <w:pPr>
+        <w:pStyle w:val="BodyText"/>
+      </w:pPr>
+      <w:r>
+        <w:t xml:space="preserve">This is the argument that separates DealStage from every other content investment: content is not an expense that returns revenue. It is an appreciating asset that compounds over time.</w:t>
+      </w:r>
+    </w:p>
+    <w:p>
+      <w:r>
+        <w:pict>
+          <v:rect style="width:0;height:1.5pt" o:hralign="center" o:hrstd="t" o:hr="t"/>
+        </w:pict>
+      </w:r>
+    </w:p>
+    <w:bookmarkEnd w:id="189"/>
+    <w:bookmarkEnd w:id="190"/>
+    <w:bookmarkStart w:id="192" w:name="X6f365061076f2b8410085a2d24c72bee8e617e0"/>
+    <w:p>
+      <w:pPr>
+        <w:pStyle w:val="Heading2"/>
+      </w:pPr>
+      <w:r>
+        <w:t xml:space="preserve">[NEW] 3.1 — The DealStage Content Clock: Full Weekly Publishing Rhythm</w:t>
+      </w:r>
+    </w:p>
+    <w:bookmarkStart w:id="191" w:name="Xd47723fd794228fd461bc0c69e1f3fd5c808f8e"/>
+    <w:p>
+      <w:pPr>
+        <w:pStyle w:val="Heading3"/>
+      </w:pPr>
+      <w:r>
+        <w:t xml:space="preserve">The DealStage Content Clock — Weekly Operating Rhythm</w:t>
+      </w:r>
+    </w:p>
+    <w:p>
+      <w:pPr>
+        <w:pStyle w:val="FirstParagraph"/>
+      </w:pPr>
+      <w:r>
+        <w:rPr>
+          <w:i/>
+          <w:iCs/>
+        </w:rPr>
+        <w:t xml:space="preserve">The Content Clock is the operational backbone of the Digital Content Plan. It transforms the content strategy from a list of properties into a machine with predictable weekly outputs.</w:t>
+      </w:r>
+    </w:p>
+    <w:p>
+      <w:pPr>
+        <w:pStyle w:val="BodyText"/>
+      </w:pPr>
+      <w:r>
+        <w:rPr>
+          <w:b/>
+          <w:bCs/>
+        </w:rPr>
+        <w:t xml:space="preserve">Weekly Publishing Schedule</w:t>
+      </w:r>
+    </w:p>
+    <w:tbl>
+      <w:tblPr>
+        <w:tblStyle w:val="Table"/>
+        <w:tblW w:type="pct" w:w="5000"/>
+        <w:tblLayout w:type="fixed"/>
+        <w:tblLook w:firstRow="1" w:lastRow="0" w:firstColumn="0" w:lastColumn="0" w:noHBand="0" w:noVBand="0" w:val="0020"/>
+      </w:tblPr>
+      <w:tblGrid>
+        <w:gridCol w:w="1277"/>
+        <w:gridCol w:w="2554"/>
+        <w:gridCol w:w="4087"/>
+      </w:tblGrid>
+      <w:tr>
+        <w:trPr>
+          <w:tblHeader w:val="on"/>
+        </w:trPr>
+        <w:tc>
+          <w:tcPr/>
+          <w:p>
+            <w:pPr>
+              <w:pStyle w:val="Compact"/>
+            </w:pPr>
+            <w:r>
+              <w:t xml:space="preserve">Day</w:t>
+            </w:r>
+          </w:p>
+        </w:tc>
+        <w:tc>
+          <w:tcPr/>
+          <w:p>
+            <w:pPr>
+              <w:pStyle w:val="Compact"/>
+            </w:pPr>
+            <w:r>
+              <w:t xml:space="preserve">Platform</w:t>
+            </w:r>
+          </w:p>
+        </w:tc>
+        <w:tc>
+          <w:tcPr/>
+          <w:p>
+            <w:pPr>
+              <w:pStyle w:val="Compact"/>
+            </w:pPr>
+            <w:r>
+              <w:t xml:space="preserve">Content Action</w:t>
+            </w:r>
+          </w:p>
+        </w:tc>
+      </w:tr>
+      <w:tr>
+        <w:tc>
+          <w:tcPr/>
+          <w:p>
+            <w:pPr>
+              <w:pStyle w:val="Compact"/>
+            </w:pPr>
+            <w:r>
+              <w:t xml:space="preserve">Monday</w:t>
+            </w:r>
+          </w:p>
+        </w:tc>
+        <w:tc>
+          <w:tcPr/>
+          <w:p>
+            <w:pPr>
+              <w:pStyle w:val="Compact"/>
+            </w:pPr>
+            <w:r>
+              <w:t xml:space="preserve">LinkedIn + Podcast platforms</w:t>
+            </w:r>
+          </w:p>
+        </w:tc>
+        <w:tc>
+          <w:tcPr/>
+          <w:p>
+            <w:pPr>
+              <w:pStyle w:val="Compact"/>
+            </w:pPr>
+            <w:r>
+              <w:t xml:space="preserve">“Deal Data of the Week”</w:t>
+            </w:r>
+            <w:r>
+              <w:t xml:space="preserve"> </w:t>
+            </w:r>
+            <w:r>
+              <w:t xml:space="preserve">post (LinkedIn) + new podcast episode drops at 6 AM Eastern</w:t>
+            </w:r>
+          </w:p>
+        </w:tc>
+      </w:tr>
+      <w:tr>
+        <w:tc>
+          <w:tcPr/>
+          <w:p>
+            <w:pPr>
+              <w:pStyle w:val="Compact"/>
+            </w:pPr>
+            <w:r>
+              <w:t xml:space="preserve">Tuesday</w:t>
+            </w:r>
+          </w:p>
+        </w:tc>
+        <w:tc>
+          <w:tcPr/>
+          <w:p>
+            <w:pPr>
+              <w:pStyle w:val="Compact"/>
+            </w:pPr>
+            <w:r>
+              <w:t xml:space="preserve">YouTube + TikTok</w:t>
+            </w:r>
+          </w:p>
+        </w:tc>
+        <w:tc>
+          <w:tcPr/>
+          <w:p>
+            <w:pPr>
+              <w:pStyle w:val="Compact"/>
+            </w:pPr>
+            <w:r>
+              <w:t xml:space="preserve">Full YouTube episode publishes + 3 TikTok clips from episode content</w:t>
+            </w:r>
+          </w:p>
+        </w:tc>
+      </w:tr>
+      <w:tr>
+        <w:tc>
+          <w:tcPr/>
+          <w:p>
+            <w:pPr>
+              <w:pStyle w:val="Compact"/>
+            </w:pPr>
+            <w:r>
+              <w:t xml:space="preserve">Wednesday</w:t>
+            </w:r>
+          </w:p>
+        </w:tc>
+        <w:tc>
+          <w:tcPr/>
+          <w:p>
+            <w:pPr>
+              <w:pStyle w:val="Compact"/>
+            </w:pPr>
+            <w:r>
+              <w:t xml:space="preserve">Instagram + Email</w:t>
+            </w:r>
+          </w:p>
+        </w:tc>
+        <w:tc>
+          <w:tcPr/>
+          <w:p>
+            <w:pPr>
+              <w:pStyle w:val="Compact"/>
+            </w:pPr>
+            <w:r>
+              <w:t xml:space="preserve">Instagram Reels behind-the-scenes clip + email newsletter to subscriber list</w:t>
+            </w:r>
+          </w:p>
+        </w:tc>
+      </w:tr>
+      <w:tr>
+        <w:tc>
+          <w:tcPr/>
+          <w:p>
+            <w:pPr>
+              <w:pStyle w:val="Compact"/>
+            </w:pPr>
+            <w:r>
+              <w:t xml:space="preserve">Thursday</w:t>
+            </w:r>
+          </w:p>
+        </w:tc>
+        <w:tc>
+          <w:tcPr/>
+          <w:p>
+            <w:pPr>
+              <w:pStyle w:val="Compact"/>
+            </w:pPr>
+            <w:r>
+              <w:t xml:space="preserve">YouTube + LinkedIn</w:t>
+            </w:r>
+          </w:p>
+        </w:tc>
+        <w:tc>
+          <w:tcPr/>
+          <w:p>
+            <w:pPr>
+              <w:pStyle w:val="Compact"/>
+            </w:pPr>
+            <w:r>
+              <w:t xml:space="preserve">YouTube Short (60-second clip) + LinkedIn long-form case study post</w:t>
+            </w:r>
+          </w:p>
+        </w:tc>
+      </w:tr>
+      <w:tr>
+        <w:tc>
+          <w:tcPr/>
+          <w:p>
+            <w:pPr>
+              <w:pStyle w:val="Compact"/>
+            </w:pPr>
+            <w:r>
+              <w:t xml:space="preserve">Friday</w:t>
+            </w:r>
+          </w:p>
+        </w:tc>
+        <w:tc>
+          <w:tcPr/>
+          <w:p>
+            <w:pPr>
+              <w:pStyle w:val="Compact"/>
+            </w:pPr>
+            <w:r>
+              <w:t xml:space="preserve">All platforms</w:t>
+            </w:r>
+          </w:p>
+        </w:tc>
+        <w:tc>
+          <w:tcPr/>
+          <w:p>
+            <w:pPr>
+              <w:pStyle w:val="Compact"/>
+            </w:pPr>
+            <w:r>
+              <w:t xml:space="preserve">“Deal of the Week”</w:t>
+            </w:r>
+            <w:r>
+              <w:t xml:space="preserve"> </w:t>
+            </w:r>
+            <w:r>
+              <w:t xml:space="preserve">announcement across all platforms + podcast clip highlight</w:t>
+            </w:r>
+          </w:p>
+        </w:tc>
+      </w:tr>
+      <w:tr>
+        <w:tc>
+          <w:tcPr/>
+          <w:p>
+            <w:pPr>
+              <w:pStyle w:val="Compact"/>
+            </w:pPr>
+            <w:r>
+              <w:t xml:space="preserve">Saturday</w:t>
+            </w:r>
+          </w:p>
+        </w:tc>
+        <w:tc>
+          <w:tcPr/>
+          <w:p>
+            <w:pPr>
+              <w:pStyle w:val="Compact"/>
+            </w:pPr>
+            <w:r>
+              <w:t xml:space="preserve">Community</w:t>
+            </w:r>
+          </w:p>
+        </w:tc>
+        <w:tc>
+          <w:tcPr/>
+          <w:p>
+            <w:pPr>
+              <w:pStyle w:val="Compact"/>
+            </w:pPr>
+            <w:r>
+              <w:t xml:space="preserve">Community engagement — reply to comments, DealStage Discord/community interaction</w:t>
+            </w:r>
+          </w:p>
+        </w:tc>
+      </w:tr>
+      <w:tr>
+        <w:tc>
+          <w:tcPr/>
+          <w:p>
+            <w:pPr>
+              <w:pStyle w:val="Compact"/>
+            </w:pPr>
+            <w:r>
+              <w:t xml:space="preserve">Sunday</w:t>
+            </w:r>
+          </w:p>
+        </w:tc>
+        <w:tc>
+          <w:tcPr/>
+          <w:p>
+            <w:pPr>
+              <w:pStyle w:val="Compact"/>
+            </w:pPr>
+            <w:r>
+              <w:t xml:space="preserve">Prep</w:t>
+            </w:r>
+          </w:p>
+        </w:tc>
+        <w:tc>
+          <w:tcPr/>
+          <w:p>
+            <w:pPr>
+              <w:pStyle w:val="Compact"/>
+            </w:pPr>
+            <w:r>
+              <w:t xml:space="preserve">Following week’s content preparation window — drafts, scheduling, clip selection</w:t>
+            </w:r>
+          </w:p>
+        </w:tc>
+      </w:tr>
+    </w:tbl>
+    <w:p>
+      <w:pPr>
+        <w:pStyle w:val="BodyText"/>
+      </w:pPr>
+      <w:r>
+        <w:rPr>
+          <w:b/>
+          <w:bCs/>
+        </w:rPr>
+        <w:t xml:space="preserve">The Content Multiplication Factor</w:t>
+      </w:r>
+    </w:p>
+    <w:p>
+      <w:pPr>
+        <w:pStyle w:val="BodyText"/>
+      </w:pPr>
+      <w:r>
+        <w:t xml:space="preserve">One full YouTube episode (filmed in one production day) generates:</w:t>
+      </w:r>
+      <w:r>
+        <w:t xml:space="preserve"> </w:t>
+      </w:r>
+      <w:r>
+        <w:t xml:space="preserve">- 6 TikTok clips</w:t>
+      </w:r>
+      <w:r>
+        <w:t xml:space="preserve"> </w:t>
+      </w:r>
+      <w:r>
+        <w:t xml:space="preserve">- 3 Instagram Reels</w:t>
+      </w:r>
+      <w:r>
+        <w:t xml:space="preserve"> </w:t>
+      </w:r>
+      <w:r>
+        <w:t xml:space="preserve">- 1 YouTube Short</w:t>
+      </w:r>
+      <w:r>
+        <w:t xml:space="preserve"> </w:t>
+      </w:r>
+      <w:r>
+        <w:t xml:space="preserve">- 2 LinkedIn posts</w:t>
+      </w:r>
+      <w:r>
+        <w:t xml:space="preserve"> </w:t>
+      </w:r>
+      <w:r>
+        <w:t xml:space="preserve">- 1 podcast episode clip</w:t>
+      </w:r>
+      <w:r>
+        <w:t xml:space="preserve"> </w:t>
+      </w:r>
+      <w:r>
+        <w:t xml:space="preserve">- 1 newsletter feature</w:t>
+      </w:r>
+      <w:r>
+        <w:t xml:space="preserve"> </w:t>
+      </w:r>
+      <w:r>
+        <w:t xml:space="preserve">-</w:t>
+      </w:r>
+      <w:r>
+        <w:t xml:space="preserve"> </w:t>
+      </w:r>
+      <w:r>
+        <w:rPr>
+          <w:b/>
+          <w:bCs/>
+        </w:rPr>
+        <w:t xml:space="preserve">Total: 14 pieces of distributed content from one production day</w:t>
+      </w:r>
+    </w:p>
+    <w:p>
+      <w:pPr>
+        <w:pStyle w:val="BodyText"/>
+      </w:pPr>
+      <w:r>
+        <w:rPr>
+          <w:b/>
+          <w:bCs/>
+        </w:rPr>
+        <w:t xml:space="preserve">Team Requirements for This Clock</w:t>
+      </w:r>
+    </w:p>
+    <w:tbl>
+      <w:tblPr>
+        <w:tblStyle w:val="Table"/>
+        <w:tblW w:type="pct" w:w="5000"/>
+        <w:tblLayout w:type="fixed"/>
+        <w:tblLook w:firstRow="1" w:lastRow="0" w:firstColumn="0" w:lastColumn="0" w:noHBand="0" w:noVBand="0" w:val="0020"/>
+      </w:tblPr>
+      <w:tblGrid>
+        <w:gridCol w:w="1440"/>
+        <w:gridCol w:w="1200"/>
+        <w:gridCol w:w="5280"/>
+      </w:tblGrid>
+      <w:tr>
+        <w:trPr>
+          <w:tblHeader w:val="on"/>
+        </w:trPr>
+        <w:tc>
+          <w:tcPr/>
+          <w:p>
+            <w:pPr>
+              <w:pStyle w:val="Compact"/>
+            </w:pPr>
+            <w:r>
+              <w:t xml:space="preserve">Role</w:t>
+            </w:r>
+          </w:p>
+        </w:tc>
+        <w:tc>
+          <w:tcPr/>
+          <w:p>
+            <w:pPr>
+              <w:pStyle w:val="Compact"/>
+            </w:pPr>
+            <w:r>
+              <w:t xml:space="preserve">FTE</w:t>
+            </w:r>
+          </w:p>
+        </w:tc>
+        <w:tc>
+          <w:tcPr/>
+          <w:p>
+            <w:pPr>
+              <w:pStyle w:val="Compact"/>
+            </w:pPr>
+            <w:r>
+              <w:t xml:space="preserve">Primary Responsibility</w:t>
+            </w:r>
+          </w:p>
+        </w:tc>
+      </w:tr>
+      <w:tr>
+        <w:tc>
+          <w:tcPr/>
+          <w:p>
+            <w:pPr>
+              <w:pStyle w:val="Compact"/>
+            </w:pPr>
+            <w:r>
+              <w:t xml:space="preserve">YouTube editor</w:t>
+            </w:r>
+          </w:p>
+        </w:tc>
+        <w:tc>
+          <w:tcPr/>
+          <w:p>
+            <w:pPr>
+              <w:pStyle w:val="Compact"/>
+            </w:pPr>
+            <w:r>
+              <w:t xml:space="preserve">1.0</w:t>
+            </w:r>
+          </w:p>
+        </w:tc>
+        <w:tc>
+          <w:tcPr/>
+          <w:p>
+            <w:pPr>
+              <w:pStyle w:val="Compact"/>
+            </w:pPr>
+            <w:r>
+              <w:t xml:space="preserve">Full episode edit, YouTube Short</w:t>
+            </w:r>
+          </w:p>
+        </w:tc>
+      </w:tr>
+      <w:tr>
+        <w:tc>
+          <w:tcPr/>
+          <w:p>
+            <w:pPr>
+              <w:pStyle w:val="Compact"/>
+            </w:pPr>
+            <w:r>
+              <w:t xml:space="preserve">Social media manager</w:t>
+            </w:r>
+          </w:p>
+        </w:tc>
+        <w:tc>
+          <w:tcPr/>
+          <w:p>
+            <w:pPr>
+              <w:pStyle w:val="Compact"/>
+            </w:pPr>
+            <w:r>
+              <w:t xml:space="preserve">1.0</w:t>
+            </w:r>
+          </w:p>
+        </w:tc>
+        <w:tc>
+          <w:tcPr/>
+          <w:p>
+            <w:pPr>
+              <w:pStyle w:val="Compact"/>
+            </w:pPr>
+            <w:r>
+              <w:t xml:space="preserve">TikTok clips, Instagram Reels, LinkedIn posts</w:t>
+            </w:r>
+          </w:p>
+        </w:tc>
+      </w:tr>
+      <w:tr>
+        <w:tc>
+          <w:tcPr/>
+          <w:p>
+            <w:pPr>
+              <w:pStyle w:val="Compact"/>
+            </w:pPr>
+            <w:r>
+              <w:t xml:space="preserve">Podcast producer</w:t>
+            </w:r>
+          </w:p>
+        </w:tc>
+        <w:tc>
+          <w:tcPr/>
+          <w:p>
+            <w:pPr>
+              <w:pStyle w:val="Compact"/>
+            </w:pPr>
+            <w:r>
+              <w:t xml:space="preserve">0.5</w:t>
+            </w:r>
+          </w:p>
+        </w:tc>
+        <w:tc>
+          <w:tcPr/>
+          <w:p>
+            <w:pPr>
+              <w:pStyle w:val="Compact"/>
+            </w:pPr>
+            <w:r>
+              <w:t xml:space="preserve">Episode edit, distribution, clip selection</w:t>
+            </w:r>
+          </w:p>
+        </w:tc>
+      </w:tr>
+      <w:tr>
+        <w:tc>
+          <w:tcPr/>
+          <w:p>
+            <w:pPr>
+              <w:pStyle w:val="Compact"/>
+            </w:pPr>
+            <w:r>
+              <w:t xml:space="preserve">Content strategist</w:t>
+            </w:r>
+          </w:p>
+        </w:tc>
+        <w:tc>
+          <w:tcPr/>
+          <w:p>
+            <w:pPr>
+              <w:pStyle w:val="Compact"/>
+            </w:pPr>
+            <w:r>
+              <w:t xml:space="preserve">0.5</w:t>
+            </w:r>
+          </w:p>
+        </w:tc>
+        <w:tc>
+          <w:tcPr/>
+          <w:p>
+            <w:pPr>
+              <w:pStyle w:val="Compact"/>
+            </w:pPr>
+            <w:r>
+              <w:t xml:space="preserve">Editorial calendar, newsletter, cross-platform coordination</w:t>
+            </w:r>
+          </w:p>
+        </w:tc>
+      </w:tr>
+    </w:tbl>
+    <w:p>
+      <w:pPr>
+        <w:pStyle w:val="BodyText"/>
+      </w:pPr>
+      <w:r>
+        <w:t xml:space="preserve">Four roles execute the entire Content Clock machine.</w:t>
+      </w:r>
+    </w:p>
+    <w:p>
+      <w:r>
+        <w:pict>
+          <v:rect style="width:0;height:1.5pt" o:hralign="center" o:hrstd="t" o:hr="t"/>
+        </w:pict>
+      </w:r>
+    </w:p>
+    <w:bookmarkEnd w:id="191"/>
+    <w:bookmarkEnd w:id="192"/>
+    <w:bookmarkStart w:id="194" w:name="Xf8d804416737dae3499b5ac89eb37735b66e75b"/>
+    <w:p>
+      <w:pPr>
+        <w:pStyle w:val="Heading2"/>
+      </w:pPr>
+      <w:r>
+        <w:t xml:space="preserve">[NEW] 3.2 — LinkedIn B2B Content Strategy: Targeting Brand and Agency Buyers</w:t>
+      </w:r>
+    </w:p>
+    <w:bookmarkStart w:id="193" w:name="X47ac4e158d99a0b2dd3280c0aa2a2a6d143624e"/>
+    <w:p>
+      <w:pPr>
+        <w:pStyle w:val="Heading3"/>
+      </w:pPr>
+      <w:r>
+        <w:t xml:space="preserve">LinkedIn B2B Content Strategy — The Sarah Chen and Marcus Williams Acquisition Engine</w:t>
+      </w:r>
+    </w:p>
+    <w:p>
+      <w:pPr>
+        <w:pStyle w:val="FirstParagraph"/>
+      </w:pPr>
+      <w:r>
+        <w:t xml:space="preserve">LinkedIn is where DealStage’s highest-value customers — enterprise brands and talent agencies with $2M+ influencer budgets — spend their professional content time. It is where the enterprise sales cycle begins: not with a cold call, but with a potential customer reading a DealStage insight, recognizing their own problem in the framing, and clicking through to learn more.</w:t>
+      </w:r>
+    </w:p>
+    <w:p>
+      <w:pPr>
+        <w:pStyle w:val="BodyText"/>
+      </w:pPr>
+      <w:r>
+        <w:rPr>
+          <w:b/>
+          <w:bCs/>
+        </w:rPr>
+        <w:t xml:space="preserve">Three LinkedIn Content Formats</w:t>
+      </w:r>
+    </w:p>
+    <w:p>
+      <w:pPr>
+        <w:pStyle w:val="BodyText"/>
+      </w:pPr>
+      <w:r>
+        <w:rPr>
+          <w:b/>
+          <w:bCs/>
+        </w:rPr>
+        <w:t xml:space="preserve">1. Deal Data Dispatch (weekly)</w:t>
+      </w:r>
+      <w:r>
+        <w:t xml:space="preserve"> </w:t>
+      </w:r>
+      <w:r>
+        <w:t xml:space="preserve">A short LinkedIn post sharing one counterintuitive insight from anonymized DealStage platform data.</w:t>
+      </w:r>
+    </w:p>
+    <w:p>
+      <w:pPr>
+        <w:pStyle w:val="BodyText"/>
+      </w:pPr>
+      <w:r>
+        <w:t xml:space="preserve">Example:</w:t>
+      </w:r>
+      <w:r>
+        <w:t xml:space="preserve"> </w:t>
+      </w:r>
+      <w:r>
+        <w:rPr>
+          <w:i/>
+          <w:iCs/>
+        </w:rPr>
+        <w:t xml:space="preserve">“The 40 brands that paid creators the most last month had 3 things in common. Here’s what they knew that the brands paying 60% less did not.”</w:t>
+      </w:r>
+    </w:p>
+    <w:p>
+      <w:pPr>
+        <w:pStyle w:val="BodyText"/>
+      </w:pPr>
+      <w:r>
+        <w:t xml:space="preserve">Format: 200-300 words, data point lead, insight, implication for brand-side readers. Posts on Monday. Pairs with the podcast episode drop for the week.</w:t>
+      </w:r>
+    </w:p>
+    <w:p>
+      <w:pPr>
+        <w:pStyle w:val="BodyText"/>
+      </w:pPr>
+      <w:r>
+        <w:rPr>
+          <w:b/>
+          <w:bCs/>
+        </w:rPr>
+        <w:t xml:space="preserve">2. Creator Economy Case Study (bi-weekly)</w:t>
+      </w:r>
+      <w:r>
+        <w:t xml:space="preserve"> </w:t>
+      </w:r>
+      <w:r>
+        <w:t xml:space="preserve">A 1,200–1,500 word long-form post telling a specific story of a brand that transformed their creator program using DealStage data. Named if the brand has consented; anonymized if not but clearly labeled as based on real platform data.</w:t>
+      </w:r>
+    </w:p>
+    <w:p>
+      <w:pPr>
+        <w:pStyle w:val="BodyText"/>
+      </w:pPr>
+      <w:r>
+        <w:rPr>
+          <w:b/>
+          <w:bCs/>
+        </w:rPr>
+        <w:t xml:space="preserve">3. State of Deals Report (monthly PDF)</w:t>
+      </w:r>
+      <w:r>
+        <w:t xml:space="preserve"> </w:t>
+      </w:r>
+      <w:r>
+        <w:t xml:space="preserve">A 5-page PDF distributed through the DealStage LinkedIn newsletter, citing platform data that journalists and analysts will quote. See Suggestion 3.3 for full State of Deals specification.</w:t>
+      </w:r>
+    </w:p>
+    <w:p>
+      <w:pPr>
+        <w:pStyle w:val="BodyText"/>
+      </w:pPr>
+      <w:r>
+        <w:rPr>
+          <w:b/>
+          <w:bCs/>
+        </w:rPr>
+        <w:t xml:space="preserve">Founder Thought Leadership</w:t>
+      </w:r>
+    </w:p>
+    <w:p>
+      <w:pPr>
+        <w:pStyle w:val="BodyText"/>
+      </w:pPr>
+      <w:r>
+        <w:t xml:space="preserve">The DealStage CEO should post 3× per week on LinkedIn with short, data-driven insights. Founder content on LinkedIn outperforms company page content by 5-10x in reach. The CEO’s LinkedIn presence is a distribution asset that costs nothing but time.</w:t>
+      </w:r>
+    </w:p>
+    <w:p>
+      <w:pPr>
+        <w:pStyle w:val="BodyText"/>
+      </w:pPr>
+      <w:r>
+        <w:rPr>
+          <w:b/>
+          <w:bCs/>
+        </w:rPr>
+        <w:t xml:space="preserve">The LinkedIn Conversion Funnel</w:t>
+      </w:r>
+    </w:p>
+    <w:p>
+      <w:pPr>
+        <w:pStyle w:val="BodyText"/>
+      </w:pPr>
+      <w:r>
+        <w:t xml:space="preserve">LinkedIn post → DealStage website landing page → free</w:t>
+      </w:r>
+      <w:r>
+        <w:t xml:space="preserve"> </w:t>
+      </w:r>
+      <w:r>
+        <w:t xml:space="preserve">“DealStage Brand Intelligence Report”</w:t>
+      </w:r>
+      <w:r>
+        <w:t xml:space="preserve"> </w:t>
+      </w:r>
+      <w:r>
+        <w:t xml:space="preserve">download (gated by email and company name) → enterprise sales follow-up within 24 hours.</w:t>
+      </w:r>
+    </w:p>
+    <w:p>
+      <w:pPr>
+        <w:pStyle w:val="BodyText"/>
+      </w:pPr>
+      <w:r>
+        <w:t xml:space="preserve">This funnel converts LinkedIn’s B2B audience at 3-8% from content viewer to qualified lead. At 10,000 LinkedIn post views per week and 3% conversion: 300 new qualified leads per week from LinkedIn alone.</w:t>
+      </w:r>
+    </w:p>
+    <w:p>
+      <w:r>
+        <w:pict>
+          <v:rect style="width:0;height:1.5pt" o:hralign="center" o:hrstd="t" o:hr="t"/>
+        </w:pict>
+      </w:r>
+    </w:p>
+    <w:bookmarkEnd w:id="193"/>
+    <w:bookmarkEnd w:id="194"/>
+    <w:bookmarkStart w:id="196" w:name="X3d0d87d8b1f49fc402d4577c886d7bc5bf9ebe6"/>
+    <w:p>
+      <w:pPr>
+        <w:pStyle w:val="Heading2"/>
+      </w:pPr>
+      <w:r>
+        <w:t xml:space="preserve">[NEW] 3.3 — The State of Deals Monthly Data Report</w:t>
+      </w:r>
+    </w:p>
+    <w:bookmarkStart w:id="195" w:name="Xd501f0f6c2b053863fd59b568a6c48d8b48500a"/>
+    <w:p>
+      <w:pPr>
+        <w:pStyle w:val="Heading3"/>
+      </w:pPr>
+      <w:r>
+        <w:t xml:space="preserve">The State of Deals — Monthly Creator Economy Data Report</w:t>
+      </w:r>
+    </w:p>
+    <w:p>
+      <w:pPr>
+        <w:pStyle w:val="FirstParagraph"/>
+      </w:pPr>
+      <w:r>
+        <w:rPr>
+          <w:b/>
+          <w:bCs/>
+        </w:rPr>
+        <w:t xml:space="preserve">The Concept</w:t>
+      </w:r>
+    </w:p>
+    <w:p>
+      <w:pPr>
+        <w:pStyle w:val="BodyText"/>
+      </w:pPr>
+      <w:r>
+        <w:t xml:space="preserve">The single most powerful marketing asset a data company can produce is a regular data publication that the industry comes to depend on. Right now, the go-to sources for creator economy data are Influencer Marketing Hub, Creator IQ, and GRIN. None of them has the transactional deal data that DealStage has. A monthly report publishing real deal rates, negotiation trends, brand spend patterns, and emerging category data would become the most-cited creator economy publication within 18 months.</w:t>
+      </w:r>
+    </w:p>
+    <w:p>
+      <w:pPr>
+        <w:pStyle w:val="BodyText"/>
+      </w:pPr>
+      <w:r>
+        <w:rPr>
+          <w:b/>
+          <w:bCs/>
+        </w:rPr>
+        <w:t xml:space="preserve">Report Structure (5 pages maximum)</w:t>
+      </w:r>
+    </w:p>
+    <w:tbl>
+      <w:tblPr>
+        <w:tblStyle w:val="Table"/>
+        <w:tblW w:type="pct" w:w="5000"/>
+        <w:tblLayout w:type="fixed"/>
+        <w:tblLook w:firstRow="1" w:lastRow="0" w:firstColumn="0" w:lastColumn="0" w:noHBand="0" w:noVBand="0" w:val="0020"/>
+      </w:tblPr>
+      <w:tblGrid>
+        <w:gridCol w:w="3960"/>
+        <w:gridCol w:w="3960"/>
+      </w:tblGrid>
+      <w:tr>
+        <w:trPr>
+          <w:tblHeader w:val="on"/>
+        </w:trPr>
+        <w:tc>
+          <w:tcPr/>
+          <w:p>
+            <w:pPr>
+              <w:pStyle w:val="Compact"/>
+            </w:pPr>
+            <w:r>
+              <w:t xml:space="preserve">Section</w:t>
+            </w:r>
+          </w:p>
+        </w:tc>
+        <w:tc>
+          <w:tcPr/>
+          <w:p>
+            <w:pPr>
+              <w:pStyle w:val="Compact"/>
+            </w:pPr>
+            <w:r>
+              <w:t xml:space="preserve">Content</w:t>
+            </w:r>
+          </w:p>
+        </w:tc>
+      </w:tr>
+      <w:tr>
+        <w:tc>
+          <w:tcPr/>
+          <w:p>
+            <w:pPr>
+              <w:pStyle w:val="Compact"/>
+            </w:pPr>
+            <w:r>
+              <w:t xml:space="preserve">1. Average deal rates by creator tier</w:t>
+            </w:r>
+          </w:p>
+        </w:tc>
+        <w:tc>
+          <w:tcPr/>
+          <w:p>
+            <w:pPr>
+              <w:pStyle w:val="Compact"/>
+            </w:pPr>
+            <w:r>
+              <w:t xml:space="preserve">Data by follower band: under 50K, 50K-500K, 500K-2M, 2M+</w:t>
+            </w:r>
+          </w:p>
+        </w:tc>
+      </w:tr>
+      <w:tr>
+        <w:tc>
+          <w:tcPr/>
+          <w:p>
+            <w:pPr>
+              <w:pStyle w:val="Compact"/>
+            </w:pPr>
+            <w:r>
+              <w:t xml:space="preserve">2. Fastest-growing brand categories</w:t>
+            </w:r>
+          </w:p>
+        </w:tc>
+        <w:tc>
+          <w:tcPr/>
+          <w:p>
+            <w:pPr>
+              <w:pStyle w:val="Compact"/>
+            </w:pPr>
+            <w:r>
+              <w:t xml:space="preserve">Month-over-month spend change by industry vertical</w:t>
+            </w:r>
+          </w:p>
+        </w:tc>
+      </w:tr>
+      <w:tr>
+        <w:tc>
+          <w:tcPr/>
+          <w:p>
+            <w:pPr>
+              <w:pStyle w:val="Compact"/>
+            </w:pPr>
+            <w:r>
+              <w:t xml:space="preserve">3. Engagement quality benchmarks by platform</w:t>
+            </w:r>
+          </w:p>
+        </w:tc>
+        <w:tc>
+          <w:tcPr/>
+          <w:p>
+            <w:pPr>
+              <w:pStyle w:val="Compact"/>
+            </w:pPr>
+            <w:r>
+              <w:t xml:space="preserve">Engagement rate benchmarks, deal-correlation data</w:t>
+            </w:r>
+          </w:p>
+        </w:tc>
+      </w:tr>
+      <w:tr>
+        <w:tc>
+          <w:tcPr/>
+          <w:p>
+            <w:pPr>
+              <w:pStyle w:val="Compact"/>
+            </w:pPr>
+            <w:r>
+              <w:t xml:space="preserve">4. Response rate trends for outreach</w:t>
+            </w:r>
+          </w:p>
+        </w:tc>
+        <w:tc>
+          <w:tcPr/>
+          <w:p>
+            <w:pPr>
+              <w:pStyle w:val="Compact"/>
+            </w:pPr>
+            <w:r>
+              <w:t xml:space="preserve">Cold outreach response rates, AI-assisted vs. manual</w:t>
+            </w:r>
+          </w:p>
+        </w:tc>
+      </w:tr>
+      <w:tr>
+        <w:tc>
+          <w:tcPr/>
+          <w:p>
+            <w:pPr>
+              <w:pStyle w:val="Compact"/>
+            </w:pPr>
+            <w:r>
+              <w:t xml:space="preserve">5. Contract term patterns</w:t>
+            </w:r>
+          </w:p>
+        </w:tc>
+        <w:tc>
+          <w:tcPr/>
+          <w:p>
+            <w:pPr>
+              <w:pStyle w:val="Compact"/>
+            </w:pPr>
+            <w:r>
+              <w:t xml:space="preserve">Exclusivity windows, usage rights, payment timing</w:t>
+            </w:r>
+          </w:p>
+        </w:tc>
+      </w:tr>
+      <w:tr>
+        <w:tc>
+          <w:tcPr/>
+          <w:p>
+            <w:pPr>
+              <w:pStyle w:val="Compact"/>
+            </w:pPr>
+            <w:r>
+              <w:t xml:space="preserve">6. Deal closure velocity</w:t>
+            </w:r>
+          </w:p>
+        </w:tc>
+        <w:tc>
+          <w:tcPr/>
+          <w:p>
+            <w:pPr>
+              <w:pStyle w:val="Compact"/>
+            </w:pPr>
+            <w:r>
+              <w:t xml:space="preserve">Average days from first match to signed contract</w:t>
+            </w:r>
+          </w:p>
+        </w:tc>
+      </w:tr>
+      <w:tr>
+        <w:tc>
+          <w:tcPr/>
+          <w:p>
+            <w:pPr>
+              <w:pStyle w:val="Compact"/>
+            </w:pPr>
+            <w:r>
+              <w:t xml:space="preserve">7. Top performing content categories</w:t>
+            </w:r>
+          </w:p>
+        </w:tc>
+        <w:tc>
+          <w:tcPr/>
+          <w:p>
+            <w:pPr>
+              <w:pStyle w:val="Compact"/>
+            </w:pPr>
+            <w:r>
+              <w:t xml:space="preserve">Which creator content types are closing the most deals</w:t>
+            </w:r>
+          </w:p>
+        </w:tc>
+      </w:tr>
+      <w:tr>
+        <w:tc>
+          <w:tcPr/>
+          <w:p>
+            <w:pPr>
+              <w:pStyle w:val="Compact"/>
+            </w:pPr>
+            <w:r>
+              <w:t xml:space="preserve">8. One Surprise Insight</w:t>
+            </w:r>
+          </w:p>
+        </w:tc>
+        <w:tc>
+          <w:tcPr/>
+          <w:p>
+            <w:pPr>
+              <w:pStyle w:val="Compact"/>
+            </w:pPr>
+            <w:r>
+              <w:t xml:space="preserve">The most counterintuitive finding from this month’s data</w:t>
+            </w:r>
+          </w:p>
+        </w:tc>
+      </w:tr>
+    </w:tbl>
+    <w:p>
+      <w:pPr>
+        <w:pStyle w:val="BodyText"/>
+      </w:pPr>
+      <w:r>
+        <w:t xml:space="preserve">All data is anonymized and aggregated from DealStage platform transactions. Individual creator or brand data is never identifiable.</w:t>
+      </w:r>
+    </w:p>
+    <w:p>
+      <w:pPr>
+        <w:pStyle w:val="BodyText"/>
+      </w:pPr>
+      <w:r>
+        <w:rPr>
+          <w:b/>
+          <w:bCs/>
+        </w:rPr>
+        <w:t xml:space="preserve">Publication Cadence</w:t>
+      </w:r>
+    </w:p>
+    <w:p>
+      <w:pPr>
+        <w:pStyle w:val="BodyText"/>
+      </w:pPr>
+      <w:r>
+        <w:t xml:space="preserve">Release: First Tuesday of every month, 8 AM Eastern.</w:t>
+      </w:r>
+    </w:p>
+    <w:p>
+      <w:pPr>
+        <w:pStyle w:val="BodyText"/>
+      </w:pPr>
+      <w:r>
+        <w:t xml:space="preserve">Pre-publication: Day before release, send embargo copy to five journalists who cover the creator economy (The Information, Bloomberg, Forbes, AdAge, Digiday).</w:t>
+      </w:r>
+    </w:p>
+    <w:p>
+      <w:pPr>
+        <w:pStyle w:val="BodyText"/>
+      </w:pPr>
+      <w:r>
+        <w:t xml:space="preserve">Day of release: Publish publicly and pitch the story to 15 additional outlets.</w:t>
+      </w:r>
+    </w:p>
+    <w:p>
+      <w:pPr>
+        <w:pStyle w:val="BodyText"/>
+      </w:pPr>
+      <w:r>
+        <w:rPr>
+          <w:b/>
+          <w:bCs/>
+        </w:rPr>
+        <w:t xml:space="preserve">Success Metrics</w:t>
+      </w:r>
+    </w:p>
+    <w:p>
+      <w:pPr>
+        <w:pStyle w:val="Compact"/>
+        <w:numPr>
+          <w:ilvl w:val="0"/>
+          <w:numId w:val="1118"/>
+        </w:numPr>
+      </w:pPr>
+      <w:r>
+        <w:t xml:space="preserve">Year 1 target: 50 media citations (</w:t>
+      </w:r>
+      <w:r>
+        <w:t xml:space="preserve">“according to DealStage data…”</w:t>
+      </w:r>
+      <w:r>
+        <w:t xml:space="preserve">)</w:t>
+      </w:r>
+    </w:p>
+    <w:p>
+      <w:pPr>
+        <w:pStyle w:val="Compact"/>
+        <w:numPr>
+          <w:ilvl w:val="0"/>
+          <w:numId w:val="1118"/>
+        </w:numPr>
+      </w:pPr>
+      <w:r>
+        <w:t xml:space="preserve">Year 2 target: Become the default citation for creator economy deal data in major business press</w:t>
+      </w:r>
+    </w:p>
+    <w:p>
+      <w:pPr>
+        <w:pStyle w:val="Compact"/>
+        <w:numPr>
+          <w:ilvl w:val="0"/>
+          <w:numId w:val="1118"/>
+        </w:numPr>
+      </w:pPr>
+      <w:r>
+        <w:t xml:space="preserve">Strategic outcome: Every time a journalist writes</w:t>
+      </w:r>
+      <w:r>
+        <w:t xml:space="preserve"> </w:t>
+      </w:r>
+      <w:r>
+        <w:t xml:space="preserve">“according to DealStage data,”</w:t>
+      </w:r>
+      <w:r>
+        <w:t xml:space="preserve"> </w:t>
+      </w:r>
+      <w:r>
+        <w:t xml:space="preserve">DealStage receives a backlink, a credibility signal, and a potential enterprise sales trigger</w:t>
+      </w:r>
+    </w:p>
+    <w:p>
+      <w:r>
+        <w:pict>
+          <v:rect style="width:0;height:1.5pt" o:hralign="center" o:hrstd="t" o:hr="t"/>
+        </w:pict>
+      </w:r>
+    </w:p>
+    <w:bookmarkEnd w:id="195"/>
+    <w:bookmarkEnd w:id="196"/>
+    <w:bookmarkStart w:id="198" w:name="X9104b98d8401c778b71005634bd4a0a06849b5e"/>
+    <w:p>
+      <w:pPr>
+        <w:pStyle w:val="Heading2"/>
+      </w:pPr>
+      <w:r>
+        <w:t xml:space="preserve">[NEW] 3.4 — TikTok Contingency Strategy: Platform-Agnostic Audience Building</w:t>
+      </w:r>
+    </w:p>
+    <w:bookmarkStart w:id="197" w:name="X6846dbe3b3d5e12626491fdc260e6e167d686e0"/>
+    <w:p>
+      <w:pPr>
+        <w:pStyle w:val="Heading3"/>
+      </w:pPr>
+      <w:r>
+        <w:t xml:space="preserve">TikTok Contingency and Platform-Agnostic Audience Strategy</w:t>
+      </w:r>
+    </w:p>
+    <w:p>
+      <w:pPr>
+        <w:pStyle w:val="FirstParagraph"/>
+      </w:pPr>
+      <w:r>
+        <w:rPr>
+          <w:b/>
+          <w:bCs/>
+        </w:rPr>
+        <w:t xml:space="preserve">The Principle</w:t>
+      </w:r>
+    </w:p>
+    <w:p>
+      <w:pPr>
+        <w:pStyle w:val="BodyText"/>
+      </w:pPr>
+      <w:r>
+        <w:t xml:space="preserve">TikTok is treated as the primary short-form channel for as long as it remains available. But DealStage’s audience relationships are built to be platform-independent. A TikTok disruption eliminates growth upside — it does not halt the content business.</w:t>
+      </w:r>
+    </w:p>
+    <w:p>
+      <w:pPr>
+        <w:pStyle w:val="BodyText"/>
+      </w:pPr>
+      <w:r>
+        <w:rPr>
+          <w:b/>
+          <w:bCs/>
+        </w:rPr>
+        <w:t xml:space="preserve">The Platform-Agnostic Approach</w:t>
+      </w:r>
+    </w:p>
+    <w:p>
+      <w:pPr>
+        <w:pStyle w:val="BodyText"/>
+      </w:pPr>
+      <w:r>
+        <w:t xml:space="preserve">For every TikTok clip, publish the identical clip simultaneously on Instagram Reels and YouTube Shorts. The incremental cost is near zero. The Instagram Reels and YouTube Shorts audiences are each independently valuable — and they will not all migrate to the same alternative if TikTok is disrupted.</w:t>
+      </w:r>
+    </w:p>
+    <w:p>
+      <w:pPr>
+        <w:pStyle w:val="BodyText"/>
+      </w:pPr>
+      <w:r>
+        <w:rPr>
+          <w:b/>
+          <w:bCs/>
+        </w:rPr>
+        <w:t xml:space="preserve">The Owned Audience Target</w:t>
+      </w:r>
+    </w:p>
+    <w:p>
+      <w:pPr>
+        <w:pStyle w:val="BodyText"/>
+      </w:pPr>
+      <w:r>
+        <w:t xml:space="preserve">Email subscribers are the most valuable marketing asset because they are platform-independent. Target: 50,000 email subscribers by end of Year 1.</w:t>
+      </w:r>
+    </w:p>
+    <w:p>
+      <w:pPr>
+        <w:pStyle w:val="BodyText"/>
+      </w:pPr>
+      <w:r>
+        <w:t xml:space="preserve">Every piece of content includes a mechanism to capture email addresses:</w:t>
+      </w:r>
+      <w:r>
+        <w:t xml:space="preserve"> </w:t>
+      </w:r>
+      <w:r>
+        <w:t xml:space="preserve">- YouTube end screens:</w:t>
+      </w:r>
+      <w:r>
+        <w:t xml:space="preserve"> </w:t>
+      </w:r>
+      <w:r>
+        <w:t xml:space="preserve">“Get the Deal Data Report free — link in description”</w:t>
+      </w:r>
+      <w:r>
+        <w:t xml:space="preserve"> </w:t>
+      </w:r>
+      <w:r>
+        <w:t xml:space="preserve">- TikTok bio link: DealStage landing page with email capture above the fold</w:t>
+      </w:r>
+      <w:r>
+        <w:t xml:space="preserve"> </w:t>
+      </w:r>
+      <w:r>
+        <w:t xml:space="preserve">- Podcast: verbal CTA to weekly email newsletter at episode open and close</w:t>
+      </w:r>
+      <w:r>
+        <w:t xml:space="preserve"> </w:t>
+      </w:r>
+      <w:r>
+        <w:t xml:space="preserve">- Instagram: story swipe-up to email capture landing page</w:t>
+      </w:r>
+    </w:p>
+    <w:p>
+      <w:pPr>
+        <w:pStyle w:val="BodyText"/>
+      </w:pPr>
+      <w:r>
+        <w:rPr>
+          <w:b/>
+          <w:bCs/>
+        </w:rPr>
+        <w:t xml:space="preserve">Email List Weekly Tracking</w:t>
+      </w:r>
+    </w:p>
+    <w:p>
+      <w:pPr>
+        <w:pStyle w:val="BodyText"/>
+      </w:pPr>
+      <w:r>
+        <w:t xml:space="preserve">Email list growth is tracked on a weekly basis as a leading indicator of owned audience health. The weekly target: 1,000 new email subscribers per week by Month 6. At that rate: 52,000 email subscribers by Month 12.</w:t>
+      </w:r>
+    </w:p>
+    <w:p>
+      <w:pPr>
+        <w:pStyle w:val="BodyText"/>
+      </w:pPr>
+      <w:r>
+        <w:rPr>
+          <w:b/>
+          <w:bCs/>
+        </w:rPr>
+        <w:t xml:space="preserve">The TikTok Shutdown Contingency Plan</w:t>
+      </w:r>
+    </w:p>
+    <w:p>
+      <w:pPr>
+        <w:pStyle w:val="BodyText"/>
+      </w:pPr>
+      <w:r>
+        <w:t xml:space="preserve">If TikTok is banned or severely disrupted:</w:t>
+      </w:r>
+      <w:r>
+        <w:t xml:space="preserve"> </w:t>
+      </w:r>
+      <w:r>
+        <w:t xml:space="preserve">- Immediately redirect all TikTok marketing budget to Instagram Reels and YouTube Shorts</w:t>
+      </w:r>
+      <w:r>
+        <w:t xml:space="preserve"> </w:t>
+      </w:r>
+      <w:r>
+        <w:t xml:space="preserve">- Activate a</w:t>
+      </w:r>
+      <w:r>
+        <w:t xml:space="preserve"> </w:t>
+      </w:r>
+      <w:r>
+        <w:t xml:space="preserve">“Find Us on [Platform]”</w:t>
+      </w:r>
+      <w:r>
+        <w:t xml:space="preserve"> </w:t>
+      </w:r>
+      <w:r>
+        <w:t xml:space="preserve">campaign across all DealStage channels</w:t>
+      </w:r>
+      <w:r>
+        <w:t xml:space="preserve"> </w:t>
+      </w:r>
+      <w:r>
+        <w:t xml:space="preserve">- Email list becomes primary direct audience communication channel</w:t>
+      </w:r>
+      <w:r>
+        <w:t xml:space="preserve"> </w:t>
+      </w:r>
+      <w:r>
+        <w:t xml:space="preserve">- The existing TikTok content archive is migrated to Instagram Reels within 72 hours of disruption</w:t>
+      </w:r>
+    </w:p>
+    <w:p>
+      <w:pPr>
+        <w:pStyle w:val="BodyText"/>
+      </w:pPr>
+      <w:r>
+        <w:t xml:space="preserve">The content business continues. The audience relationship continues. Only the distribution channel changes.</w:t>
+      </w:r>
+    </w:p>
+    <w:p>
+      <w:r>
+        <w:pict>
+          <v:rect style="width:0;height:1.5pt" o:hralign="center" o:hrstd="t" o:hr="t"/>
+        </w:pict>
+      </w:r>
+    </w:p>
+    <w:bookmarkEnd w:id="197"/>
+    <w:bookmarkEnd w:id="198"/>
+    <w:bookmarkStart w:id="200" w:name="X9ef7515f99325462fb4ac6c7d66fba03466ed41"/>
+    <w:p>
+      <w:pPr>
+        <w:pStyle w:val="Heading2"/>
+      </w:pPr>
+      <w:r>
+        <w:t xml:space="preserve">[NEW] 3.5 — Creator Partnership Program: Users as Distribution</w:t>
+      </w:r>
+    </w:p>
+    <w:bookmarkStart w:id="199" w:name="Xa298c721c97236ca3c523250998e1204706621c"/>
+    <w:p>
+      <w:pPr>
+        <w:pStyle w:val="Heading3"/>
+      </w:pPr>
+      <w:r>
+        <w:t xml:space="preserve">The DealStage Creator Partnership Program</w:t>
+      </w:r>
+    </w:p>
+    <w:p>
+      <w:pPr>
+        <w:pStyle w:val="FirstParagraph"/>
+      </w:pPr>
+      <w:r>
+        <w:rPr>
+          <w:b/>
+          <w:bCs/>
+        </w:rPr>
+        <w:t xml:space="preserve">The Insight</w:t>
+      </w:r>
+    </w:p>
+    <w:p>
+      <w:pPr>
+        <w:pStyle w:val="BodyText"/>
+      </w:pPr>
+      <w:r>
+        <w:t xml:space="preserve">DealStage’s most credible marketing voice is not the brand. It is the creator who just closed a $75,000 deal using the platform. Every creator on DealStage has an audience of 50K to 2M people. If 100 creators mention DealStage in a post because they are genuinely excited about a deal they closed, DealStage reaches 5-200 million people for the cost of whatever incentive motivated those posts.</w:t>
+      </w:r>
+    </w:p>
+    <w:p>
+      <w:pPr>
+        <w:pStyle w:val="BodyText"/>
+      </w:pPr>
+      <w:r>
+        <w:rPr>
+          <w:b/>
+          <w:bCs/>
+        </w:rPr>
+        <w:t xml:space="preserve">Three Partnership Tiers</w:t>
+      </w:r>
+    </w:p>
+    <w:p>
+      <w:pPr>
+        <w:pStyle w:val="BodyText"/>
+      </w:pPr>
+      <w:r>
+        <w:rPr>
+          <w:b/>
+          <w:bCs/>
+        </w:rPr>
+        <w:t xml:space="preserve">Tier 1: DealStage Deal Story Partner</w:t>
+      </w:r>
+      <w:r>
+        <w:t xml:space="preserve"> </w:t>
+      </w:r>
+      <w:r>
+        <w:t xml:space="preserve">- Creator shares their DealStage deal story on their own channel with a DealStage link</w:t>
+      </w:r>
+      <w:r>
+        <w:t xml:space="preserve"> </w:t>
+      </w:r>
+      <w:r>
+        <w:t xml:space="preserve">- Compensation: Platform credits + affiliate commission on signups attributed to their content</w:t>
+      </w:r>
+      <w:r>
+        <w:t xml:space="preserve"> </w:t>
+      </w:r>
+      <w:r>
+        <w:t xml:space="preserve">- Commitment: One post or video per deal closed (organic, not scripted)</w:t>
+      </w:r>
+    </w:p>
+    <w:p>
+      <w:pPr>
+        <w:pStyle w:val="BodyText"/>
+      </w:pPr>
+      <w:r>
+        <w:rPr>
+          <w:b/>
+          <w:bCs/>
+        </w:rPr>
+        <w:t xml:space="preserve">Tier 2: DealStage Featured Creator</w:t>
+      </w:r>
+      <w:r>
+        <w:t xml:space="preserve"> </w:t>
+      </w:r>
+      <w:r>
+        <w:t xml:space="preserve">- Creator is featured in a DealStage YouTube episode or podcast segment</w:t>
+      </w:r>
+      <w:r>
+        <w:t xml:space="preserve"> </w:t>
+      </w:r>
+      <w:r>
+        <w:t xml:space="preserve">- Compensation: DealStage Pro subscription (12 months, value $2,988) + revenue share on new trial signups who cite their feature +</w:t>
+      </w:r>
+      <w:r>
+        <w:t xml:space="preserve"> </w:t>
+      </w:r>
+      <w:r>
+        <w:t xml:space="preserve">“DealStage Verified”</w:t>
+      </w:r>
+      <w:r>
+        <w:t xml:space="preserve"> </w:t>
+      </w:r>
+      <w:r>
+        <w:t xml:space="preserve">badge for Instagram bio</w:t>
+      </w:r>
+      <w:r>
+        <w:t xml:space="preserve"> </w:t>
+      </w:r>
+      <w:r>
+        <w:t xml:space="preserve">- Commitment: Participation in filming + permission to use deal story in DealStage marketing</w:t>
+      </w:r>
+    </w:p>
+    <w:p>
+      <w:pPr>
+        <w:pStyle w:val="BodyText"/>
+      </w:pPr>
+      <w:r>
+        <w:rPr>
+          <w:b/>
+          <w:bCs/>
+        </w:rPr>
+        <w:t xml:space="preserve">Tier 3: DealStage Ambassador</w:t>
+      </w:r>
+      <w:r>
+        <w:t xml:space="preserve"> </w:t>
+      </w:r>
+      <w:r>
+        <w:t xml:space="preserve">- Creator commits to monthly mentions of DealStage in their content</w:t>
+      </w:r>
+      <w:r>
+        <w:t xml:space="preserve"> </w:t>
+      </w:r>
+      <w:r>
+        <w:t xml:space="preserve">- Compensation: Platform access for life + quarterly cash bonus based on signup attribution</w:t>
+      </w:r>
+      <w:r>
+        <w:t xml:space="preserve"> </w:t>
+      </w:r>
+      <w:r>
+        <w:t xml:space="preserve">- Commitment: Minimum 1 organic DealStage mention per month, early access to new platform features</w:t>
+      </w:r>
+    </w:p>
+    <w:p>
+      <w:pPr>
+        <w:pStyle w:val="BodyText"/>
+      </w:pPr>
+      <w:r>
+        <w:rPr>
+          <w:b/>
+          <w:bCs/>
+        </w:rPr>
+        <w:t xml:space="preserve">Year 1 Launch Parameters</w:t>
+      </w:r>
+    </w:p>
+    <w:p>
+      <w:pPr>
+        <w:pStyle w:val="Compact"/>
+        <w:numPr>
+          <w:ilvl w:val="0"/>
+          <w:numId w:val="1119"/>
+        </w:numPr>
+      </w:pPr>
+      <w:r>
+        <w:t xml:space="preserve">50 Featured Creator slots, selected from DealStage platform’s highest-scoring talent</w:t>
+      </w:r>
+    </w:p>
+    <w:p>
+      <w:pPr>
+        <w:pStyle w:val="Compact"/>
+        <w:numPr>
+          <w:ilvl w:val="0"/>
+          <w:numId w:val="1119"/>
+        </w:numPr>
+      </w:pPr>
+      <w:r>
+        <w:t xml:space="preserve">Referral mechanic: any creator who refers a new paying subscriber earns 3 months of free platform subscription</w:t>
+      </w:r>
+    </w:p>
+    <w:p>
+      <w:pPr>
+        <w:pStyle w:val="Compact"/>
+        <w:numPr>
+          <w:ilvl w:val="0"/>
+          <w:numId w:val="1119"/>
+        </w:numPr>
+      </w:pPr>
+      <w:r>
+        <w:t xml:space="preserve">Featured creators receive early access to new platform features — creating ongoing post fodder at no additional cost</w:t>
+      </w:r>
+    </w:p>
+    <w:p>
+      <w:r>
+        <w:pict>
+          <v:rect style="width:0;height:1.5pt" o:hralign="center" o:hrstd="t" o:hr="t"/>
+        </w:pict>
+      </w:r>
+    </w:p>
+    <w:bookmarkEnd w:id="199"/>
+    <w:bookmarkEnd w:id="200"/>
+    <w:bookmarkStart w:id="202" w:name="Xa90d634560a38beb0fe141a09d24b2b188bddae"/>
+    <w:p>
+      <w:pPr>
+        <w:pStyle w:val="Heading2"/>
+      </w:pPr>
+      <w:r>
+        <w:t xml:space="preserve">[NEW] 3.6 — Podcast Network Partnership Strategy</w:t>
+      </w:r>
+    </w:p>
+    <w:bookmarkStart w:id="201" w:name="Xfe605a07819a4f5f270eddaa5d7189c3660bfd2"/>
+    <w:p>
+      <w:pPr>
+        <w:pStyle w:val="Heading3"/>
+      </w:pPr>
+      <w:r>
+        <w:t xml:space="preserve">Podcast Network Partnership — Launch at Scale</w:t>
+      </w:r>
+    </w:p>
+    <w:p>
+      <w:pPr>
+        <w:pStyle w:val="FirstParagraph"/>
+      </w:pPr>
+      <w:r>
+        <w:rPr>
+          <w:b/>
+          <w:bCs/>
+        </w:rPr>
+        <w:t xml:space="preserve">The Problem with Organic Podcast Launch</w:t>
+      </w:r>
+    </w:p>
+    <w:p>
+      <w:pPr>
+        <w:pStyle w:val="BodyText"/>
+      </w:pPr>
+      <w:r>
+        <w:t xml:space="preserve">The organic growth curve for a new podcast from zero to 50,000 monthly downloads is typically 12-24 months. DealStage does not have 24 months to build a podcast audience — the podcast needs to be the platform’s #1 user acquisition channel from launch week. The only way to achieve that is to launch with an established distribution partner.</w:t>
+      </w:r>
+    </w:p>
+    <w:p>
+      <w:pPr>
+        <w:pStyle w:val="BodyText"/>
+      </w:pPr>
+      <w:r>
+        <w:rPr>
+          <w:b/>
+          <w:bCs/>
+        </w:rPr>
+        <w:t xml:space="preserve">Three Partnership Structures (Prioritized)</w:t>
+      </w:r>
+    </w:p>
+    <w:p>
+      <w:pPr>
+        <w:pStyle w:val="BodyText"/>
+      </w:pPr>
+      <w:r>
+        <w:rPr>
+          <w:b/>
+          <w:bCs/>
+        </w:rPr>
+        <w:t xml:space="preserve">Option A: Co-Production Deal (Preferred)</w:t>
+      </w:r>
+      <w:r>
+        <w:t xml:space="preserve"> </w:t>
+      </w:r>
+      <w:r>
+        <w:t xml:space="preserve">Network provides studio/production resources + distribution. DealStage provides platform integration + guest access. Revenue split 50/50. DealStage retains platform CTAs and conversion attribution. This is the highest-value structure because it gives DealStage immediate distribution while the network co-invests in quality.</w:t>
+      </w:r>
+    </w:p>
+    <w:p>
+      <w:pPr>
+        <w:pStyle w:val="BodyText"/>
+      </w:pPr>
+      <w:r>
+        <w:rPr>
+          <w:b/>
+          <w:bCs/>
+        </w:rPr>
+        <w:t xml:space="preserve">Option B: Licensing Deal</w:t>
+      </w:r>
+      <w:r>
+        <w:t xml:space="preserve"> </w:t>
+      </w:r>
+      <w:r>
+        <w:t xml:space="preserve">DealStage produces, network distributes. DealStage keeps brand revenue; network keeps distribution data. Lower upfront cost but less distribution muscle than Option A.</w:t>
+      </w:r>
+    </w:p>
+    <w:p>
+      <w:pPr>
+        <w:pStyle w:val="BodyText"/>
+      </w:pPr>
+      <w:r>
+        <w:rPr>
+          <w:b/>
+          <w:bCs/>
+        </w:rPr>
+        <w:t xml:space="preserve">Option C: Exclusive Distribution Deal</w:t>
+      </w:r>
+      <w:r>
+        <w:t xml:space="preserve"> </w:t>
+      </w:r>
+      <w:r>
+        <w:t xml:space="preserve">Network gets platform exclusivity for 12 months. DealStage gets a guaranteed marketing commitment — a specific number of promotional spots in the network’s existing shows (target: 20 cross-promotional spots in the first 90 days).</w:t>
+      </w:r>
+    </w:p>
+    <w:p>
+      <w:pPr>
+        <w:pStyle w:val="BodyText"/>
+      </w:pPr>
+      <w:r>
+        <w:rPr>
+          <w:b/>
+          <w:bCs/>
+        </w:rPr>
+        <w:t xml:space="preserve">Target Networks (Prioritized)</w:t>
+      </w:r>
+    </w:p>
+    <w:p>
+      <w:pPr>
+        <w:numPr>
+          <w:ilvl w:val="0"/>
+          <w:numId w:val="1120"/>
+        </w:numPr>
+      </w:pPr>
+      <w:r>
+        <w:rPr>
+          <w:b/>
+          <w:bCs/>
+        </w:rPr>
+        <w:t xml:space="preserve">Wondery</w:t>
+      </w:r>
+      <w:r>
+        <w:t xml:space="preserve"> </w:t>
+      </w:r>
+      <w:r>
+        <w:t xml:space="preserve">— proven business and entrepreneurship podcast track record (How I Built This, Business Wars). Most relevant audience for DealStage’s creator economy content.</w:t>
+      </w:r>
+    </w:p>
+    <w:p>
+      <w:pPr>
+        <w:numPr>
+          <w:ilvl w:val="0"/>
+          <w:numId w:val="1120"/>
+        </w:numPr>
+      </w:pPr>
+      <w:r>
+        <w:rPr>
+          <w:b/>
+          <w:bCs/>
+        </w:rPr>
+        <w:t xml:space="preserve">iHeart</w:t>
+      </w:r>
+      <w:r>
+        <w:t xml:space="preserve"> </w:t>
+      </w:r>
+      <w:r>
+        <w:t xml:space="preserve">— largest US podcast distribution infrastructure. If reach is the priority over audience quality fit, iHeart is the partner.</w:t>
+      </w:r>
+    </w:p>
+    <w:p>
+      <w:pPr>
+        <w:numPr>
+          <w:ilvl w:val="0"/>
+          <w:numId w:val="1120"/>
+        </w:numPr>
+      </w:pPr>
+      <w:r>
+        <w:rPr>
+          <w:b/>
+          <w:bCs/>
+        </w:rPr>
+        <w:t xml:space="preserve">Spotify Studios</w:t>
+      </w:r>
+      <w:r>
+        <w:t xml:space="preserve"> </w:t>
+      </w:r>
+      <w:r>
+        <w:t xml:space="preserve">— strongest creator economy audience alignment; Spotify’s creator tools make the partnership narrative compelling.</w:t>
+      </w:r>
+    </w:p>
+    <w:p>
+      <w:pPr>
+        <w:pStyle w:val="FirstParagraph"/>
+      </w:pPr>
+      <w:r>
+        <w:rPr>
+          <w:b/>
+          <w:bCs/>
+        </w:rPr>
+        <w:t xml:space="preserve">What DealStage Brings to the Table</w:t>
+      </w:r>
+    </w:p>
+    <w:p>
+      <w:pPr>
+        <w:pStyle w:val="Compact"/>
+        <w:numPr>
+          <w:ilvl w:val="0"/>
+          <w:numId w:val="1121"/>
+        </w:numPr>
+      </w:pPr>
+      <w:r>
+        <w:t xml:space="preserve">Exclusive access to creator deal data no podcast has</w:t>
+      </w:r>
+    </w:p>
+    <w:p>
+      <w:pPr>
+        <w:pStyle w:val="Compact"/>
+        <w:numPr>
+          <w:ilvl w:val="0"/>
+          <w:numId w:val="1121"/>
+        </w:numPr>
+      </w:pPr>
+      <w:r>
+        <w:t xml:space="preserve">Built-in guest pipeline: every DealStage creator is a potential episode subject</w:t>
+      </w:r>
+    </w:p>
+    <w:p>
+      <w:pPr>
+        <w:pStyle w:val="Compact"/>
+        <w:numPr>
+          <w:ilvl w:val="0"/>
+          <w:numId w:val="1121"/>
+        </w:numPr>
+      </w:pPr>
+      <w:r>
+        <w:t xml:space="preserve">TV show as cross-promotion (network partner gets named association with a streaming show)</w:t>
+      </w:r>
+    </w:p>
+    <w:p>
+      <w:pPr>
+        <w:pStyle w:val="Compact"/>
+        <w:numPr>
+          <w:ilvl w:val="0"/>
+          <w:numId w:val="1121"/>
+        </w:numPr>
+      </w:pPr>
+      <w:r>
+        <w:t xml:space="preserve">Platform user base of 100,000+ creators who are the exact audience the network wants to monetize</w:t>
+      </w:r>
+    </w:p>
+    <w:p>
+      <w:r>
+        <w:pict>
+          <v:rect style="width:0;height:1.5pt" o:hralign="center" o:hrstd="t" o:hr="t"/>
+        </w:pict>
+      </w:r>
+    </w:p>
+    <w:bookmarkEnd w:id="201"/>
+    <w:bookmarkEnd w:id="202"/>
+    <w:bookmarkStart w:id="204" w:name="Xaa2040bac89b71171a0170f78f828a0aff5ad58"/>
+    <w:p>
+      <w:pPr>
+        <w:pStyle w:val="Heading2"/>
+      </w:pPr>
+      <w:r>
+        <w:t xml:space="preserve">[NEW] 3.7 — DealStage Certified: Professional Development as B2B Lead Generation</w:t>
+      </w:r>
+    </w:p>
+    <w:bookmarkStart w:id="203" w:name="Xe337f7d37bf960e0f93ab96bf6a6237414df851"/>
+    <w:p>
+      <w:pPr>
+        <w:pStyle w:val="Heading3"/>
+      </w:pPr>
+      <w:r>
+        <w:t xml:space="preserve">DealStage Certified Creator Commerce Specialist</w:t>
+      </w:r>
+    </w:p>
+    <w:p>
+      <w:pPr>
+        <w:pStyle w:val="FirstParagraph"/>
+      </w:pPr>
+      <w:r>
+        <w:rPr>
+          <w:b/>
+          <w:bCs/>
+        </w:rPr>
+        <w:t xml:space="preserve">The Model</w:t>
+      </w:r>
+    </w:p>
+    <w:p>
+      <w:pPr>
+        <w:pStyle w:val="BodyText"/>
+      </w:pPr>
+      <w:r>
+        <w:t xml:space="preserve">HubSpot Academy has generated millions of certified marketers who became HubSpot advocates, product experts, and pipeline sources for HubSpot’s enterprise sales team. DealStage has the same opportunity in the creator economy.</w:t>
+      </w:r>
+    </w:p>
+    <w:p>
+      <w:pPr>
+        <w:pStyle w:val="BodyText"/>
+      </w:pPr>
+      <w:r>
+        <w:rPr>
+          <w:b/>
+          <w:bCs/>
+        </w:rPr>
+        <w:t xml:space="preserve">The Curriculum (4 Modules, Self-Paced)</w:t>
+      </w:r>
+    </w:p>
+    <w:tbl>
+      <w:tblPr>
+        <w:tblStyle w:val="Table"/>
+        <w:tblW w:type="pct" w:w="5000"/>
+        <w:tblLayout w:type="fixed"/>
+        <w:tblLook w:firstRow="1" w:lastRow="0" w:firstColumn="0" w:lastColumn="0" w:noHBand="0" w:noVBand="0" w:val="0020"/>
+      </w:tblPr>
+      <w:tblGrid>
+        <w:gridCol w:w="1712"/>
+        <w:gridCol w:w="1498"/>
+        <w:gridCol w:w="2140"/>
+        <w:gridCol w:w="2568"/>
+      </w:tblGrid>
+      <w:tr>
+        <w:trPr>
+          <w:tblHeader w:val="on"/>
+        </w:trPr>
+        <w:tc>
+          <w:tcPr/>
+          <w:p>
+            <w:pPr>
+              <w:pStyle w:val="Compact"/>
+            </w:pPr>
+            <w:r>
+              <w:t xml:space="preserve">Module</w:t>
+            </w:r>
+          </w:p>
+        </w:tc>
+        <w:tc>
+          <w:tcPr/>
+          <w:p>
+            <w:pPr>
+              <w:pStyle w:val="Compact"/>
+            </w:pPr>
+            <w:r>
+              <w:t xml:space="preserve">Title</w:t>
+            </w:r>
+          </w:p>
+        </w:tc>
+        <w:tc>
+          <w:tcPr/>
+          <w:p>
+            <w:pPr>
+              <w:pStyle w:val="Compact"/>
+            </w:pPr>
+            <w:r>
+              <w:t xml:space="preserve">Duration</w:t>
+            </w:r>
+          </w:p>
+        </w:tc>
+        <w:tc>
+          <w:tcPr/>
+          <w:p>
+            <w:pPr>
+              <w:pStyle w:val="Compact"/>
+            </w:pPr>
+            <w:r>
+              <w:t xml:space="preserve">Assessment</w:t>
+            </w:r>
+          </w:p>
+        </w:tc>
+      </w:tr>
+      <w:tr>
+        <w:tc>
+          <w:tcPr/>
+          <w:p>
+            <w:pPr>
+              <w:pStyle w:val="Compact"/>
+            </w:pPr>
+            <w:r>
+              <w:t xml:space="preserve">Module 1</w:t>
+            </w:r>
+          </w:p>
+        </w:tc>
+        <w:tc>
+          <w:tcPr/>
+          <w:p>
+            <w:pPr>
+              <w:pStyle w:val="Compact"/>
+            </w:pPr>
+            <w:r>
+              <w:t xml:space="preserve">Creator Economy Fundamentals</w:t>
+            </w:r>
+          </w:p>
+        </w:tc>
+        <w:tc>
+          <w:tcPr/>
+          <w:p>
+            <w:pPr>
+              <w:pStyle w:val="Compact"/>
+            </w:pPr>
+            <w:r>
+              <w:t xml:space="preserve">45 min</w:t>
+            </w:r>
+          </w:p>
+        </w:tc>
+        <w:tc>
+          <w:tcPr/>
+          <w:p>
+            <w:pPr>
+              <w:pStyle w:val="Compact"/>
+            </w:pPr>
+            <w:r>
+              <w:t xml:space="preserve">20-question quiz</w:t>
+            </w:r>
+          </w:p>
+        </w:tc>
+      </w:tr>
+      <w:tr>
+        <w:tc>
+          <w:tcPr/>
+          <w:p>
+            <w:pPr>
+              <w:pStyle w:val="Compact"/>
+            </w:pPr>
+            <w:r>
+              <w:t xml:space="preserve">Module 2</w:t>
+            </w:r>
+          </w:p>
+        </w:tc>
+        <w:tc>
+          <w:tcPr/>
+          <w:p>
+            <w:pPr>
+              <w:pStyle w:val="Compact"/>
+            </w:pPr>
+            <w:r>
+              <w:t xml:space="preserve">DealStage Platform Mastery</w:t>
+            </w:r>
+          </w:p>
+        </w:tc>
+        <w:tc>
+          <w:tcPr/>
+          <w:p>
+            <w:pPr>
+              <w:pStyle w:val="Compact"/>
+            </w:pPr>
+            <w:r>
+              <w:t xml:space="preserve">60 min</w:t>
+            </w:r>
+          </w:p>
+        </w:tc>
+        <w:tc>
+          <w:tcPr/>
+          <w:p>
+            <w:pPr>
+              <w:pStyle w:val="Compact"/>
+            </w:pPr>
+            <w:r>
+              <w:t xml:space="preserve">Platform simulation</w:t>
+            </w:r>
+          </w:p>
+        </w:tc>
+      </w:tr>
+      <w:tr>
+        <w:tc>
+          <w:tcPr/>
+          <w:p>
+            <w:pPr>
+              <w:pStyle w:val="Compact"/>
+            </w:pPr>
+            <w:r>
+              <w:t xml:space="preserve">Module 3</w:t>
+            </w:r>
+          </w:p>
+        </w:tc>
+        <w:tc>
+          <w:tcPr/>
+          <w:p>
+            <w:pPr>
+              <w:pStyle w:val="Compact"/>
+            </w:pPr>
+            <w:r>
+              <w:t xml:space="preserve">Negotiation Strategies and Rate-Setting</w:t>
+            </w:r>
+          </w:p>
+        </w:tc>
+        <w:tc>
+          <w:tcPr/>
+          <w:p>
+            <w:pPr>
+              <w:pStyle w:val="Compact"/>
+            </w:pPr>
+            <w:r>
+              <w:t xml:space="preserve">50 min</w:t>
+            </w:r>
+          </w:p>
+        </w:tc>
+        <w:tc>
+          <w:tcPr/>
+          <w:p>
+            <w:pPr>
+              <w:pStyle w:val="Compact"/>
+            </w:pPr>
+            <w:r>
+              <w:t xml:space="preserve">Case study evaluation</w:t>
+            </w:r>
+          </w:p>
+        </w:tc>
+      </w:tr>
+      <w:tr>
+        <w:tc>
+          <w:tcPr/>
+          <w:p>
+            <w:pPr>
+              <w:pStyle w:val="Compact"/>
+            </w:pPr>
+            <w:r>
+              <w:t xml:space="preserve">Module 4</w:t>
+            </w:r>
+          </w:p>
+        </w:tc>
+        <w:tc>
+          <w:tcPr/>
+          <w:p>
+            <w:pPr>
+              <w:pStyle w:val="Compact"/>
+            </w:pPr>
+            <w:r>
+              <w:t xml:space="preserve">Campaign Management and ROI Measurement</w:t>
+            </w:r>
+          </w:p>
+        </w:tc>
+        <w:tc>
+          <w:tcPr/>
+          <w:p>
+            <w:pPr>
+              <w:pStyle w:val="Compact"/>
+            </w:pPr>
+            <w:r>
+              <w:t xml:space="preserve">45 min</w:t>
+            </w:r>
+          </w:p>
+        </w:tc>
+        <w:tc>
+          <w:tcPr/>
+          <w:p>
+            <w:pPr>
+              <w:pStyle w:val="Compact"/>
+            </w:pPr>
+            <w:r>
+              <w:t xml:space="preserve">ROI calculation exercise</w:t>
+            </w:r>
+          </w:p>
+        </w:tc>
+      </w:tr>
+    </w:tbl>
+    <w:p>
+      <w:pPr>
+        <w:pStyle w:val="BodyText"/>
+      </w:pPr>
+      <w:r>
+        <w:t xml:space="preserve">Passing score: 80%+. Certificate issued automatically on pass. LinkedIn certification badge issued automatically via LinkedIn Learning integration.</w:t>
+      </w:r>
+    </w:p>
+    <w:p>
+      <w:pPr>
+        <w:pStyle w:val="BodyText"/>
+      </w:pPr>
+      <w:r>
+        <w:rPr>
+          <w:b/>
+          <w:bCs/>
+        </w:rPr>
+        <w:t xml:space="preserve">Who Takes This</w:t>
+      </w:r>
+    </w:p>
+    <w:p>
+      <w:pPr>
+        <w:pStyle w:val="Compact"/>
+        <w:numPr>
+          <w:ilvl w:val="0"/>
+          <w:numId w:val="1122"/>
+        </w:numPr>
+      </w:pPr>
+      <w:r>
+        <w:t xml:space="preserve">Creators: validates their deal-making skills to brand partners</w:t>
+      </w:r>
+    </w:p>
+    <w:p>
+      <w:pPr>
+        <w:pStyle w:val="Compact"/>
+        <w:numPr>
+          <w:ilvl w:val="0"/>
+          <w:numId w:val="1122"/>
+        </w:numPr>
+      </w:pPr>
+      <w:r>
+        <w:t xml:space="preserve">Brand managers: demonstrates creator partnership competence to employers</w:t>
+      </w:r>
+    </w:p>
+    <w:p>
+      <w:pPr>
+        <w:pStyle w:val="Compact"/>
+        <w:numPr>
+          <w:ilvl w:val="0"/>
+          <w:numId w:val="1122"/>
+        </w:numPr>
+      </w:pPr>
+      <w:r>
+        <w:t xml:space="preserve">Agency account executives: differentiates their team’s capabilities from competitors</w:t>
+      </w:r>
+    </w:p>
+    <w:p>
+      <w:pPr>
+        <w:pStyle w:val="FirstParagraph"/>
+      </w:pPr>
+      <w:r>
+        <w:rPr>
+          <w:b/>
+          <w:bCs/>
+        </w:rPr>
+        <w:t xml:space="preserve">The Corporate Licensing Model</w:t>
+      </w:r>
+    </w:p>
+    <w:p>
+      <w:pPr>
+        <w:pStyle w:val="BodyText"/>
+      </w:pPr>
+      <w:r>
+        <w:t xml:space="preserve">Group certification package: $2,499/year for 10 team members. Agencies buy the certification program before they buy the enterprise subscription. The certification is the trial. At $2,499/year, an agency that certifies its team is already a DealStage paying customer — and will convert to the enterprise subscription at a higher rate than cold outbound leads.</w:t>
+      </w:r>
+    </w:p>
+    <w:p>
+      <w:pPr>
+        <w:pStyle w:val="BodyText"/>
+      </w:pPr>
+      <w:r>
+        <w:rPr>
+          <w:b/>
+          <w:bCs/>
+        </w:rPr>
+        <w:t xml:space="preserve">Year 1 Targets</w:t>
+      </w:r>
+    </w:p>
+    <w:p>
+      <w:pPr>
+        <w:pStyle w:val="Compact"/>
+        <w:numPr>
+          <w:ilvl w:val="0"/>
+          <w:numId w:val="1123"/>
+        </w:numPr>
+      </w:pPr>
+      <w:r>
+        <w:t xml:space="preserve">5,000 certified professionals</w:t>
+      </w:r>
+    </w:p>
+    <w:p>
+      <w:pPr>
+        <w:pStyle w:val="Compact"/>
+        <w:numPr>
+          <w:ilvl w:val="0"/>
+          <w:numId w:val="1123"/>
+        </w:numPr>
+      </w:pPr>
+      <w:r>
+        <w:t xml:space="preserve">50 corporate licenses (500 agency team members certified)</w:t>
+      </w:r>
+    </w:p>
+    <w:p>
+      <w:pPr>
+        <w:pStyle w:val="Compact"/>
+        <w:numPr>
+          <w:ilvl w:val="0"/>
+          <w:numId w:val="1123"/>
+        </w:numPr>
+      </w:pPr>
+      <w:r>
+        <w:t xml:space="preserve">20% of corporate license buyers convert to enterprise subscription within 6 months</w:t>
+      </w:r>
+    </w:p>
+    <w:p>
+      <w:r>
+        <w:pict>
+          <v:rect style="width:0;height:1.5pt" o:hralign="center" o:hrstd="t" o:hr="t"/>
+        </w:pict>
+      </w:r>
+    </w:p>
+    <w:bookmarkEnd w:id="203"/>
+    <w:bookmarkEnd w:id="204"/>
+    <w:bookmarkStart w:id="206" w:name="Xd9506669c993688e914146c32af938ab0d0c698"/>
+    <w:p>
+      <w:pPr>
+        <w:pStyle w:val="Heading2"/>
+      </w:pPr>
+      <w:r>
+        <w:t xml:space="preserve">[NEW] 3.8 — YouTube SEO and Thumbnail Strategy</w:t>
+      </w:r>
+    </w:p>
+    <w:bookmarkStart w:id="205" w:name="youtube-seo-and-thumbnail-system"/>
+    <w:p>
+      <w:pPr>
+        <w:pStyle w:val="Heading3"/>
+      </w:pPr>
+      <w:r>
+        <w:t xml:space="preserve">YouTube SEO and Thumbnail System</w:t>
+      </w:r>
+    </w:p>
+    <w:p>
+      <w:pPr>
+        <w:pStyle w:val="FirstParagraph"/>
+      </w:pPr>
+      <w:r>
+        <w:rPr>
+          <w:b/>
+          <w:bCs/>
+        </w:rPr>
+        <w:t xml:space="preserve">The Title Formula</w:t>
+      </w:r>
+    </w:p>
+    <w:p>
+      <w:pPr>
+        <w:pStyle w:val="BodyText"/>
+      </w:pPr>
+      <w:r>
+        <w:t xml:space="preserve">Every Deal Stage Contenders episode title follows one of three templates:</w:t>
+      </w:r>
+    </w:p>
+    <w:p>
+      <w:pPr>
+        <w:pStyle w:val="Compact"/>
+        <w:numPr>
+          <w:ilvl w:val="0"/>
+          <w:numId w:val="1124"/>
+        </w:numPr>
+      </w:pPr>
+      <w:r>
+        <w:rPr>
+          <w:b/>
+          <w:bCs/>
+        </w:rPr>
+        <w:t xml:space="preserve">Dollar + Time + Emotion:</w:t>
+      </w:r>
+      <w:r>
+        <w:t xml:space="preserve"> </w:t>
+      </w:r>
+      <w:r>
+        <w:rPr>
+          <w:rStyle w:val="VerbatimChar"/>
+        </w:rPr>
+        <w:t xml:space="preserve">$78,000 Deal in 24 Hours — She Never Saw This Coming</w:t>
+      </w:r>
+    </w:p>
+    <w:p>
+      <w:pPr>
+        <w:pStyle w:val="Compact"/>
+        <w:numPr>
+          <w:ilvl w:val="0"/>
+          <w:numId w:val="1124"/>
+        </w:numPr>
+      </w:pPr>
+      <w:r>
+        <w:rPr>
+          <w:b/>
+          <w:bCs/>
+        </w:rPr>
+        <w:t xml:space="preserve">Counterintuitive Outcome:</w:t>
+      </w:r>
+      <w:r>
+        <w:t xml:space="preserve"> </w:t>
+      </w:r>
+      <w:r>
+        <w:rPr>
+          <w:rStyle w:val="VerbatimChar"/>
+        </w:rPr>
+        <w:t xml:space="preserve">She Turned Down $50,000. Here's What She Did Instead.</w:t>
+      </w:r>
+    </w:p>
+    <w:p>
+      <w:pPr>
+        <w:pStyle w:val="Compact"/>
+        <w:numPr>
+          <w:ilvl w:val="0"/>
+          <w:numId w:val="1124"/>
+        </w:numPr>
+      </w:pPr>
+      <w:r>
+        <w:rPr>
+          <w:b/>
+          <w:bCs/>
+        </w:rPr>
+        <w:t xml:space="preserve">AI Reveal:</w:t>
+      </w:r>
+      <w:r>
+        <w:t xml:space="preserve"> </w:t>
+      </w:r>
+      <w:r>
+        <w:rPr>
+          <w:rStyle w:val="VerbatimChar"/>
+        </w:rPr>
+        <w:t xml:space="preserve">The AI Said 97% Match. The Brand Said No. Watch What Happened.</w:t>
+      </w:r>
+    </w:p>
+    <w:p>
+      <w:pPr>
+        <w:pStyle w:val="FirstParagraph"/>
+      </w:pPr>
+      <w:r>
+        <w:t xml:space="preserve">Apply consistently to every episode. Test two title variants per episode and track CTR for the first 48 hours; keep the higher performer.</w:t>
+      </w:r>
+    </w:p>
+    <w:p>
+      <w:pPr>
+        <w:pStyle w:val="BodyText"/>
+      </w:pPr>
+      <w:r>
+        <w:rPr>
+          <w:b/>
+          <w:bCs/>
+        </w:rPr>
+        <w:t xml:space="preserve">The Thumbnail System</w:t>
+      </w:r>
+    </w:p>
+    <w:p>
+      <w:pPr>
+        <w:pStyle w:val="BodyText"/>
+      </w:pPr>
+      <w:r>
+        <w:t xml:space="preserve">Three rotating thumbnail templates:</w:t>
+      </w:r>
+    </w:p>
+    <w:tbl>
+      <w:tblPr>
+        <w:tblStyle w:val="Table"/>
+        <w:tblW w:type="pct" w:w="5000"/>
+        <w:tblLayout w:type="fixed"/>
+        <w:tblLook w:firstRow="1" w:lastRow="0" w:firstColumn="0" w:lastColumn="0" w:noHBand="0" w:noVBand="0" w:val="0020"/>
+      </w:tblPr>
+      <w:tblGrid>
+        <w:gridCol w:w="2640"/>
+        <w:gridCol w:w="2640"/>
+        <w:gridCol w:w="2640"/>
+      </w:tblGrid>
+      <w:tr>
+        <w:trPr>
+          <w:tblHeader w:val="on"/>
+        </w:trPr>
+        <w:tc>
+          <w:tcPr/>
+          <w:p>
+            <w:pPr>
+              <w:pStyle w:val="Compact"/>
+            </w:pPr>
+            <w:r>
+              <w:t xml:space="preserve">Template</w:t>
+            </w:r>
+          </w:p>
+        </w:tc>
+        <w:tc>
+          <w:tcPr/>
+          <w:p>
+            <w:pPr>
+              <w:pStyle w:val="Compact"/>
+            </w:pPr>
+            <w:r>
+              <w:t xml:space="preserve">Elements</w:t>
+            </w:r>
+          </w:p>
+        </w:tc>
+        <w:tc>
+          <w:tcPr/>
+          <w:p>
+            <w:pPr>
+              <w:pStyle w:val="Compact"/>
+            </w:pPr>
+            <w:r>
+              <w:t xml:space="preserve">Rotation</w:t>
+            </w:r>
+          </w:p>
+        </w:tc>
+      </w:tr>
+      <w:tr>
+        <w:tc>
+          <w:tcPr/>
+          <w:p>
+            <w:pPr>
+              <w:pStyle w:val="Compact"/>
+            </w:pPr>
+            <w:r>
+              <w:t xml:space="preserve">A — Creator + Number + Reaction</w:t>
+            </w:r>
+          </w:p>
+        </w:tc>
+        <w:tc>
+          <w:tcPr/>
+          <w:p>
+            <w:pPr>
+              <w:pStyle w:val="Compact"/>
+            </w:pPr>
+            <w:r>
+              <w:t xml:space="preserve">Creator face (emotion), dollar amount (large), DealStage colors</w:t>
+            </w:r>
+          </w:p>
+        </w:tc>
+        <w:tc>
+          <w:tcPr/>
+          <w:p>
+            <w:pPr>
+              <w:pStyle w:val="Compact"/>
+            </w:pPr>
+            <w:r>
+              <w:t xml:space="preserve">Weeks 1, 4, 7…</w:t>
+            </w:r>
+          </w:p>
+        </w:tc>
+      </w:tr>
+      <w:tr>
+        <w:tc>
+          <w:tcPr/>
+          <w:p>
+            <w:pPr>
+              <w:pStyle w:val="Compact"/>
+            </w:pPr>
+            <w:r>
+              <w:t xml:space="preserve">B — AI Interface + Question</w:t>
+            </w:r>
+          </w:p>
+        </w:tc>
+        <w:tc>
+          <w:tcPr/>
+          <w:p>
+            <w:pPr>
+              <w:pStyle w:val="Compact"/>
+            </w:pPr>
+            <w:r>
+              <w:t xml:space="preserve">DealStage platform screenshot, question text overlay, match score visible</w:t>
+            </w:r>
+          </w:p>
+        </w:tc>
+        <w:tc>
+          <w:tcPr/>
+          <w:p>
+            <w:pPr>
+              <w:pStyle w:val="Compact"/>
+            </w:pPr>
+            <w:r>
+              <w:t xml:space="preserve">Weeks 2, 5, 8…</w:t>
+            </w:r>
+          </w:p>
+        </w:tc>
+      </w:tr>
+      <w:tr>
+        <w:tc>
+          <w:tcPr/>
+          <w:p>
+            <w:pPr>
+              <w:pStyle w:val="Compact"/>
+            </w:pPr>
+            <w:r>
+              <w:t xml:space="preserve">C — Brand + Creator + Score</w:t>
+            </w:r>
+          </w:p>
+        </w:tc>
+        <w:tc>
+          <w:tcPr/>
+          <w:p>
+            <w:pPr>
+              <w:pStyle w:val="Compact"/>
+            </w:pPr>
+            <w:r>
+              <w:t xml:space="preserve">Brand logo, creator silhouette, AI match percentage displayed</w:t>
+            </w:r>
+          </w:p>
+        </w:tc>
+        <w:tc>
+          <w:tcPr/>
+          <w:p>
+            <w:pPr>
+              <w:pStyle w:val="Compact"/>
+            </w:pPr>
+            <w:r>
+              <w:t xml:space="preserve">Weeks 3, 6, 9…</w:t>
+            </w:r>
+          </w:p>
+        </w:tc>
+      </w:tr>
+    </w:tbl>
+    <w:p>
+      <w:pPr>
+        <w:pStyle w:val="BodyText"/>
+      </w:pPr>
+      <w:r>
+        <w:t xml:space="preserve">All thumbnails: identical brand fonts, consistent color palette (DealStage brand colors), readable at thumbnail size (minimum 40pt text). Small text at thumbnail size is invisible and kills click-through rate.</w:t>
+      </w:r>
+    </w:p>
+    <w:p>
+      <w:pPr>
+        <w:pStyle w:val="BodyText"/>
+      </w:pPr>
+      <w:r>
+        <w:rPr>
+          <w:b/>
+          <w:bCs/>
+        </w:rPr>
+        <w:t xml:space="preserve">Keyword Targeting — 15 Primary Keywords</w:t>
+      </w:r>
+    </w:p>
+    <w:p>
+      <w:pPr>
+        <w:pStyle w:val="BodyText"/>
+      </w:pPr>
+      <w:r>
+        <w:t xml:space="preserve">Ensure every video title, description, and tag set includes at least 3 of these keywords:</w:t>
+      </w:r>
+    </w:p>
+    <w:p>
+      <w:pPr>
+        <w:pStyle w:val="Compact"/>
+        <w:numPr>
+          <w:ilvl w:val="0"/>
+          <w:numId w:val="1125"/>
+        </w:numPr>
+      </w:pPr>
+      <w:r>
+        <w:t xml:space="preserve">how to get brand deals</w:t>
+      </w:r>
+    </w:p>
+    <w:p>
+      <w:pPr>
+        <w:pStyle w:val="Compact"/>
+        <w:numPr>
+          <w:ilvl w:val="0"/>
+          <w:numId w:val="1125"/>
+        </w:numPr>
+      </w:pPr>
+      <w:r>
+        <w:t xml:space="preserve">influencer marketing how it works</w:t>
+      </w:r>
+    </w:p>
+    <w:p>
+      <w:pPr>
+        <w:pStyle w:val="Compact"/>
+        <w:numPr>
+          <w:ilvl w:val="0"/>
+          <w:numId w:val="1125"/>
+        </w:numPr>
+      </w:pPr>
+      <w:r>
+        <w:t xml:space="preserve">creator economy money</w:t>
+      </w:r>
+    </w:p>
+    <w:p>
+      <w:pPr>
+        <w:pStyle w:val="Compact"/>
+        <w:numPr>
+          <w:ilvl w:val="0"/>
+          <w:numId w:val="1125"/>
+        </w:numPr>
+      </w:pPr>
+      <w:r>
+        <w:t xml:space="preserve">brand deal negotiation</w:t>
+      </w:r>
+    </w:p>
+    <w:p>
+      <w:pPr>
+        <w:pStyle w:val="Compact"/>
+        <w:numPr>
+          <w:ilvl w:val="0"/>
+          <w:numId w:val="1125"/>
+        </w:numPr>
+      </w:pPr>
+      <w:r>
+        <w:t xml:space="preserve">how much do influencers make</w:t>
+      </w:r>
+    </w:p>
+    <w:p>
+      <w:pPr>
+        <w:pStyle w:val="Compact"/>
+        <w:numPr>
+          <w:ilvl w:val="0"/>
+          <w:numId w:val="1125"/>
+        </w:numPr>
+      </w:pPr>
+      <w:r>
+        <w:t xml:space="preserve">how to pitch brands as a creator</w:t>
+      </w:r>
+    </w:p>
+    <w:p>
+      <w:pPr>
+        <w:pStyle w:val="Compact"/>
+        <w:numPr>
+          <w:ilvl w:val="0"/>
+          <w:numId w:val="1125"/>
+        </w:numPr>
+      </w:pPr>
+      <w:r>
+        <w:t xml:space="preserve">creator economy 2026</w:t>
+      </w:r>
+    </w:p>
+    <w:p>
+      <w:pPr>
+        <w:pStyle w:val="Compact"/>
+        <w:numPr>
+          <w:ilvl w:val="0"/>
+          <w:numId w:val="1125"/>
+        </w:numPr>
+      </w:pPr>
+      <w:r>
+        <w:t xml:space="preserve">brand partnership deal</w:t>
+      </w:r>
+    </w:p>
+    <w:p>
+      <w:pPr>
+        <w:pStyle w:val="Compact"/>
+        <w:numPr>
+          <w:ilvl w:val="0"/>
+          <w:numId w:val="1125"/>
+        </w:numPr>
+      </w:pPr>
+      <w:r>
+        <w:t xml:space="preserve">influencer rate negotiation</w:t>
+      </w:r>
+    </w:p>
+    <w:p>
+      <w:pPr>
+        <w:pStyle w:val="Compact"/>
+        <w:numPr>
+          <w:ilvl w:val="0"/>
+          <w:numId w:val="1125"/>
+        </w:numPr>
+      </w:pPr>
+      <w:r>
+        <w:t xml:space="preserve">how to make money as a creator</w:t>
+      </w:r>
+    </w:p>
+    <w:p>
+      <w:pPr>
+        <w:pStyle w:val="Compact"/>
+        <w:numPr>
+          <w:ilvl w:val="0"/>
+          <w:numId w:val="1125"/>
+        </w:numPr>
+      </w:pPr>
+      <w:r>
+        <w:t xml:space="preserve">DealStage platform</w:t>
+      </w:r>
+    </w:p>
+    <w:p>
+      <w:pPr>
+        <w:pStyle w:val="Compact"/>
+        <w:numPr>
+          <w:ilvl w:val="0"/>
+          <w:numId w:val="1125"/>
+        </w:numPr>
+      </w:pPr>
+      <w:r>
+        <w:t xml:space="preserve">AI influencer matching</w:t>
+      </w:r>
+    </w:p>
+    <w:p>
+      <w:pPr>
+        <w:pStyle w:val="Compact"/>
+        <w:numPr>
+          <w:ilvl w:val="0"/>
+          <w:numId w:val="1125"/>
+        </w:numPr>
+      </w:pPr>
+      <w:r>
+        <w:t xml:space="preserve">creator deal stage</w:t>
+      </w:r>
+    </w:p>
+    <w:p>
+      <w:pPr>
+        <w:pStyle w:val="Compact"/>
+        <w:numPr>
+          <w:ilvl w:val="0"/>
+          <w:numId w:val="1125"/>
+        </w:numPr>
+      </w:pPr>
+      <w:r>
+        <w:t xml:space="preserve">brand deal contract</w:t>
+      </w:r>
+    </w:p>
+    <w:p>
+      <w:pPr>
+        <w:pStyle w:val="Compact"/>
+        <w:numPr>
+          <w:ilvl w:val="0"/>
+          <w:numId w:val="1125"/>
+        </w:numPr>
+      </w:pPr>
+      <w:r>
+        <w:t xml:space="preserve">influencer marketing platform</w:t>
+      </w:r>
+    </w:p>
+    <w:p>
+      <w:pPr>
+        <w:pStyle w:val="FirstParagraph"/>
+      </w:pPr>
+      <w:r>
+        <w:t xml:space="preserve">Setup time: 2 hours. Compounding organic traffic benefit: lifetime of the channel.</w:t>
+      </w:r>
+    </w:p>
+    <w:p>
+      <w:r>
+        <w:pict>
+          <v:rect style="width:0;height:1.5pt" o:hralign="center" o:hrstd="t" o:hr="t"/>
+        </w:pict>
+      </w:r>
+    </w:p>
+    <w:bookmarkEnd w:id="205"/>
+    <w:bookmarkEnd w:id="206"/>
+    <w:bookmarkStart w:id="208" w:name="Xd946b264d84ad795415f2328d769eee1b377f4e"/>
+    <w:p>
+      <w:pPr>
+        <w:pStyle w:val="Heading2"/>
+      </w:pPr>
+      <w:r>
+        <w:t xml:space="preserve">[NEW] 3.9 — DealStage Awards: Deal of the Year Annual Event</w:t>
+      </w:r>
+    </w:p>
+    <w:bookmarkStart w:id="207" w:name="Xc72009d3de98f4fac6185e54a9b404fcf50f946"/>
+    <w:p>
+      <w:pPr>
+        <w:pStyle w:val="Heading3"/>
+      </w:pPr>
+      <w:r>
+        <w:t xml:space="preserve">DealStage Awards — Annual Creator Economy Recognition Event</w:t>
+      </w:r>
+    </w:p>
+    <w:p>
+      <w:pPr>
+        <w:pStyle w:val="FirstParagraph"/>
+      </w:pPr>
+      <w:r>
+        <w:rPr>
+          <w:b/>
+          <w:bCs/>
+        </w:rPr>
+        <w:t xml:space="preserve">The Gap This Fills</w:t>
+      </w:r>
+    </w:p>
+    <w:p>
+      <w:pPr>
+        <w:pStyle w:val="BodyText"/>
+      </w:pPr>
+      <w:r>
+        <w:t xml:space="preserve">The creator economy has no awards show. There is no Cannes Lions equivalent for brand-creator partnerships. DealStage is uniquely positioned to fill this gap because it has the transaction data to make awards both credible and defensible — the Best Deal of the Year is not a popularity contest. It is a data-verified outcome.</w:t>
+      </w:r>
+    </w:p>
+    <w:p>
+      <w:pPr>
+        <w:pStyle w:val="BodyText"/>
+      </w:pPr>
+      <w:r>
+        <w:rPr>
+          <w:b/>
+          <w:bCs/>
+        </w:rPr>
+        <w:t xml:space="preserve">8 Award Categories</w:t>
+      </w:r>
+    </w:p>
+    <w:tbl>
+      <w:tblPr>
+        <w:tblStyle w:val="Table"/>
+        <w:tblW w:type="pct" w:w="5000"/>
+        <w:tblLayout w:type="fixed"/>
+        <w:tblLook w:firstRow="1" w:lastRow="0" w:firstColumn="0" w:lastColumn="0" w:noHBand="0" w:noVBand="0" w:val="0020"/>
+      </w:tblPr>
+      <w:tblGrid>
+        <w:gridCol w:w="2132"/>
+        <w:gridCol w:w="5787"/>
+      </w:tblGrid>
+      <w:tr>
+        <w:trPr>
+          <w:tblHeader w:val="on"/>
+        </w:trPr>
+        <w:tc>
+          <w:tcPr/>
+          <w:p>
+            <w:pPr>
+              <w:pStyle w:val="Compact"/>
+            </w:pPr>
+            <w:r>
+              <w:t xml:space="preserve">Award</w:t>
+            </w:r>
+          </w:p>
+        </w:tc>
+        <w:tc>
+          <w:tcPr/>
+          <w:p>
+            <w:pPr>
+              <w:pStyle w:val="Compact"/>
+            </w:pPr>
+            <w:r>
+              <w:t xml:space="preserve">Selection Criteria</w:t>
+            </w:r>
+          </w:p>
+        </w:tc>
+      </w:tr>
+      <w:tr>
+        <w:tc>
+          <w:tcPr/>
+          <w:p>
+            <w:pPr>
+              <w:pStyle w:val="Compact"/>
+            </w:pPr>
+            <w:r>
+              <w:t xml:space="preserve">Best Deal of the Year</w:t>
+            </w:r>
+          </w:p>
+        </w:tc>
+        <w:tc>
+          <w:tcPr/>
+          <w:p>
+            <w:pPr>
+              <w:pStyle w:val="Compact"/>
+            </w:pPr>
+            <w:r>
+              <w:t xml:space="preserve">Highest AI match score to outcome ratio</w:t>
+            </w:r>
+          </w:p>
+        </w:tc>
+      </w:tr>
+      <w:tr>
+        <w:tc>
+          <w:tcPr/>
+          <w:p>
+            <w:pPr>
+              <w:pStyle w:val="Compact"/>
+            </w:pPr>
+            <w:r>
+              <w:t xml:space="preserve">Best Emerging Creator</w:t>
+            </w:r>
+          </w:p>
+        </w:tc>
+        <w:tc>
+          <w:tcPr/>
+          <w:p>
+            <w:pPr>
+              <w:pStyle w:val="Compact"/>
+            </w:pPr>
+            <w:r>
+              <w:t xml:space="preserve">Under 25K followers, highest deal value growth</w:t>
+            </w:r>
+          </w:p>
+        </w:tc>
+      </w:tr>
+      <w:tr>
+        <w:tc>
+          <w:tcPr/>
+          <w:p>
+            <w:pPr>
+              <w:pStyle w:val="Compact"/>
+            </w:pPr>
+            <w:r>
+              <w:t xml:space="preserve">Best Brand Partnership</w:t>
+            </w:r>
+          </w:p>
+        </w:tc>
+        <w:tc>
+          <w:tcPr/>
+          <w:p>
+            <w:pPr>
+              <w:pStyle w:val="Compact"/>
+            </w:pPr>
+            <w:r>
+              <w:t xml:space="preserve">Brand with highest creator engagement quality across all partnerships</w:t>
+            </w:r>
+          </w:p>
+        </w:tc>
+      </w:tr>
+      <w:tr>
+        <w:tc>
+          <w:tcPr/>
+          <w:p>
+            <w:pPr>
+              <w:pStyle w:val="Compact"/>
+            </w:pPr>
+            <w:r>
+              <w:t xml:space="preserve">Best Agency Performance</w:t>
+            </w:r>
+          </w:p>
+        </w:tc>
+        <w:tc>
+          <w:tcPr/>
+          <w:p>
+            <w:pPr>
+              <w:pStyle w:val="Compact"/>
+            </w:pPr>
+            <w:r>
+              <w:t xml:space="preserve">Highest average deal quality across client portfolio</w:t>
+            </w:r>
+          </w:p>
+        </w:tc>
+      </w:tr>
+      <w:tr>
+        <w:tc>
+          <w:tcPr/>
+          <w:p>
+            <w:pPr>
+              <w:pStyle w:val="Compact"/>
+            </w:pPr>
+            <w:r>
+              <w:t xml:space="preserve">Best Negotiation</w:t>
+            </w:r>
+          </w:p>
+        </w:tc>
+        <w:tc>
+          <w:tcPr/>
+          <w:p>
+            <w:pPr>
+              <w:pStyle w:val="Compact"/>
+            </w:pPr>
+            <w:r>
+              <w:t xml:space="preserve">Largest percentage improvement from initial offer to final deal</w:t>
+            </w:r>
+          </w:p>
+        </w:tc>
+      </w:tr>
+      <w:tr>
+        <w:tc>
+          <w:tcPr/>
+          <w:p>
+            <w:pPr>
+              <w:pStyle w:val="Compact"/>
+            </w:pPr>
+            <w:r>
+              <w:t xml:space="preserve">Breakthrough Creator</w:t>
+            </w:r>
+          </w:p>
+        </w:tc>
+        <w:tc>
+          <w:tcPr/>
+          <w:p>
+            <w:pPr>
+              <w:pStyle w:val="Compact"/>
+            </w:pPr>
+            <w:r>
+              <w:t xml:space="preserve">Fastest follower-to-deal pipeline</w:t>
+            </w:r>
+          </w:p>
+        </w:tc>
+      </w:tr>
+      <w:tr>
+        <w:tc>
+          <w:tcPr/>
+          <w:p>
+            <w:pPr>
+              <w:pStyle w:val="Compact"/>
+            </w:pPr>
+            <w:r>
+              <w:t xml:space="preserve">Brand of the Year</w:t>
+            </w:r>
+          </w:p>
+        </w:tc>
+        <w:tc>
+          <w:tcPr/>
+          <w:p>
+            <w:pPr>
+              <w:pStyle w:val="Compact"/>
+            </w:pPr>
+            <w:r>
+              <w:t xml:space="preserve">Most creator partnerships closed on DealStage</w:t>
+            </w:r>
+          </w:p>
+        </w:tc>
+      </w:tr>
+      <w:tr>
+        <w:tc>
+          <w:tcPr/>
+          <w:p>
+            <w:pPr>
+              <w:pStyle w:val="Compact"/>
+            </w:pPr>
+            <w:r>
+              <w:t xml:space="preserve">Platform Impact Award</w:t>
+            </w:r>
+          </w:p>
+        </w:tc>
+        <w:tc>
+          <w:tcPr/>
+          <w:p>
+            <w:pPr>
+              <w:pStyle w:val="Compact"/>
+            </w:pPr>
+            <w:r>
+              <w:t xml:space="preserve">Creator, brand, or agency best exemplifying DealStage’s mission</w:t>
+            </w:r>
+          </w:p>
+        </w:tc>
+      </w:tr>
+    </w:tbl>
+    <w:p>
+      <w:pPr>
+        <w:pStyle w:val="BodyText"/>
+      </w:pPr>
+      <w:r>
+        <w:rPr>
+          <w:b/>
+          <w:bCs/>
+        </w:rPr>
+        <w:t xml:space="preserve">Year 1 Revenue Model</w:t>
+      </w:r>
+    </w:p>
+    <w:tbl>
+      <w:tblPr>
+        <w:tblStyle w:val="Table"/>
+        <w:tblW w:type="auto" w:w="0"/>
+        <w:tblLook w:firstRow="1" w:lastRow="0" w:firstColumn="0" w:lastColumn="0" w:noHBand="0" w:noVBand="0" w:val="0020"/>
+      </w:tblPr>
+      <w:tblGrid>
+        <w:gridCol w:w="2640"/>
+        <w:gridCol w:w="2640"/>
+        <w:gridCol w:w="2640"/>
+      </w:tblGrid>
+      <w:tr>
+        <w:trPr>
+          <w:tblHeader w:val="on"/>
+        </w:trPr>
+        <w:tc>
+          <w:tcPr/>
+          <w:p>
+            <w:pPr>
+              <w:pStyle w:val="Compact"/>
+            </w:pPr>
+            <w:r>
+              <w:t xml:space="preserve">Source</w:t>
+            </w:r>
+          </w:p>
+        </w:tc>
+        <w:tc>
+          <w:tcPr/>
+          <w:p>
+            <w:pPr>
+              <w:pStyle w:val="Compact"/>
+            </w:pPr>
+            <w:r>
+              <w:t xml:space="preserve">Rate</w:t>
+            </w:r>
+          </w:p>
+        </w:tc>
+        <w:tc>
+          <w:tcPr/>
+          <w:p>
+            <w:pPr>
+              <w:pStyle w:val="Compact"/>
+            </w:pPr>
+            <w:r>
+              <w:t xml:space="preserve">Revenue</w:t>
+            </w:r>
+          </w:p>
+        </w:tc>
+      </w:tr>
+      <w:tr>
+        <w:tc>
+          <w:tcPr/>
+          <w:p>
+            <w:pPr>
+              <w:pStyle w:val="Compact"/>
+            </w:pPr>
+            <w:r>
+              <w:t xml:space="preserve">Title sponsor</w:t>
+            </w:r>
+          </w:p>
+        </w:tc>
+        <w:tc>
+          <w:tcPr/>
+          <w:p>
+            <w:pPr>
+              <w:pStyle w:val="Compact"/>
+            </w:pPr>
+            <w:r>
+              <w:t xml:space="preserve">$500K</w:t>
+            </w:r>
+          </w:p>
+        </w:tc>
+        <w:tc>
+          <w:tcPr/>
+          <w:p>
+            <w:pPr>
+              <w:pStyle w:val="Compact"/>
+            </w:pPr>
+            <w:r>
+              <w:t xml:space="preserve">$500K</w:t>
+            </w:r>
+          </w:p>
+        </w:tc>
+      </w:tr>
+      <w:tr>
+        <w:tc>
+          <w:tcPr/>
+          <w:p>
+            <w:pPr>
+              <w:pStyle w:val="Compact"/>
+            </w:pPr>
+            <w:r>
+              <w:t xml:space="preserve">Category sponsors (7 categories)</w:t>
+            </w:r>
+          </w:p>
+        </w:tc>
+        <w:tc>
+          <w:tcPr/>
+          <w:p>
+            <w:pPr>
+              <w:pStyle w:val="Compact"/>
+            </w:pPr>
+            <w:r>
+              <w:t xml:space="preserve">$100K each</w:t>
+            </w:r>
+          </w:p>
+        </w:tc>
+        <w:tc>
+          <w:tcPr/>
+          <w:p>
+            <w:pPr>
+              <w:pStyle w:val="Compact"/>
+            </w:pPr>
+            <w:r>
+              <w:t xml:space="preserve">$700K</w:t>
+            </w:r>
+          </w:p>
+        </w:tc>
+      </w:tr>
+      <w:tr>
+        <w:tc>
+          <w:tcPr/>
+          <w:p>
+            <w:pPr>
+              <w:pStyle w:val="Compact"/>
+            </w:pPr>
+            <w:r>
+              <w:t xml:space="preserve">Live event ticket sales</w:t>
+            </w:r>
+          </w:p>
+        </w:tc>
+        <w:tc>
+          <w:tcPr/>
+          <w:p>
+            <w:pPr>
+              <w:pStyle w:val="Compact"/>
+            </w:pPr>
+            <w:r>
+              <w:t xml:space="preserve">$599 × 500 attendees</w:t>
+            </w:r>
+          </w:p>
+        </w:tc>
+        <w:tc>
+          <w:tcPr/>
+          <w:p>
+            <w:pPr>
+              <w:pStyle w:val="Compact"/>
+            </w:pPr>
+            <w:r>
+              <w:t xml:space="preserve">$299,500</w:t>
+            </w:r>
+          </w:p>
+        </w:tc>
+      </w:tr>
+      <w:tr>
+        <w:tc>
+          <w:tcPr/>
+          <w:p>
+            <w:pPr>
+              <w:pStyle w:val="Compact"/>
+            </w:pPr>
+            <w:r>
+              <w:t xml:space="preserve">Livestream advertising</w:t>
+            </w:r>
+          </w:p>
+        </w:tc>
+        <w:tc>
+          <w:tcPr/>
+          <w:p>
+            <w:pPr>
+              <w:pStyle w:val="Compact"/>
+            </w:pPr>
+            <w:r>
+              <w:t xml:space="preserve">Flat rate</w:t>
+            </w:r>
+          </w:p>
+        </w:tc>
+        <w:tc>
+          <w:tcPr/>
+          <w:p>
+            <w:pPr>
+              <w:pStyle w:val="Compact"/>
+            </w:pPr>
+            <w:r>
+              <w:t xml:space="preserve">$150K</w:t>
+            </w:r>
+          </w:p>
+        </w:tc>
+      </w:tr>
+      <w:tr>
+        <w:tc>
+          <w:tcPr/>
+          <w:p>
+            <w:pPr>
+              <w:pStyle w:val="Compact"/>
+            </w:pPr>
+            <w:r>
+              <w:rPr>
+                <w:b/>
+                <w:bCs/>
+              </w:rPr>
+              <w:t xml:space="preserve">Total Year 1 Awards Revenue</w:t>
+            </w:r>
+          </w:p>
+        </w:tc>
+        <w:tc>
+          <w:tcPr/>
+          <w:p>
+            <w:pPr>
+              <w:pStyle w:val="Compact"/>
+            </w:pPr>
+          </w:p>
+        </w:tc>
+        <w:tc>
+          <w:tcPr/>
+          <w:p>
+            <w:pPr>
+              <w:pStyle w:val="Compact"/>
+            </w:pPr>
+            <w:r>
+              <w:rPr>
+                <w:b/>
+                <w:bCs/>
+              </w:rPr>
+              <w:t xml:space="preserve">~$1.65M</w:t>
+            </w:r>
+          </w:p>
+        </w:tc>
+      </w:tr>
+    </w:tbl>
+    <w:p>
+      <w:pPr>
+        <w:pStyle w:val="BodyText"/>
+      </w:pPr>
+      <w:r>
+        <w:rPr>
+          <w:b/>
+          <w:bCs/>
+        </w:rPr>
+        <w:t xml:space="preserve">Content Activation Calendar</w:t>
+      </w:r>
+    </w:p>
+    <w:p>
+      <w:pPr>
+        <w:pStyle w:val="Compact"/>
+        <w:numPr>
+          <w:ilvl w:val="0"/>
+          <w:numId w:val="1126"/>
+        </w:numPr>
+      </w:pPr>
+      <w:r>
+        <w:t xml:space="preserve">4 weeks pre-event:</w:t>
+      </w:r>
+      <w:r>
+        <w:t xml:space="preserve"> </w:t>
+      </w:r>
+      <w:r>
+        <w:t xml:space="preserve">“Nominees announced”</w:t>
+      </w:r>
+      <w:r>
+        <w:t xml:space="preserve"> </w:t>
+      </w:r>
+      <w:r>
+        <w:t xml:space="preserve">content — daily posts featuring nominee stories</w:t>
+      </w:r>
+    </w:p>
+    <w:p>
+      <w:pPr>
+        <w:pStyle w:val="Compact"/>
+        <w:numPr>
+          <w:ilvl w:val="0"/>
+          <w:numId w:val="1126"/>
+        </w:numPr>
+      </w:pPr>
+      <w:r>
+        <w:t xml:space="preserve">Event day: Livestream on YouTube + DealStage platform</w:t>
+      </w:r>
+    </w:p>
+    <w:p>
+      <w:pPr>
+        <w:pStyle w:val="Compact"/>
+        <w:numPr>
+          <w:ilvl w:val="0"/>
+          <w:numId w:val="1126"/>
+        </w:numPr>
+      </w:pPr>
+      <w:r>
+        <w:t xml:space="preserve">Post-event: Podcast episodes featuring each winner (8 episodes)</w:t>
+      </w:r>
+    </w:p>
+    <w:p>
+      <w:pPr>
+        <w:pStyle w:val="Compact"/>
+        <w:numPr>
+          <w:ilvl w:val="0"/>
+          <w:numId w:val="1126"/>
+        </w:numPr>
+      </w:pPr>
+      <w:r>
+        <w:t xml:space="preserve">4 weeks post-event:</w:t>
+      </w:r>
+      <w:r>
+        <w:t xml:space="preserve"> </w:t>
+      </w:r>
+      <w:r>
+        <w:t xml:space="preserve">“Year in Deals”</w:t>
+      </w:r>
+      <w:r>
+        <w:t xml:space="preserve"> </w:t>
+      </w:r>
+      <w:r>
+        <w:t xml:space="preserve">retrospective report distributed as PR asset</w:t>
+      </w:r>
+    </w:p>
+    <w:p>
+      <w:pPr>
+        <w:pStyle w:val="FirstParagraph"/>
+      </w:pPr>
+      <w:r>
+        <w:t xml:space="preserve">The awards generate content for 8 weeks total (4 before + 4 after), making Q4 DealStage’s highest-engagement period every year.</w:t>
+      </w:r>
+    </w:p>
+    <w:p>
+      <w:r>
+        <w:pict>
+          <v:rect style="width:0;height:1.5pt" o:hralign="center" o:hrstd="t" o:hr="t"/>
+        </w:pict>
+      </w:r>
+    </w:p>
+    <w:bookmarkEnd w:id="207"/>
+    <w:bookmarkEnd w:id="208"/>
+    <w:bookmarkStart w:id="210" w:name="X276f265b805389918277f6b5445031f00aa391c"/>
+    <w:p>
+      <w:pPr>
+        <w:pStyle w:val="Heading2"/>
+      </w:pPr>
+      <w:r>
+        <w:t xml:space="preserve">[NEW] 3.10-SUPPLEMENT — DealStage Creator Economy Index</w:t>
+      </w:r>
+    </w:p>
+    <w:bookmarkStart w:id="209" w:name="Xc473f63395538feb6da2bae1d903df370199370"/>
+    <w:p>
+      <w:pPr>
+        <w:pStyle w:val="Heading3"/>
+      </w:pPr>
+      <w:r>
+        <w:t xml:space="preserve">DealStage Creator Economy Index — A Standalone Data Product Concept</w:t>
+      </w:r>
+    </w:p>
+    <w:p>
+      <w:pPr>
+        <w:pStyle w:val="FirstParagraph"/>
+      </w:pPr>
+      <w:r>
+        <w:rPr>
+          <w:b/>
+          <w:bCs/>
+        </w:rPr>
+        <w:t xml:space="preserve">The Concept</w:t>
+      </w:r>
+    </w:p>
+    <w:p>
+      <w:pPr>
+        <w:pStyle w:val="BodyText"/>
+      </w:pPr>
+      <w:r>
+        <w:t xml:space="preserve">Beyond the monthly</w:t>
+      </w:r>
+      <w:r>
+        <w:t xml:space="preserve"> </w:t>
+      </w:r>
+      <w:r>
+        <w:t xml:space="preserve">“State of Deals”</w:t>
+      </w:r>
+      <w:r>
+        <w:t xml:space="preserve"> </w:t>
+      </w:r>
+      <w:r>
+        <w:t xml:space="preserve">report, DealStage should publish a quarterly Creator Economy Index — a single composite score that tracks the health and momentum of the creator economy’s brand partnership ecosystem.</w:t>
+      </w:r>
+    </w:p>
+    <w:p>
+      <w:pPr>
+        <w:pStyle w:val="BodyText"/>
+      </w:pPr>
+      <w:r>
+        <w:t xml:space="preserve">The Index would track:</w:t>
+      </w:r>
+      <w:r>
+        <w:t xml:space="preserve"> </w:t>
+      </w:r>
+      <w:r>
+        <w:t xml:space="preserve">- Average deal values across creator tiers (month-over-month change)</w:t>
+      </w:r>
+      <w:r>
+        <w:t xml:space="preserve"> </w:t>
+      </w:r>
+      <w:r>
+        <w:t xml:space="preserve">- Brand spend velocity (brands increasing vs. decreasing partnership budgets)</w:t>
+      </w:r>
+      <w:r>
+        <w:t xml:space="preserve"> </w:t>
+      </w:r>
+      <w:r>
+        <w:t xml:space="preserve">- Creator negotiation success rate (percentage of initial offers successfully negotiated upward)</w:t>
+      </w:r>
+      <w:r>
+        <w:t xml:space="preserve"> </w:t>
+      </w:r>
+      <w:r>
+        <w:t xml:space="preserve">- Deal closure velocity (average days from match to signed contract)</w:t>
+      </w:r>
+      <w:r>
+        <w:t xml:space="preserve"> </w:t>
+      </w:r>
+      <w:r>
+        <w:t xml:space="preserve">- Platform confidence score (creator and brand satisfaction composite)</w:t>
+      </w:r>
+    </w:p>
+    <w:p>
+      <w:pPr>
+        <w:pStyle w:val="BodyText"/>
+      </w:pPr>
+      <w:r>
+        <w:rPr>
+          <w:b/>
+          <w:bCs/>
+        </w:rPr>
+        <w:t xml:space="preserve">Why This Matters Strategically</w:t>
+      </w:r>
+    </w:p>
+    <w:p>
+      <w:pPr>
+        <w:pStyle w:val="BodyText"/>
+      </w:pPr>
+      <w:r>
+        <w:t xml:space="preserve">A Bloomberg Terminal for the creator economy. Financial journalists, analysts, and CMOs will cite the DealStage Creator Economy Index in the same way they cite consumer confidence indexes. Every citation is a brand authority signal. Every media pickup is an enterprise sales trigger.</w:t>
+      </w:r>
+    </w:p>
+    <w:p>
+      <w:pPr>
+        <w:pStyle w:val="BodyText"/>
+      </w:pPr>
+      <w:r>
+        <w:rPr>
+          <w:b/>
+          <w:bCs/>
+        </w:rPr>
+        <w:t xml:space="preserve">Target Launch: Q3 Year 1</w:t>
+      </w:r>
+    </w:p>
+    <w:p>
+      <w:pPr>
+        <w:pStyle w:val="BodyText"/>
+      </w:pPr>
+      <w:r>
+        <w:t xml:space="preserve">Quarterly cadence. Distributed as a PDF report, a LinkedIn article, and a podcast episode analyzing the current quarter’s findings.</w:t>
+      </w:r>
+    </w:p>
+    <w:p>
+      <w:r>
+        <w:pict>
+          <v:rect style="width:0;height:1.5pt" o:hralign="center" o:hrstd="t" o:hr="t"/>
+        </w:pict>
+      </w:r>
+    </w:p>
+    <w:bookmarkEnd w:id="209"/>
+    <w:bookmarkEnd w:id="210"/>
+    <w:bookmarkStart w:id="212" w:name="X6916717272cb09bb6d1b2bfe5e0d0afd7b9ff69"/>
+    <w:p>
+      <w:pPr>
+        <w:pStyle w:val="Heading2"/>
+      </w:pPr>
+      <w:r>
+        <w:t xml:space="preserve">[NEW] CROSS-DOC 4 (Digital Plan Section) — Community-First Phase 1.5: Discord Strategy</w:t>
+      </w:r>
+    </w:p>
+    <w:bookmarkStart w:id="211" w:name="Xcd1ba6da765b5aa6868f6c6fb00bfcf7f91105e"/>
+    <w:p>
+      <w:pPr>
+        <w:pStyle w:val="Heading3"/>
+      </w:pPr>
+      <w:r>
+        <w:t xml:space="preserve">Phase 1.5 — Community-First: DealStage Discord Strategy</w:t>
+      </w:r>
+    </w:p>
+    <w:p>
+      <w:pPr>
+        <w:pStyle w:val="FirstParagraph"/>
+      </w:pPr>
+      <w:r>
+        <w:rPr>
+          <w:b/>
+          <w:bCs/>
+        </w:rPr>
+        <w:t xml:space="preserve">Why Phase 1.5</w:t>
+      </w:r>
+    </w:p>
+    <w:p>
+      <w:pPr>
+        <w:pStyle w:val="BodyText"/>
+      </w:pPr>
+      <w:r>
+        <w:t xml:space="preserve">Between the platform launch (Phase 1) and the TV show premiere (Phase 2) is a critical window where DealStage needs engaged users who are active advocates — not just subscribers. A Discord community fills this window by turning early adopters into a community that generates organic content, provides social proof, and serves as a beta testing environment for new platform features.</w:t>
+      </w:r>
+    </w:p>
+    <w:p>
+      <w:pPr>
+        <w:pStyle w:val="BodyText"/>
+      </w:pPr>
+      <w:r>
+        <w:rPr>
+          <w:b/>
+          <w:bCs/>
+        </w:rPr>
+        <w:t xml:space="preserve">Discord Structure</w:t>
+      </w:r>
+    </w:p>
+    <w:tbl>
+      <w:tblPr>
+        <w:tblStyle w:val="Table"/>
+        <w:tblW w:type="pct" w:w="5000"/>
+        <w:tblLayout w:type="fixed"/>
+        <w:tblLook w:firstRow="1" w:lastRow="0" w:firstColumn="0" w:lastColumn="0" w:noHBand="0" w:noVBand="0" w:val="0020"/>
+      </w:tblPr>
+      <w:tblGrid>
+        <w:gridCol w:w="3960"/>
+        <w:gridCol w:w="3960"/>
+      </w:tblGrid>
+      <w:tr>
+        <w:trPr>
+          <w:tblHeader w:val="on"/>
+        </w:trPr>
+        <w:tc>
+          <w:tcPr/>
+          <w:p>
+            <w:pPr>
+              <w:pStyle w:val="Compact"/>
+            </w:pPr>
+            <w:r>
+              <w:t xml:space="preserve">Channel</w:t>
+            </w:r>
+          </w:p>
+        </w:tc>
+        <w:tc>
+          <w:tcPr/>
+          <w:p>
+            <w:pPr>
+              <w:pStyle w:val="Compact"/>
+            </w:pPr>
+            <w:r>
+              <w:t xml:space="preserve">Purpose</w:t>
+            </w:r>
+          </w:p>
+        </w:tc>
+      </w:tr>
+      <w:tr>
+        <w:tc>
+          <w:tcPr/>
+          <w:p>
+            <w:pPr>
+              <w:pStyle w:val="Compact"/>
+            </w:pPr>
+            <w:r>
+              <w:t xml:space="preserve">#deals-closed</w:t>
+            </w:r>
+          </w:p>
+        </w:tc>
+        <w:tc>
+          <w:tcPr/>
+          <w:p>
+            <w:pPr>
+              <w:pStyle w:val="Compact"/>
+            </w:pPr>
+            <w:r>
+              <w:t xml:space="preserve">Members share deals they closed using DealStage (social proof engine)</w:t>
+            </w:r>
+          </w:p>
+        </w:tc>
+      </w:tr>
+      <w:tr>
+        <w:tc>
+          <w:tcPr/>
+          <w:p>
+            <w:pPr>
+              <w:pStyle w:val="Compact"/>
+            </w:pPr>
+            <w:r>
+              <w:t xml:space="preserve">#brand-intel</w:t>
+            </w:r>
+          </w:p>
+        </w:tc>
+        <w:tc>
+          <w:tcPr/>
+          <w:p>
+            <w:pPr>
+              <w:pStyle w:val="Compact"/>
+            </w:pPr>
+            <w:r>
+              <w:t xml:space="preserve">Anonymized brand intel sharing — which brands are actively looking</w:t>
+            </w:r>
+          </w:p>
+        </w:tc>
+      </w:tr>
+      <w:tr>
+        <w:tc>
+          <w:tcPr/>
+          <w:p>
+            <w:pPr>
+              <w:pStyle w:val="Compact"/>
+            </w:pPr>
+            <w:r>
+              <w:t xml:space="preserve">#rate-benchmarks</w:t>
+            </w:r>
+          </w:p>
+        </w:tc>
+        <w:tc>
+          <w:tcPr/>
+          <w:p>
+            <w:pPr>
+              <w:pStyle w:val="Compact"/>
+            </w:pPr>
+            <w:r>
+              <w:t xml:space="preserve">Open rate benchmark discussion moderated by DealStage team</w:t>
+            </w:r>
+          </w:p>
+        </w:tc>
+      </w:tr>
+      <w:tr>
+        <w:tc>
+          <w:tcPr/>
+          <w:p>
+            <w:pPr>
+              <w:pStyle w:val="Compact"/>
+            </w:pPr>
+            <w:r>
+              <w:t xml:space="preserve">#deal-reviews</w:t>
+            </w:r>
+          </w:p>
+        </w:tc>
+        <w:tc>
+          <w:tcPr/>
+          <w:p>
+            <w:pPr>
+              <w:pStyle w:val="Compact"/>
+            </w:pPr>
+            <w:r>
+              <w:t xml:space="preserve">Members share deal terms for community feedback (anonymized)</w:t>
+            </w:r>
+          </w:p>
+        </w:tc>
+      </w:tr>
+      <w:tr>
+        <w:tc>
+          <w:tcPr/>
+          <w:p>
+            <w:pPr>
+              <w:pStyle w:val="Compact"/>
+            </w:pPr>
+            <w:r>
+              <w:t xml:space="preserve">#platform-feedback</w:t>
+            </w:r>
+          </w:p>
+        </w:tc>
+        <w:tc>
+          <w:tcPr/>
+          <w:p>
+            <w:pPr>
+              <w:pStyle w:val="Compact"/>
+            </w:pPr>
+            <w:r>
+              <w:t xml:space="preserve">Direct line to DealStage product team for feature requests</w:t>
+            </w:r>
+          </w:p>
+        </w:tc>
+      </w:tr>
+      <w:tr>
+        <w:tc>
+          <w:tcPr/>
+          <w:p>
+            <w:pPr>
+              <w:pStyle w:val="Compact"/>
+            </w:pPr>
+            <w:r>
+              <w:t xml:space="preserve">#tv-show-insider</w:t>
+            </w:r>
+          </w:p>
+        </w:tc>
+        <w:tc>
+          <w:tcPr/>
+          <w:p>
+            <w:pPr>
+              <w:pStyle w:val="Compact"/>
+            </w:pPr>
+            <w:r>
+              <w:t xml:space="preserve">Early updates, contestant reveal timing, Deal Draft launch info</w:t>
+            </w:r>
+          </w:p>
+        </w:tc>
+      </w:tr>
+    </w:tbl>
+    <w:p>
+      <w:pPr>
+        <w:pStyle w:val="BodyText"/>
+      </w:pPr>
+      <w:r>
+        <w:rPr>
+          <w:b/>
+          <w:bCs/>
+        </w:rPr>
+        <w:t xml:space="preserve">Growth Target</w:t>
+      </w:r>
+    </w:p>
+    <w:p>
+      <w:pPr>
+        <w:pStyle w:val="BodyText"/>
+      </w:pPr>
+      <w:r>
+        <w:t xml:space="preserve">5,000 Discord members by TV show premiere date. These members become the show’s most engaged launch audience — the ones who post about it, drive their audiences to watch, and generate the social proof that converts casual viewers into platform users.</w:t>
+      </w:r>
+    </w:p>
+    <w:p>
+      <w:pPr>
+        <w:pStyle w:val="BodyText"/>
+      </w:pPr>
+      <w:r>
+        <w:rPr>
+          <w:b/>
+          <w:bCs/>
+        </w:rPr>
+        <w:t xml:space="preserve">The Deal Gap Calculator — Community Tool and Podcast Segment</w:t>
+      </w:r>
+    </w:p>
+    <w:p>
+      <w:pPr>
+        <w:pStyle w:val="BodyText"/>
+      </w:pPr>
+      <w:r>
+        <w:t xml:space="preserve">A Deal Gap Calculator is a simple interactive tool (web-based or Discord bot) that answers:</w:t>
+      </w:r>
+      <w:r>
+        <w:t xml:space="preserve"> </w:t>
+      </w:r>
+      <w:r>
+        <w:t xml:space="preserve">“Based on your follower count, engagement rate, and niche, here is what you should be earning in brand deals — and here is the gap between that and what you are currently earning.”</w:t>
+      </w:r>
+    </w:p>
+    <w:p>
+      <w:pPr>
+        <w:pStyle w:val="BodyText"/>
+      </w:pPr>
+      <w:r>
+        <w:t xml:space="preserve">The Deal Gap Calculator:</w:t>
+      </w:r>
+      <w:r>
+        <w:t xml:space="preserve"> </w:t>
+      </w:r>
+      <w:r>
+        <w:t xml:space="preserve">- Drives Discord and platform signups (it requires a DealStage account to get the full calculation)</w:t>
+      </w:r>
+      <w:r>
+        <w:t xml:space="preserve"> </w:t>
+      </w:r>
+      <w:r>
+        <w:t xml:space="preserve">- Powers a recurring podcast segment:</w:t>
+      </w:r>
+      <w:r>
+        <w:t xml:space="preserve"> </w:t>
+      </w:r>
+      <w:r>
+        <w:t xml:space="preserve">“This week’s Deal Gap story — a creator in [niche] with [followers] was leaving $X on the table per year. Here’s what they did.”</w:t>
+      </w:r>
+      <w:r>
+        <w:t xml:space="preserve"> </w:t>
+      </w:r>
+      <w:r>
+        <w:t xml:space="preserve">- Generates social sharing (creators share their Deal Gap number as a hook)</w:t>
+      </w:r>
+      <w:r>
+        <w:t xml:space="preserve"> </w:t>
+      </w:r>
+      <w:r>
+        <w:t xml:space="preserve">- Creates urgency: seeing the gap quantified is more persuasive than any feature description</w:t>
+      </w:r>
+    </w:p>
+    <w:p>
+      <w:r>
+        <w:pict>
+          <v:rect style="width:0;height:1.5pt" o:hralign="center" o:hrstd="t" o:hr="t"/>
+        </w:pict>
+      </w:r>
+    </w:p>
+    <w:p>
+      <w:pPr>
+        <w:pStyle w:val="FirstParagraph"/>
+      </w:pPr>
+      <w:r>
+        <w:rPr>
+          <w:i/>
+          <w:iCs/>
+        </w:rPr>
+        <w:t xml:space="preserve">End of Strategic Additions — DEALSTAGE_DIGITAL_CONTENT_PLAN.md</w:t>
+      </w:r>
+      <w:r>
+        <w:t xml:space="preserve"> </w:t>
+      </w:r>
+      <w:r>
+        <w:rPr>
+          <w:i/>
+          <w:iCs/>
+        </w:rPr>
+        <w:t xml:space="preserve">Applied from: STRATEGIC_SUGGESTIONS_REPORT.md, March 2026</w:t>
+      </w:r>
+      <w:r>
+        <w:t xml:space="preserve"> </w:t>
+      </w:r>
+      <w:r>
+        <w:rPr>
+          <w:i/>
+          <w:iCs/>
+        </w:rPr>
+        <w:t xml:space="preserve">Suggestions applied: 3.1, 3.2, 3.3, 3.4, 3.5, 3.6, 3.7, 3.8, 3.9, 3.10 + Deal Gap Calculator concept + Community-First Phase 1.5 (Discord strategy)</w:t>
+      </w:r>
+    </w:p>
+    <w:bookmarkEnd w:id="211"/>
+    <w:bookmarkEnd w:id="212"/>
+    <w:bookmarkEnd w:id="213"/>
     <w:sectPr>
       <w:footnotePr>
         <w:numRestart w:val="eachSect"/>
@@ -27758,6 +32553,120 @@
     <w:abstractNumId w:val="991"/>
   </w:num>
   <w:num w:numId="1115">
+    <w:abstractNumId w:val="991"/>
+  </w:num>
+  <w:num w:numId="1116">
+    <w:abstractNumId w:val="991"/>
+  </w:num>
+  <w:num w:numId="1117">
+    <w:abstractNumId w:val="991"/>
+  </w:num>
+  <w:num w:numId="1118">
+    <w:abstractNumId w:val="991"/>
+  </w:num>
+  <w:num w:numId="1119">
+    <w:abstractNumId w:val="991"/>
+  </w:num>
+  <w:num w:numId="1120">
+    <w:abstractNumId w:val="99411"/>
+    <w:lvlOverride w:ilvl="0">
+      <w:startOverride w:val="1"/>
+    </w:lvlOverride>
+    <w:lvlOverride w:ilvl="1">
+      <w:startOverride w:val="1"/>
+    </w:lvlOverride>
+    <w:lvlOverride w:ilvl="2">
+      <w:startOverride w:val="1"/>
+    </w:lvlOverride>
+    <w:lvlOverride w:ilvl="3">
+      <w:startOverride w:val="1"/>
+    </w:lvlOverride>
+    <w:lvlOverride w:ilvl="4">
+      <w:startOverride w:val="1"/>
+    </w:lvlOverride>
+    <w:lvlOverride w:ilvl="5">
+      <w:startOverride w:val="1"/>
+    </w:lvlOverride>
+    <w:lvlOverride w:ilvl="6">
+      <w:startOverride w:val="1"/>
+    </w:lvlOverride>
+    <w:lvlOverride w:ilvl="7">
+      <w:startOverride w:val="1"/>
+    </w:lvlOverride>
+    <w:lvlOverride w:ilvl="8">
+      <w:startOverride w:val="1"/>
+    </w:lvlOverride>
+  </w:num>
+  <w:num w:numId="1121">
+    <w:abstractNumId w:val="991"/>
+  </w:num>
+  <w:num w:numId="1122">
+    <w:abstractNumId w:val="991"/>
+  </w:num>
+  <w:num w:numId="1123">
+    <w:abstractNumId w:val="991"/>
+  </w:num>
+  <w:num w:numId="1124">
+    <w:abstractNumId w:val="99411"/>
+    <w:lvlOverride w:ilvl="0">
+      <w:startOverride w:val="1"/>
+    </w:lvlOverride>
+    <w:lvlOverride w:ilvl="1">
+      <w:startOverride w:val="1"/>
+    </w:lvlOverride>
+    <w:lvlOverride w:ilvl="2">
+      <w:startOverride w:val="1"/>
+    </w:lvlOverride>
+    <w:lvlOverride w:ilvl="3">
+      <w:startOverride w:val="1"/>
+    </w:lvlOverride>
+    <w:lvlOverride w:ilvl="4">
+      <w:startOverride w:val="1"/>
+    </w:lvlOverride>
+    <w:lvlOverride w:ilvl="5">
+      <w:startOverride w:val="1"/>
+    </w:lvlOverride>
+    <w:lvlOverride w:ilvl="6">
+      <w:startOverride w:val="1"/>
+    </w:lvlOverride>
+    <w:lvlOverride w:ilvl="7">
+      <w:startOverride w:val="1"/>
+    </w:lvlOverride>
+    <w:lvlOverride w:ilvl="8">
+      <w:startOverride w:val="1"/>
+    </w:lvlOverride>
+  </w:num>
+  <w:num w:numId="1125">
+    <w:abstractNumId w:val="99411"/>
+    <w:lvlOverride w:ilvl="0">
+      <w:startOverride w:val="1"/>
+    </w:lvlOverride>
+    <w:lvlOverride w:ilvl="1">
+      <w:startOverride w:val="1"/>
+    </w:lvlOverride>
+    <w:lvlOverride w:ilvl="2">
+      <w:startOverride w:val="1"/>
+    </w:lvlOverride>
+    <w:lvlOverride w:ilvl="3">
+      <w:startOverride w:val="1"/>
+    </w:lvlOverride>
+    <w:lvlOverride w:ilvl="4">
+      <w:startOverride w:val="1"/>
+    </w:lvlOverride>
+    <w:lvlOverride w:ilvl="5">
+      <w:startOverride w:val="1"/>
+    </w:lvlOverride>
+    <w:lvlOverride w:ilvl="6">
+      <w:startOverride w:val="1"/>
+    </w:lvlOverride>
+    <w:lvlOverride w:ilvl="7">
+      <w:startOverride w:val="1"/>
+    </w:lvlOverride>
+    <w:lvlOverride w:ilvl="8">
+      <w:startOverride w:val="1"/>
+    </w:lvlOverride>
+  </w:num>
+  <w:num w:numId="1126">
     <w:abstractNumId w:val="991"/>
   </w:num>
 </w:numbering>
